--- a/10-应急管理/运行记录类文件/100205-天津港引航中心引航信息系统及设备维护项目-应急演练记录.docx
+++ b/10-应急管理/运行记录类文件/100205-天津港引航中心引航信息系统及设备维护项目-应急演练记录.docx
@@ -126,8 +126,8 @@
           <w:lang w:eastAsia="zh-CN"/>
         </w:rPr>
       </w:pPr>
-      <w:bookmarkStart w:id="0" w:name="_Toc20834"/>
-      <w:bookmarkStart w:id="1" w:name="_Toc8156"/>
+      <w:bookmarkStart w:id="0" w:name="_Toc8156"/>
+      <w:bookmarkStart w:id="1" w:name="_Toc20834"/>
       <w:r>
         <w:rPr>
           <w:lang w:eastAsia="zh-CN"/>
@@ -401,9 +401,18 @@
             <w:r>
               <w:rPr>
                 <w:rFonts w:hint="eastAsia"/>
+                <w:lang w:val="en-US" w:eastAsia="zh-CN"/>
+              </w:rPr>
+              <w:t>审核</w:t>
+            </w:r>
+            <w:bookmarkStart w:id="16" w:name="_GoBack"/>
+            <w:bookmarkEnd w:id="16"/>
+            <w:r>
+              <w:rPr>
+                <w:rFonts w:hint="eastAsia"/>
                 <w:lang w:eastAsia="zh-CN"/>
               </w:rPr>
-              <w:t>编制时间</w:t>
+              <w:t>时间</w:t>
             </w:r>
             <w:r>
               <w:rPr>
@@ -1650,8 +1659,6 @@
               <w:tab w:val="right" w:leader="dot" w:pos="8306"/>
             </w:tabs>
           </w:pPr>
-          <w:bookmarkStart w:id="16" w:name="_GoBack"/>
-          <w:bookmarkEnd w:id="16"/>
           <w:r>
             <w:rPr>
               <w:rFonts w:hint="eastAsia" w:ascii="宋体" w:hAnsi="宋体" w:eastAsia="宋体" w:cs="宋体"/>
@@ -2435,8 +2442,8 @@
         <w:pStyle w:val="28"/>
         <w:bidi w:val="0"/>
       </w:pPr>
-      <w:bookmarkStart w:id="6" w:name="heading_2"/>
-      <w:bookmarkStart w:id="7" w:name="_Toc24495"/>
+      <w:bookmarkStart w:id="6" w:name="_Toc24495"/>
+      <w:bookmarkStart w:id="7" w:name="heading_2"/>
       <w:r>
         <w:t>演练过程实录</w:t>
       </w:r>
@@ -2445,6 +2452,7 @@
     </w:p>
     <w:tbl>
       <w:tblPr>
+        <w:tblStyle w:val="20"/>
         <w:tblW w:w="8522" w:type="dxa"/>
         <w:jc w:val="center"/>
         <w:tblBorders>
@@ -2480,7 +2488,6 @@
             <w:insideH w:val="none" w:color="auto" w:sz="0" w:space="0"/>
             <w:insideV w:val="none" w:color="auto" w:sz="0" w:space="0"/>
           </w:tblBorders>
-          <w:shd w:val="clear" w:color="auto" w:fill="auto"/>
           <w:tblCellMar>
             <w:top w:w="15" w:type="dxa"/>
             <w:left w:w="15" w:type="dxa"/>
@@ -2547,7 +2554,6 @@
                 <w:kern w:val="0"/>
                 <w:sz w:val="18"/>
                 <w:szCs w:val="18"/>
-                <w:bdr w:val="none" w:color="auto" w:sz="0" w:space="0"/>
                 <w:lang w:val="en-US" w:eastAsia="zh-CN" w:bidi="ar"/>
               </w:rPr>
               <w:t>时间</w:t>
@@ -2608,7 +2614,6 @@
                 <w:kern w:val="0"/>
                 <w:sz w:val="18"/>
                 <w:szCs w:val="18"/>
-                <w:bdr w:val="none" w:color="auto" w:sz="0" w:space="0"/>
                 <w:lang w:val="en-US" w:eastAsia="zh-CN" w:bidi="ar"/>
               </w:rPr>
               <w:t>阶段/场景</w:t>
@@ -2669,7 +2674,6 @@
                 <w:kern w:val="0"/>
                 <w:sz w:val="18"/>
                 <w:szCs w:val="18"/>
-                <w:bdr w:val="none" w:color="auto" w:sz="0" w:space="0"/>
                 <w:lang w:val="en-US" w:eastAsia="zh-CN" w:bidi="ar"/>
               </w:rPr>
               <w:t>关键活动与沟通记录</w:t>
@@ -2730,10 +2734,2459 @@
                 <w:kern w:val="0"/>
                 <w:sz w:val="18"/>
                 <w:szCs w:val="18"/>
-                <w:bdr w:val="none" w:color="auto" w:sz="0" w:space="0"/>
                 <w:lang w:val="en-US" w:eastAsia="zh-CN" w:bidi="ar"/>
               </w:rPr>
               <w:t>执行人/报告人</w:t>
+            </w:r>
+          </w:p>
+        </w:tc>
+      </w:tr>
+      <w:tr>
+        <w:tblPrEx>
+          <w:tblBorders>
+            <w:top w:val="none" w:color="auto" w:sz="0" w:space="0"/>
+            <w:left w:val="none" w:color="auto" w:sz="0" w:space="0"/>
+            <w:bottom w:val="none" w:color="auto" w:sz="0" w:space="0"/>
+            <w:right w:val="none" w:color="auto" w:sz="0" w:space="0"/>
+            <w:insideH w:val="none" w:color="auto" w:sz="0" w:space="0"/>
+            <w:insideV w:val="none" w:color="auto" w:sz="0" w:space="0"/>
+          </w:tblBorders>
+          <w:tblCellMar>
+            <w:top w:w="15" w:type="dxa"/>
+            <w:left w:w="15" w:type="dxa"/>
+            <w:bottom w:w="15" w:type="dxa"/>
+            <w:right w:w="15" w:type="dxa"/>
+          </w:tblCellMar>
+        </w:tblPrEx>
+        <w:trPr>
+          <w:trHeight w:val="0" w:hRule="atLeast"/>
+          <w:jc w:val="center"/>
+        </w:trPr>
+        <w:tc>
+          <w:tcPr>
+            <w:tcW w:w="1183" w:type="dxa"/>
+            <w:tcBorders>
+              <w:top w:val="single" w:color="auto" w:sz="4" w:space="0"/>
+              <w:left w:val="single" w:color="auto" w:sz="12" w:space="0"/>
+              <w:bottom w:val="nil"/>
+              <w:right w:val="nil"/>
+            </w:tcBorders>
+            <w:shd w:val="clear" w:color="auto" w:fill="auto"/>
+            <w:noWrap w:val="0"/>
+            <w:tcMar>
+              <w:top w:w="120" w:type="dxa"/>
+              <w:left w:w="-1" w:type="dxa"/>
+              <w:bottom w:w="120" w:type="dxa"/>
+              <w:right w:w="192" w:type="dxa"/>
+            </w:tcMar>
+            <w:vAlign w:val="center"/>
+          </w:tcPr>
+          <w:p>
+            <w:pPr>
+              <w:keepNext w:val="0"/>
+              <w:keepLines w:val="0"/>
+              <w:widowControl/>
+              <w:suppressLineNumbers w:val="0"/>
+              <w:snapToGrid w:val="0"/>
+              <w:spacing w:line="240" w:lineRule="auto"/>
+              <w:ind w:left="0" w:leftChars="0" w:right="0" w:rightChars="0" w:firstLine="0" w:firstLineChars="0"/>
+              <w:jc w:val="center"/>
+              <w:rPr>
+                <w:rFonts w:hint="default" w:ascii="Segoe UI" w:hAnsi="Segoe UI" w:eastAsia="Segoe UI" w:cs="Segoe UI"/>
+                <w:i w:val="0"/>
+                <w:iCs w:val="0"/>
+                <w:caps w:val="0"/>
+                <w:color w:val="0F1115"/>
+                <w:spacing w:val="0"/>
+                <w:sz w:val="18"/>
+                <w:szCs w:val="18"/>
+              </w:rPr>
+            </w:pPr>
+            <w:r>
+              <w:rPr>
+                <w:rFonts w:hint="default" w:ascii="Segoe UI" w:hAnsi="Segoe UI" w:eastAsia="Segoe UI" w:cs="Segoe UI"/>
+                <w:b/>
+                <w:bCs/>
+                <w:i w:val="0"/>
+                <w:iCs w:val="0"/>
+                <w:caps w:val="0"/>
+                <w:snapToGrid w:val="0"/>
+                <w:color w:val="000000"/>
+                <w:spacing w:val="0"/>
+                <w:kern w:val="0"/>
+                <w:sz w:val="18"/>
+                <w:szCs w:val="18"/>
+                <w:lang w:val="en-US" w:eastAsia="zh-CN" w:bidi="ar"/>
+              </w:rPr>
+              <w:t>14:00</w:t>
+            </w:r>
+          </w:p>
+        </w:tc>
+        <w:tc>
+          <w:tcPr>
+            <w:tcW w:w="1318" w:type="dxa"/>
+            <w:tcBorders>
+              <w:top w:val="single" w:color="auto" w:sz="4" w:space="0"/>
+              <w:left w:val="single" w:color="auto" w:sz="4" w:space="0"/>
+              <w:bottom w:val="nil"/>
+              <w:right w:val="nil"/>
+            </w:tcBorders>
+            <w:shd w:val="clear" w:color="auto" w:fill="auto"/>
+            <w:noWrap w:val="0"/>
+            <w:tcMar>
+              <w:top w:w="120" w:type="dxa"/>
+              <w:left w:w="192" w:type="dxa"/>
+              <w:bottom w:w="120" w:type="dxa"/>
+              <w:right w:w="192" w:type="dxa"/>
+            </w:tcMar>
+            <w:vAlign w:val="center"/>
+          </w:tcPr>
+          <w:p>
+            <w:pPr>
+              <w:keepNext w:val="0"/>
+              <w:keepLines w:val="0"/>
+              <w:widowControl/>
+              <w:suppressLineNumbers w:val="0"/>
+              <w:snapToGrid w:val="0"/>
+              <w:spacing w:line="240" w:lineRule="auto"/>
+              <w:ind w:left="0" w:leftChars="0" w:right="0" w:rightChars="0" w:firstLine="0" w:firstLineChars="0"/>
+              <w:jc w:val="center"/>
+              <w:rPr>
+                <w:rFonts w:hint="default" w:ascii="Segoe UI" w:hAnsi="Segoe UI" w:eastAsia="Segoe UI" w:cs="Segoe UI"/>
+                <w:i w:val="0"/>
+                <w:iCs w:val="0"/>
+                <w:caps w:val="0"/>
+                <w:color w:val="0F1115"/>
+                <w:spacing w:val="0"/>
+                <w:sz w:val="18"/>
+                <w:szCs w:val="18"/>
+              </w:rPr>
+            </w:pPr>
+            <w:r>
+              <w:rPr>
+                <w:rFonts w:hint="default" w:ascii="Segoe UI" w:hAnsi="Segoe UI" w:eastAsia="Segoe UI" w:cs="Segoe UI"/>
+                <w:i w:val="0"/>
+                <w:iCs w:val="0"/>
+                <w:caps w:val="0"/>
+                <w:snapToGrid w:val="0"/>
+                <w:color w:val="000000"/>
+                <w:spacing w:val="0"/>
+                <w:kern w:val="0"/>
+                <w:sz w:val="18"/>
+                <w:szCs w:val="18"/>
+                <w:lang w:val="en-US" w:eastAsia="zh-CN" w:bidi="ar"/>
+              </w:rPr>
+              <w:t>演练启动</w:t>
+            </w:r>
+          </w:p>
+        </w:tc>
+        <w:tc>
+          <w:tcPr>
+            <w:tcW w:w="4249" w:type="dxa"/>
+            <w:tcBorders>
+              <w:top w:val="single" w:color="auto" w:sz="4" w:space="0"/>
+              <w:left w:val="single" w:color="auto" w:sz="4" w:space="0"/>
+              <w:bottom w:val="nil"/>
+              <w:right w:val="nil"/>
+            </w:tcBorders>
+            <w:shd w:val="clear" w:color="auto" w:fill="auto"/>
+            <w:noWrap w:val="0"/>
+            <w:tcMar>
+              <w:top w:w="120" w:type="dxa"/>
+              <w:left w:w="192" w:type="dxa"/>
+              <w:bottom w:w="120" w:type="dxa"/>
+              <w:right w:w="192" w:type="dxa"/>
+            </w:tcMar>
+            <w:vAlign w:val="center"/>
+          </w:tcPr>
+          <w:p>
+            <w:pPr>
+              <w:keepNext w:val="0"/>
+              <w:keepLines w:val="0"/>
+              <w:widowControl/>
+              <w:suppressLineNumbers w:val="0"/>
+              <w:snapToGrid w:val="0"/>
+              <w:spacing w:line="240" w:lineRule="auto"/>
+              <w:ind w:left="0" w:leftChars="0" w:right="0" w:rightChars="0" w:firstLine="0" w:firstLineChars="0"/>
+              <w:jc w:val="left"/>
+              <w:rPr>
+                <w:rFonts w:hint="default" w:ascii="Segoe UI" w:hAnsi="Segoe UI" w:eastAsia="Segoe UI" w:cs="Segoe UI"/>
+                <w:i w:val="0"/>
+                <w:iCs w:val="0"/>
+                <w:caps w:val="0"/>
+                <w:color w:val="0F1115"/>
+                <w:spacing w:val="0"/>
+                <w:sz w:val="18"/>
+                <w:szCs w:val="18"/>
+              </w:rPr>
+            </w:pPr>
+            <w:r>
+              <w:rPr>
+                <w:rFonts w:hint="default" w:ascii="Segoe UI" w:hAnsi="Segoe UI" w:eastAsia="Segoe UI" w:cs="Segoe UI"/>
+                <w:i w:val="0"/>
+                <w:iCs w:val="0"/>
+                <w:caps w:val="0"/>
+                <w:snapToGrid w:val="0"/>
+                <w:color w:val="000000"/>
+                <w:spacing w:val="0"/>
+                <w:kern w:val="0"/>
+                <w:sz w:val="18"/>
+                <w:szCs w:val="18"/>
+                <w:lang w:val="en-US" w:eastAsia="zh-CN" w:bidi="ar"/>
+              </w:rPr>
+              <w:t>总指挥宣布演练开始：“引航信息系统AIS接口服务故障应急演练现在开始，各小组就位。”</w:t>
+            </w:r>
+          </w:p>
+        </w:tc>
+        <w:tc>
+          <w:tcPr>
+            <w:tcW w:w="1772" w:type="dxa"/>
+            <w:tcBorders>
+              <w:top w:val="single" w:color="auto" w:sz="4" w:space="0"/>
+              <w:left w:val="single" w:color="auto" w:sz="4" w:space="0"/>
+              <w:bottom w:val="nil"/>
+              <w:right w:val="single" w:color="auto" w:sz="12" w:space="0"/>
+            </w:tcBorders>
+            <w:shd w:val="clear" w:color="auto" w:fill="auto"/>
+            <w:noWrap w:val="0"/>
+            <w:tcMar>
+              <w:top w:w="120" w:type="dxa"/>
+              <w:left w:w="192" w:type="dxa"/>
+              <w:bottom w:w="120" w:type="dxa"/>
+              <w:right w:w="-1" w:type="dxa"/>
+            </w:tcMar>
+            <w:vAlign w:val="center"/>
+          </w:tcPr>
+          <w:p>
+            <w:pPr>
+              <w:keepNext w:val="0"/>
+              <w:keepLines w:val="0"/>
+              <w:widowControl/>
+              <w:suppressLineNumbers w:val="0"/>
+              <w:snapToGrid w:val="0"/>
+              <w:spacing w:line="240" w:lineRule="auto"/>
+              <w:ind w:left="0" w:leftChars="0" w:right="0" w:rightChars="0" w:firstLine="0" w:firstLineChars="0"/>
+              <w:jc w:val="left"/>
+              <w:rPr>
+                <w:rFonts w:hint="default" w:ascii="Segoe UI" w:hAnsi="Segoe UI" w:eastAsia="Segoe UI" w:cs="Segoe UI"/>
+                <w:i w:val="0"/>
+                <w:iCs w:val="0"/>
+                <w:caps w:val="0"/>
+                <w:color w:val="0F1115"/>
+                <w:spacing w:val="0"/>
+                <w:sz w:val="18"/>
+                <w:szCs w:val="18"/>
+              </w:rPr>
+            </w:pPr>
+            <w:r>
+              <w:rPr>
+                <w:rFonts w:hint="default" w:ascii="Segoe UI" w:hAnsi="Segoe UI" w:eastAsia="Segoe UI" w:cs="Segoe UI"/>
+                <w:i w:val="0"/>
+                <w:iCs w:val="0"/>
+                <w:caps w:val="0"/>
+                <w:snapToGrid w:val="0"/>
+                <w:color w:val="000000"/>
+                <w:spacing w:val="0"/>
+                <w:kern w:val="0"/>
+                <w:sz w:val="18"/>
+                <w:szCs w:val="18"/>
+                <w:lang w:val="en-US" w:eastAsia="zh-CN" w:bidi="ar"/>
+              </w:rPr>
+              <w:t>总指挥（常海霞）</w:t>
+            </w:r>
+          </w:p>
+        </w:tc>
+      </w:tr>
+      <w:tr>
+        <w:tblPrEx>
+          <w:tblBorders>
+            <w:top w:val="none" w:color="auto" w:sz="0" w:space="0"/>
+            <w:left w:val="none" w:color="auto" w:sz="0" w:space="0"/>
+            <w:bottom w:val="none" w:color="auto" w:sz="0" w:space="0"/>
+            <w:right w:val="none" w:color="auto" w:sz="0" w:space="0"/>
+            <w:insideH w:val="none" w:color="auto" w:sz="0" w:space="0"/>
+            <w:insideV w:val="none" w:color="auto" w:sz="0" w:space="0"/>
+          </w:tblBorders>
+          <w:tblCellMar>
+            <w:top w:w="15" w:type="dxa"/>
+            <w:left w:w="15" w:type="dxa"/>
+            <w:bottom w:w="15" w:type="dxa"/>
+            <w:right w:w="15" w:type="dxa"/>
+          </w:tblCellMar>
+        </w:tblPrEx>
+        <w:trPr>
+          <w:trHeight w:val="0" w:hRule="atLeast"/>
+          <w:jc w:val="center"/>
+        </w:trPr>
+        <w:tc>
+          <w:tcPr>
+            <w:tcW w:w="1183" w:type="dxa"/>
+            <w:tcBorders>
+              <w:top w:val="single" w:color="auto" w:sz="4" w:space="0"/>
+              <w:left w:val="single" w:color="auto" w:sz="12" w:space="0"/>
+              <w:bottom w:val="nil"/>
+              <w:right w:val="nil"/>
+            </w:tcBorders>
+            <w:shd w:val="clear" w:color="auto" w:fill="auto"/>
+            <w:noWrap w:val="0"/>
+            <w:tcMar>
+              <w:top w:w="120" w:type="dxa"/>
+              <w:left w:w="-1" w:type="dxa"/>
+              <w:bottom w:w="120" w:type="dxa"/>
+              <w:right w:w="192" w:type="dxa"/>
+            </w:tcMar>
+            <w:vAlign w:val="center"/>
+          </w:tcPr>
+          <w:p>
+            <w:pPr>
+              <w:keepNext w:val="0"/>
+              <w:keepLines w:val="0"/>
+              <w:widowControl/>
+              <w:suppressLineNumbers w:val="0"/>
+              <w:snapToGrid w:val="0"/>
+              <w:spacing w:line="240" w:lineRule="auto"/>
+              <w:ind w:left="0" w:leftChars="0" w:right="0" w:rightChars="0" w:firstLine="0" w:firstLineChars="0"/>
+              <w:jc w:val="center"/>
+              <w:rPr>
+                <w:rFonts w:hint="default" w:ascii="Segoe UI" w:hAnsi="Segoe UI" w:eastAsia="Segoe UI" w:cs="Segoe UI"/>
+                <w:i w:val="0"/>
+                <w:iCs w:val="0"/>
+                <w:caps w:val="0"/>
+                <w:color w:val="0F1115"/>
+                <w:spacing w:val="0"/>
+                <w:sz w:val="18"/>
+                <w:szCs w:val="18"/>
+              </w:rPr>
+            </w:pPr>
+            <w:r>
+              <w:rPr>
+                <w:rFonts w:hint="default" w:ascii="Segoe UI" w:hAnsi="Segoe UI" w:eastAsia="Segoe UI" w:cs="Segoe UI"/>
+                <w:b/>
+                <w:bCs/>
+                <w:i w:val="0"/>
+                <w:iCs w:val="0"/>
+                <w:caps w:val="0"/>
+                <w:snapToGrid w:val="0"/>
+                <w:color w:val="000000"/>
+                <w:spacing w:val="0"/>
+                <w:kern w:val="0"/>
+                <w:sz w:val="18"/>
+                <w:szCs w:val="18"/>
+                <w:lang w:val="en-US" w:eastAsia="zh-CN" w:bidi="ar"/>
+              </w:rPr>
+              <w:t>14:05</w:t>
+            </w:r>
+          </w:p>
+        </w:tc>
+        <w:tc>
+          <w:tcPr>
+            <w:tcW w:w="1318" w:type="dxa"/>
+            <w:tcBorders>
+              <w:top w:val="single" w:color="auto" w:sz="4" w:space="0"/>
+              <w:left w:val="single" w:color="auto" w:sz="4" w:space="0"/>
+              <w:bottom w:val="nil"/>
+              <w:right w:val="nil"/>
+            </w:tcBorders>
+            <w:shd w:val="clear" w:color="auto" w:fill="auto"/>
+            <w:noWrap w:val="0"/>
+            <w:tcMar>
+              <w:top w:w="120" w:type="dxa"/>
+              <w:left w:w="192" w:type="dxa"/>
+              <w:bottom w:w="120" w:type="dxa"/>
+              <w:right w:w="192" w:type="dxa"/>
+            </w:tcMar>
+            <w:vAlign w:val="center"/>
+          </w:tcPr>
+          <w:p>
+            <w:pPr>
+              <w:keepNext w:val="0"/>
+              <w:keepLines w:val="0"/>
+              <w:widowControl/>
+              <w:suppressLineNumbers w:val="0"/>
+              <w:snapToGrid w:val="0"/>
+              <w:spacing w:line="240" w:lineRule="auto"/>
+              <w:ind w:left="0" w:leftChars="0" w:right="0" w:rightChars="0" w:firstLine="0" w:firstLineChars="0"/>
+              <w:jc w:val="center"/>
+              <w:rPr>
+                <w:rFonts w:hint="default" w:ascii="Segoe UI" w:hAnsi="Segoe UI" w:eastAsia="Segoe UI" w:cs="Segoe UI"/>
+                <w:i w:val="0"/>
+                <w:iCs w:val="0"/>
+                <w:caps w:val="0"/>
+                <w:color w:val="0F1115"/>
+                <w:spacing w:val="0"/>
+                <w:sz w:val="18"/>
+                <w:szCs w:val="18"/>
+              </w:rPr>
+            </w:pPr>
+            <w:r>
+              <w:rPr>
+                <w:rFonts w:hint="default" w:ascii="Segoe UI" w:hAnsi="Segoe UI" w:eastAsia="Segoe UI" w:cs="Segoe UI"/>
+                <w:i w:val="0"/>
+                <w:iCs w:val="0"/>
+                <w:caps w:val="0"/>
+                <w:snapToGrid w:val="0"/>
+                <w:color w:val="000000"/>
+                <w:spacing w:val="0"/>
+                <w:kern w:val="0"/>
+                <w:sz w:val="18"/>
+                <w:szCs w:val="18"/>
+                <w:lang w:val="en-US" w:eastAsia="zh-CN" w:bidi="ar"/>
+              </w:rPr>
+              <w:t>事件触发</w:t>
+            </w:r>
+          </w:p>
+        </w:tc>
+        <w:tc>
+          <w:tcPr>
+            <w:tcW w:w="4249" w:type="dxa"/>
+            <w:tcBorders>
+              <w:top w:val="single" w:color="auto" w:sz="4" w:space="0"/>
+              <w:left w:val="single" w:color="auto" w:sz="4" w:space="0"/>
+              <w:bottom w:val="nil"/>
+              <w:right w:val="nil"/>
+            </w:tcBorders>
+            <w:shd w:val="clear" w:color="auto" w:fill="auto"/>
+            <w:noWrap w:val="0"/>
+            <w:tcMar>
+              <w:top w:w="120" w:type="dxa"/>
+              <w:left w:w="192" w:type="dxa"/>
+              <w:bottom w:w="120" w:type="dxa"/>
+              <w:right w:w="192" w:type="dxa"/>
+            </w:tcMar>
+            <w:vAlign w:val="center"/>
+          </w:tcPr>
+          <w:p>
+            <w:pPr>
+              <w:keepNext w:val="0"/>
+              <w:keepLines w:val="0"/>
+              <w:widowControl/>
+              <w:suppressLineNumbers w:val="0"/>
+              <w:snapToGrid w:val="0"/>
+              <w:spacing w:line="240" w:lineRule="auto"/>
+              <w:ind w:left="0" w:leftChars="0" w:right="0" w:rightChars="0" w:firstLine="0" w:firstLineChars="0"/>
+              <w:jc w:val="left"/>
+              <w:rPr>
+                <w:rFonts w:hint="default" w:ascii="Segoe UI" w:hAnsi="Segoe UI" w:eastAsia="Segoe UI" w:cs="Segoe UI"/>
+                <w:i w:val="0"/>
+                <w:iCs w:val="0"/>
+                <w:caps w:val="0"/>
+                <w:color w:val="0F1115"/>
+                <w:spacing w:val="0"/>
+                <w:sz w:val="18"/>
+                <w:szCs w:val="18"/>
+              </w:rPr>
+            </w:pPr>
+            <w:r>
+              <w:rPr>
+                <w:rFonts w:hint="default" w:ascii="Segoe UI" w:hAnsi="Segoe UI" w:eastAsia="Segoe UI" w:cs="Segoe UI"/>
+                <w:i w:val="0"/>
+                <w:iCs w:val="0"/>
+                <w:caps w:val="0"/>
+                <w:snapToGrid w:val="0"/>
+                <w:color w:val="000000"/>
+                <w:spacing w:val="0"/>
+                <w:kern w:val="0"/>
+                <w:sz w:val="18"/>
+                <w:szCs w:val="18"/>
+                <w:lang w:val="en-US" w:eastAsia="zh-CN" w:bidi="ar"/>
+              </w:rPr>
+              <w:t>测试环境模拟AIS接口服务中断。服务台接到引航调度科报障：“船舶动态页面无数据刷新，无法查看船舶实时位置，请尽快处理。”</w:t>
+            </w:r>
+          </w:p>
+        </w:tc>
+        <w:tc>
+          <w:tcPr>
+            <w:tcW w:w="1772" w:type="dxa"/>
+            <w:tcBorders>
+              <w:top w:val="single" w:color="auto" w:sz="4" w:space="0"/>
+              <w:left w:val="single" w:color="auto" w:sz="4" w:space="0"/>
+              <w:bottom w:val="nil"/>
+              <w:right w:val="single" w:color="auto" w:sz="12" w:space="0"/>
+            </w:tcBorders>
+            <w:shd w:val="clear" w:color="auto" w:fill="auto"/>
+            <w:noWrap w:val="0"/>
+            <w:tcMar>
+              <w:top w:w="120" w:type="dxa"/>
+              <w:left w:w="192" w:type="dxa"/>
+              <w:bottom w:w="120" w:type="dxa"/>
+              <w:right w:w="-1" w:type="dxa"/>
+            </w:tcMar>
+            <w:vAlign w:val="center"/>
+          </w:tcPr>
+          <w:p>
+            <w:pPr>
+              <w:keepNext w:val="0"/>
+              <w:keepLines w:val="0"/>
+              <w:widowControl/>
+              <w:suppressLineNumbers w:val="0"/>
+              <w:snapToGrid w:val="0"/>
+              <w:spacing w:line="240" w:lineRule="auto"/>
+              <w:ind w:left="0" w:leftChars="0" w:right="0" w:rightChars="0" w:firstLine="0" w:firstLineChars="0"/>
+              <w:jc w:val="left"/>
+              <w:rPr>
+                <w:rFonts w:hint="default" w:ascii="Segoe UI" w:hAnsi="Segoe UI" w:eastAsia="Segoe UI" w:cs="Segoe UI"/>
+                <w:i w:val="0"/>
+                <w:iCs w:val="0"/>
+                <w:caps w:val="0"/>
+                <w:color w:val="0F1115"/>
+                <w:spacing w:val="0"/>
+                <w:sz w:val="18"/>
+                <w:szCs w:val="18"/>
+              </w:rPr>
+            </w:pPr>
+            <w:r>
+              <w:rPr>
+                <w:rFonts w:hint="default" w:ascii="Segoe UI" w:hAnsi="Segoe UI" w:eastAsia="Segoe UI" w:cs="Segoe UI"/>
+                <w:i w:val="0"/>
+                <w:iCs w:val="0"/>
+                <w:caps w:val="0"/>
+                <w:snapToGrid w:val="0"/>
+                <w:color w:val="000000"/>
+                <w:spacing w:val="0"/>
+                <w:kern w:val="0"/>
+                <w:sz w:val="18"/>
+                <w:szCs w:val="18"/>
+                <w:lang w:val="en-US" w:eastAsia="zh-CN" w:bidi="ar"/>
+              </w:rPr>
+              <w:t>研发部、服务台（李华）</w:t>
+            </w:r>
+          </w:p>
+        </w:tc>
+      </w:tr>
+      <w:tr>
+        <w:tblPrEx>
+          <w:tblBorders>
+            <w:top w:val="none" w:color="auto" w:sz="0" w:space="0"/>
+            <w:left w:val="none" w:color="auto" w:sz="0" w:space="0"/>
+            <w:bottom w:val="none" w:color="auto" w:sz="0" w:space="0"/>
+            <w:right w:val="none" w:color="auto" w:sz="0" w:space="0"/>
+            <w:insideH w:val="none" w:color="auto" w:sz="0" w:space="0"/>
+            <w:insideV w:val="none" w:color="auto" w:sz="0" w:space="0"/>
+          </w:tblBorders>
+          <w:tblCellMar>
+            <w:top w:w="15" w:type="dxa"/>
+            <w:left w:w="15" w:type="dxa"/>
+            <w:bottom w:w="15" w:type="dxa"/>
+            <w:right w:w="15" w:type="dxa"/>
+          </w:tblCellMar>
+        </w:tblPrEx>
+        <w:trPr>
+          <w:trHeight w:val="0" w:hRule="atLeast"/>
+          <w:jc w:val="center"/>
+        </w:trPr>
+        <w:tc>
+          <w:tcPr>
+            <w:tcW w:w="1183" w:type="dxa"/>
+            <w:tcBorders>
+              <w:top w:val="single" w:color="auto" w:sz="4" w:space="0"/>
+              <w:left w:val="single" w:color="auto" w:sz="12" w:space="0"/>
+              <w:bottom w:val="nil"/>
+              <w:right w:val="nil"/>
+            </w:tcBorders>
+            <w:shd w:val="clear" w:color="auto" w:fill="auto"/>
+            <w:noWrap w:val="0"/>
+            <w:tcMar>
+              <w:top w:w="120" w:type="dxa"/>
+              <w:left w:w="-1" w:type="dxa"/>
+              <w:bottom w:w="120" w:type="dxa"/>
+              <w:right w:w="192" w:type="dxa"/>
+            </w:tcMar>
+            <w:vAlign w:val="center"/>
+          </w:tcPr>
+          <w:p>
+            <w:pPr>
+              <w:keepNext w:val="0"/>
+              <w:keepLines w:val="0"/>
+              <w:widowControl/>
+              <w:suppressLineNumbers w:val="0"/>
+              <w:snapToGrid w:val="0"/>
+              <w:spacing w:line="240" w:lineRule="auto"/>
+              <w:ind w:left="0" w:leftChars="0" w:right="0" w:rightChars="0" w:firstLine="0" w:firstLineChars="0"/>
+              <w:jc w:val="center"/>
+              <w:rPr>
+                <w:rFonts w:hint="default" w:ascii="Segoe UI" w:hAnsi="Segoe UI" w:eastAsia="Segoe UI" w:cs="Segoe UI"/>
+                <w:i w:val="0"/>
+                <w:iCs w:val="0"/>
+                <w:caps w:val="0"/>
+                <w:color w:val="0F1115"/>
+                <w:spacing w:val="0"/>
+                <w:sz w:val="18"/>
+                <w:szCs w:val="18"/>
+              </w:rPr>
+            </w:pPr>
+            <w:r>
+              <w:rPr>
+                <w:rFonts w:hint="default" w:ascii="Segoe UI" w:hAnsi="Segoe UI" w:eastAsia="Segoe UI" w:cs="Segoe UI"/>
+                <w:b/>
+                <w:bCs/>
+                <w:i w:val="0"/>
+                <w:iCs w:val="0"/>
+                <w:caps w:val="0"/>
+                <w:snapToGrid w:val="0"/>
+                <w:color w:val="000000"/>
+                <w:spacing w:val="0"/>
+                <w:kern w:val="0"/>
+                <w:sz w:val="18"/>
+                <w:szCs w:val="18"/>
+                <w:lang w:val="en-US" w:eastAsia="zh-CN" w:bidi="ar"/>
+              </w:rPr>
+              <w:t>14:06-14:10</w:t>
+            </w:r>
+          </w:p>
+        </w:tc>
+        <w:tc>
+          <w:tcPr>
+            <w:tcW w:w="1318" w:type="dxa"/>
+            <w:tcBorders>
+              <w:top w:val="single" w:color="auto" w:sz="4" w:space="0"/>
+              <w:left w:val="single" w:color="auto" w:sz="4" w:space="0"/>
+              <w:bottom w:val="nil"/>
+              <w:right w:val="nil"/>
+            </w:tcBorders>
+            <w:shd w:val="clear" w:color="auto" w:fill="auto"/>
+            <w:noWrap w:val="0"/>
+            <w:tcMar>
+              <w:top w:w="120" w:type="dxa"/>
+              <w:left w:w="192" w:type="dxa"/>
+              <w:bottom w:w="120" w:type="dxa"/>
+              <w:right w:w="192" w:type="dxa"/>
+            </w:tcMar>
+            <w:vAlign w:val="center"/>
+          </w:tcPr>
+          <w:p>
+            <w:pPr>
+              <w:keepNext w:val="0"/>
+              <w:keepLines w:val="0"/>
+              <w:widowControl/>
+              <w:suppressLineNumbers w:val="0"/>
+              <w:snapToGrid w:val="0"/>
+              <w:spacing w:line="240" w:lineRule="auto"/>
+              <w:ind w:left="0" w:leftChars="0" w:right="0" w:rightChars="0" w:firstLine="0" w:firstLineChars="0"/>
+              <w:jc w:val="center"/>
+              <w:rPr>
+                <w:rFonts w:hint="default" w:ascii="Segoe UI" w:hAnsi="Segoe UI" w:eastAsia="Segoe UI" w:cs="Segoe UI"/>
+                <w:i w:val="0"/>
+                <w:iCs w:val="0"/>
+                <w:caps w:val="0"/>
+                <w:color w:val="0F1115"/>
+                <w:spacing w:val="0"/>
+                <w:sz w:val="18"/>
+                <w:szCs w:val="18"/>
+              </w:rPr>
+            </w:pPr>
+            <w:r>
+              <w:rPr>
+                <w:rFonts w:hint="default" w:ascii="Segoe UI" w:hAnsi="Segoe UI" w:eastAsia="Segoe UI" w:cs="Segoe UI"/>
+                <w:i w:val="0"/>
+                <w:iCs w:val="0"/>
+                <w:caps w:val="0"/>
+                <w:snapToGrid w:val="0"/>
+                <w:color w:val="000000"/>
+                <w:spacing w:val="0"/>
+                <w:kern w:val="0"/>
+                <w:sz w:val="18"/>
+                <w:szCs w:val="18"/>
+                <w:lang w:val="en-US" w:eastAsia="zh-CN" w:bidi="ar"/>
+              </w:rPr>
+              <w:t>信息报告</w:t>
+            </w:r>
+          </w:p>
+        </w:tc>
+        <w:tc>
+          <w:tcPr>
+            <w:tcW w:w="4249" w:type="dxa"/>
+            <w:tcBorders>
+              <w:top w:val="single" w:color="auto" w:sz="4" w:space="0"/>
+              <w:left w:val="single" w:color="auto" w:sz="4" w:space="0"/>
+              <w:bottom w:val="nil"/>
+              <w:right w:val="nil"/>
+            </w:tcBorders>
+            <w:shd w:val="clear" w:color="auto" w:fill="auto"/>
+            <w:noWrap w:val="0"/>
+            <w:tcMar>
+              <w:top w:w="120" w:type="dxa"/>
+              <w:left w:w="192" w:type="dxa"/>
+              <w:bottom w:w="120" w:type="dxa"/>
+              <w:right w:w="192" w:type="dxa"/>
+            </w:tcMar>
+            <w:vAlign w:val="center"/>
+          </w:tcPr>
+          <w:p>
+            <w:pPr>
+              <w:keepNext w:val="0"/>
+              <w:keepLines w:val="0"/>
+              <w:widowControl/>
+              <w:numPr>
+                <w:ilvl w:val="0"/>
+                <w:numId w:val="2"/>
+              </w:numPr>
+              <w:suppressLineNumbers w:val="0"/>
+              <w:snapToGrid w:val="0"/>
+              <w:spacing w:line="240" w:lineRule="auto"/>
+              <w:ind w:left="0" w:leftChars="0" w:right="0" w:rightChars="0" w:firstLine="0" w:firstLineChars="0"/>
+              <w:jc w:val="left"/>
+              <w:rPr>
+                <w:rFonts w:hint="default" w:ascii="Segoe UI" w:hAnsi="Segoe UI" w:eastAsia="Segoe UI" w:cs="Segoe UI"/>
+                <w:i w:val="0"/>
+                <w:iCs w:val="0"/>
+                <w:caps w:val="0"/>
+                <w:snapToGrid w:val="0"/>
+                <w:color w:val="000000"/>
+                <w:spacing w:val="0"/>
+                <w:kern w:val="0"/>
+                <w:sz w:val="18"/>
+                <w:szCs w:val="18"/>
+                <w:lang w:val="en-US" w:eastAsia="zh-CN" w:bidi="ar"/>
+              </w:rPr>
+            </w:pPr>
+            <w:r>
+              <w:rPr>
+                <w:rFonts w:hint="default" w:ascii="Segoe UI" w:hAnsi="Segoe UI" w:eastAsia="Segoe UI" w:cs="Segoe UI"/>
+                <w:i w:val="0"/>
+                <w:iCs w:val="0"/>
+                <w:caps w:val="0"/>
+                <w:snapToGrid w:val="0"/>
+                <w:color w:val="000000"/>
+                <w:spacing w:val="0"/>
+                <w:kern w:val="0"/>
+                <w:sz w:val="18"/>
+                <w:szCs w:val="18"/>
+                <w:lang w:val="en-US" w:eastAsia="zh-CN" w:bidi="ar"/>
+              </w:rPr>
+              <w:t>服务台专员记录工单，初步判断为AIS接口异常，升级至软件运维工程师</w:t>
+            </w:r>
+          </w:p>
+          <w:p>
+            <w:pPr>
+              <w:keepNext w:val="0"/>
+              <w:keepLines w:val="0"/>
+              <w:widowControl/>
+              <w:numPr>
+                <w:ilvl w:val="0"/>
+                <w:numId w:val="2"/>
+              </w:numPr>
+              <w:suppressLineNumbers w:val="0"/>
+              <w:snapToGrid w:val="0"/>
+              <w:spacing w:line="240" w:lineRule="auto"/>
+              <w:ind w:left="0" w:leftChars="0" w:right="0" w:rightChars="0" w:firstLine="0" w:firstLineChars="0"/>
+              <w:jc w:val="left"/>
+              <w:rPr>
+                <w:rFonts w:hint="default" w:ascii="Segoe UI" w:hAnsi="Segoe UI" w:eastAsia="Segoe UI" w:cs="Segoe UI"/>
+                <w:i w:val="0"/>
+                <w:iCs w:val="0"/>
+                <w:caps w:val="0"/>
+                <w:color w:val="0F1115"/>
+                <w:spacing w:val="0"/>
+                <w:sz w:val="18"/>
+                <w:szCs w:val="18"/>
+              </w:rPr>
+            </w:pPr>
+            <w:r>
+              <w:rPr>
+                <w:rFonts w:hint="default" w:ascii="Segoe UI" w:hAnsi="Segoe UI" w:eastAsia="Segoe UI" w:cs="Segoe UI"/>
+                <w:i w:val="0"/>
+                <w:iCs w:val="0"/>
+                <w:caps w:val="0"/>
+                <w:snapToGrid w:val="0"/>
+                <w:color w:val="000000"/>
+                <w:spacing w:val="0"/>
+                <w:kern w:val="0"/>
+                <w:sz w:val="18"/>
+                <w:szCs w:val="18"/>
+                <w:lang w:val="en-US" w:eastAsia="zh-CN" w:bidi="ar"/>
+              </w:rPr>
+              <w:t>软件运维工程师确认AIS接口服务宕机，报告运维部经理</w:t>
+            </w:r>
+          </w:p>
+          <w:p>
+            <w:pPr>
+              <w:keepNext w:val="0"/>
+              <w:keepLines w:val="0"/>
+              <w:widowControl/>
+              <w:numPr>
+                <w:ilvl w:val="0"/>
+                <w:numId w:val="2"/>
+              </w:numPr>
+              <w:suppressLineNumbers w:val="0"/>
+              <w:snapToGrid w:val="0"/>
+              <w:spacing w:line="240" w:lineRule="auto"/>
+              <w:ind w:left="0" w:leftChars="0" w:right="0" w:rightChars="0" w:firstLine="0" w:firstLineChars="0"/>
+              <w:jc w:val="left"/>
+              <w:rPr>
+                <w:rFonts w:hint="default" w:ascii="Segoe UI" w:hAnsi="Segoe UI" w:eastAsia="Segoe UI" w:cs="Segoe UI"/>
+                <w:i w:val="0"/>
+                <w:iCs w:val="0"/>
+                <w:caps w:val="0"/>
+                <w:color w:val="0F1115"/>
+                <w:spacing w:val="0"/>
+                <w:sz w:val="18"/>
+                <w:szCs w:val="18"/>
+              </w:rPr>
+            </w:pPr>
+            <w:r>
+              <w:rPr>
+                <w:rFonts w:hint="default" w:ascii="Segoe UI" w:hAnsi="Segoe UI" w:eastAsia="Segoe UI" w:cs="Segoe UI"/>
+                <w:i w:val="0"/>
+                <w:iCs w:val="0"/>
+                <w:caps w:val="0"/>
+                <w:snapToGrid w:val="0"/>
+                <w:color w:val="000000"/>
+                <w:spacing w:val="0"/>
+                <w:kern w:val="0"/>
+                <w:sz w:val="18"/>
+                <w:szCs w:val="18"/>
+                <w:lang w:val="en-US" w:eastAsia="zh-CN" w:bidi="ar"/>
+              </w:rPr>
+              <w:t>运维部经理评估事件级别为Ⅱ级，报告应急领导小组</w:t>
+            </w:r>
+          </w:p>
+        </w:tc>
+        <w:tc>
+          <w:tcPr>
+            <w:tcW w:w="1772" w:type="dxa"/>
+            <w:tcBorders>
+              <w:top w:val="single" w:color="auto" w:sz="4" w:space="0"/>
+              <w:left w:val="single" w:color="auto" w:sz="4" w:space="0"/>
+              <w:bottom w:val="nil"/>
+              <w:right w:val="single" w:color="auto" w:sz="12" w:space="0"/>
+            </w:tcBorders>
+            <w:shd w:val="clear" w:color="auto" w:fill="auto"/>
+            <w:noWrap w:val="0"/>
+            <w:tcMar>
+              <w:top w:w="120" w:type="dxa"/>
+              <w:left w:w="192" w:type="dxa"/>
+              <w:bottom w:w="120" w:type="dxa"/>
+              <w:right w:w="-1" w:type="dxa"/>
+            </w:tcMar>
+            <w:vAlign w:val="center"/>
+          </w:tcPr>
+          <w:p>
+            <w:pPr>
+              <w:keepNext w:val="0"/>
+              <w:keepLines w:val="0"/>
+              <w:widowControl/>
+              <w:suppressLineNumbers w:val="0"/>
+              <w:snapToGrid w:val="0"/>
+              <w:spacing w:line="240" w:lineRule="auto"/>
+              <w:ind w:left="0" w:leftChars="0" w:right="0" w:rightChars="0" w:firstLine="0" w:firstLineChars="0"/>
+              <w:jc w:val="left"/>
+              <w:rPr>
+                <w:rFonts w:hint="default" w:ascii="Segoe UI" w:hAnsi="Segoe UI" w:eastAsia="Segoe UI" w:cs="Segoe UI"/>
+                <w:i w:val="0"/>
+                <w:iCs w:val="0"/>
+                <w:caps w:val="0"/>
+                <w:color w:val="0F1115"/>
+                <w:spacing w:val="0"/>
+                <w:sz w:val="18"/>
+                <w:szCs w:val="18"/>
+              </w:rPr>
+            </w:pPr>
+            <w:r>
+              <w:rPr>
+                <w:rFonts w:hint="default" w:ascii="Segoe UI" w:hAnsi="Segoe UI" w:eastAsia="Segoe UI" w:cs="Segoe UI"/>
+                <w:i w:val="0"/>
+                <w:iCs w:val="0"/>
+                <w:caps w:val="0"/>
+                <w:snapToGrid w:val="0"/>
+                <w:color w:val="000000"/>
+                <w:spacing w:val="0"/>
+                <w:kern w:val="0"/>
+                <w:sz w:val="18"/>
+                <w:szCs w:val="18"/>
+                <w:lang w:val="en-US" w:eastAsia="zh-CN" w:bidi="ar"/>
+              </w:rPr>
+              <w:t>服务台、运维部（徐亚楠、耿宁）</w:t>
+            </w:r>
+          </w:p>
+        </w:tc>
+      </w:tr>
+      <w:tr>
+        <w:tblPrEx>
+          <w:tblBorders>
+            <w:top w:val="none" w:color="auto" w:sz="0" w:space="0"/>
+            <w:left w:val="none" w:color="auto" w:sz="0" w:space="0"/>
+            <w:bottom w:val="none" w:color="auto" w:sz="0" w:space="0"/>
+            <w:right w:val="none" w:color="auto" w:sz="0" w:space="0"/>
+            <w:insideH w:val="none" w:color="auto" w:sz="0" w:space="0"/>
+            <w:insideV w:val="none" w:color="auto" w:sz="0" w:space="0"/>
+          </w:tblBorders>
+          <w:tblCellMar>
+            <w:top w:w="15" w:type="dxa"/>
+            <w:left w:w="15" w:type="dxa"/>
+            <w:bottom w:w="15" w:type="dxa"/>
+            <w:right w:w="15" w:type="dxa"/>
+          </w:tblCellMar>
+        </w:tblPrEx>
+        <w:trPr>
+          <w:trHeight w:val="0" w:hRule="atLeast"/>
+          <w:jc w:val="center"/>
+        </w:trPr>
+        <w:tc>
+          <w:tcPr>
+            <w:tcW w:w="1183" w:type="dxa"/>
+            <w:tcBorders>
+              <w:top w:val="single" w:color="auto" w:sz="4" w:space="0"/>
+              <w:left w:val="single" w:color="auto" w:sz="12" w:space="0"/>
+              <w:bottom w:val="nil"/>
+              <w:right w:val="nil"/>
+            </w:tcBorders>
+            <w:shd w:val="clear" w:color="auto" w:fill="auto"/>
+            <w:noWrap w:val="0"/>
+            <w:tcMar>
+              <w:top w:w="120" w:type="dxa"/>
+              <w:left w:w="-1" w:type="dxa"/>
+              <w:bottom w:w="120" w:type="dxa"/>
+              <w:right w:w="192" w:type="dxa"/>
+            </w:tcMar>
+            <w:vAlign w:val="center"/>
+          </w:tcPr>
+          <w:p>
+            <w:pPr>
+              <w:keepNext w:val="0"/>
+              <w:keepLines w:val="0"/>
+              <w:widowControl/>
+              <w:suppressLineNumbers w:val="0"/>
+              <w:snapToGrid w:val="0"/>
+              <w:spacing w:line="240" w:lineRule="auto"/>
+              <w:ind w:left="0" w:leftChars="0" w:right="0" w:rightChars="0" w:firstLine="0" w:firstLineChars="0"/>
+              <w:jc w:val="center"/>
+              <w:rPr>
+                <w:rFonts w:hint="default" w:ascii="Segoe UI" w:hAnsi="Segoe UI" w:eastAsia="Segoe UI" w:cs="Segoe UI"/>
+                <w:i w:val="0"/>
+                <w:iCs w:val="0"/>
+                <w:caps w:val="0"/>
+                <w:color w:val="0F1115"/>
+                <w:spacing w:val="0"/>
+                <w:sz w:val="18"/>
+                <w:szCs w:val="18"/>
+              </w:rPr>
+            </w:pPr>
+            <w:r>
+              <w:rPr>
+                <w:rFonts w:hint="default" w:ascii="Segoe UI" w:hAnsi="Segoe UI" w:eastAsia="Segoe UI" w:cs="Segoe UI"/>
+                <w:b/>
+                <w:bCs/>
+                <w:i w:val="0"/>
+                <w:iCs w:val="0"/>
+                <w:caps w:val="0"/>
+                <w:snapToGrid w:val="0"/>
+                <w:color w:val="000000"/>
+                <w:spacing w:val="0"/>
+                <w:kern w:val="0"/>
+                <w:sz w:val="18"/>
+                <w:szCs w:val="18"/>
+                <w:lang w:val="en-US" w:eastAsia="zh-CN" w:bidi="ar"/>
+              </w:rPr>
+              <w:t>14:12</w:t>
+            </w:r>
+          </w:p>
+        </w:tc>
+        <w:tc>
+          <w:tcPr>
+            <w:tcW w:w="1318" w:type="dxa"/>
+            <w:tcBorders>
+              <w:top w:val="single" w:color="auto" w:sz="4" w:space="0"/>
+              <w:left w:val="single" w:color="auto" w:sz="4" w:space="0"/>
+              <w:bottom w:val="nil"/>
+              <w:right w:val="nil"/>
+            </w:tcBorders>
+            <w:shd w:val="clear" w:color="auto" w:fill="auto"/>
+            <w:noWrap w:val="0"/>
+            <w:tcMar>
+              <w:top w:w="120" w:type="dxa"/>
+              <w:left w:w="192" w:type="dxa"/>
+              <w:bottom w:w="120" w:type="dxa"/>
+              <w:right w:w="192" w:type="dxa"/>
+            </w:tcMar>
+            <w:vAlign w:val="center"/>
+          </w:tcPr>
+          <w:p>
+            <w:pPr>
+              <w:keepNext w:val="0"/>
+              <w:keepLines w:val="0"/>
+              <w:widowControl/>
+              <w:suppressLineNumbers w:val="0"/>
+              <w:snapToGrid w:val="0"/>
+              <w:spacing w:line="240" w:lineRule="auto"/>
+              <w:ind w:left="0" w:leftChars="0" w:right="0" w:rightChars="0" w:firstLine="0" w:firstLineChars="0"/>
+              <w:jc w:val="center"/>
+              <w:rPr>
+                <w:rFonts w:hint="default" w:ascii="Segoe UI" w:hAnsi="Segoe UI" w:eastAsia="Segoe UI" w:cs="Segoe UI"/>
+                <w:i w:val="0"/>
+                <w:iCs w:val="0"/>
+                <w:caps w:val="0"/>
+                <w:color w:val="0F1115"/>
+                <w:spacing w:val="0"/>
+                <w:sz w:val="18"/>
+                <w:szCs w:val="18"/>
+              </w:rPr>
+            </w:pPr>
+            <w:r>
+              <w:rPr>
+                <w:rFonts w:hint="default" w:ascii="Segoe UI" w:hAnsi="Segoe UI" w:eastAsia="Segoe UI" w:cs="Segoe UI"/>
+                <w:i w:val="0"/>
+                <w:iCs w:val="0"/>
+                <w:caps w:val="0"/>
+                <w:snapToGrid w:val="0"/>
+                <w:color w:val="000000"/>
+                <w:spacing w:val="0"/>
+                <w:kern w:val="0"/>
+                <w:sz w:val="18"/>
+                <w:szCs w:val="18"/>
+                <w:lang w:val="en-US" w:eastAsia="zh-CN" w:bidi="ar"/>
+              </w:rPr>
+              <w:t>书面报告</w:t>
+            </w:r>
+          </w:p>
+        </w:tc>
+        <w:tc>
+          <w:tcPr>
+            <w:tcW w:w="4249" w:type="dxa"/>
+            <w:tcBorders>
+              <w:top w:val="single" w:color="auto" w:sz="4" w:space="0"/>
+              <w:left w:val="single" w:color="auto" w:sz="4" w:space="0"/>
+              <w:bottom w:val="nil"/>
+              <w:right w:val="nil"/>
+            </w:tcBorders>
+            <w:shd w:val="clear" w:color="auto" w:fill="auto"/>
+            <w:noWrap w:val="0"/>
+            <w:tcMar>
+              <w:top w:w="120" w:type="dxa"/>
+              <w:left w:w="192" w:type="dxa"/>
+              <w:bottom w:w="120" w:type="dxa"/>
+              <w:right w:w="192" w:type="dxa"/>
+            </w:tcMar>
+            <w:vAlign w:val="center"/>
+          </w:tcPr>
+          <w:p>
+            <w:pPr>
+              <w:keepNext w:val="0"/>
+              <w:keepLines w:val="0"/>
+              <w:widowControl/>
+              <w:suppressLineNumbers w:val="0"/>
+              <w:snapToGrid w:val="0"/>
+              <w:spacing w:line="240" w:lineRule="auto"/>
+              <w:ind w:left="0" w:leftChars="0" w:right="0" w:rightChars="0" w:firstLine="0" w:firstLineChars="0"/>
+              <w:jc w:val="left"/>
+              <w:rPr>
+                <w:rFonts w:hint="default" w:ascii="Segoe UI" w:hAnsi="Segoe UI" w:eastAsia="Segoe UI" w:cs="Segoe UI"/>
+                <w:i w:val="0"/>
+                <w:iCs w:val="0"/>
+                <w:caps w:val="0"/>
+                <w:color w:val="0F1115"/>
+                <w:spacing w:val="0"/>
+                <w:sz w:val="18"/>
+                <w:szCs w:val="18"/>
+              </w:rPr>
+            </w:pPr>
+            <w:r>
+              <w:rPr>
+                <w:rFonts w:hint="default" w:ascii="Segoe UI" w:hAnsi="Segoe UI" w:eastAsia="Segoe UI" w:cs="Segoe UI"/>
+                <w:i w:val="0"/>
+                <w:iCs w:val="0"/>
+                <w:caps w:val="0"/>
+                <w:snapToGrid w:val="0"/>
+                <w:color w:val="000000"/>
+                <w:spacing w:val="0"/>
+                <w:kern w:val="0"/>
+                <w:sz w:val="18"/>
+                <w:szCs w:val="18"/>
+                <w:lang w:val="en-US" w:eastAsia="zh-CN" w:bidi="ar"/>
+              </w:rPr>
+              <w:t>运维部经理向总指挥提交《突发事件初步报告》，包含事件时间、地点、概况、已采取措施、对引航业务影响评估</w:t>
+            </w:r>
+          </w:p>
+        </w:tc>
+        <w:tc>
+          <w:tcPr>
+            <w:tcW w:w="1772" w:type="dxa"/>
+            <w:tcBorders>
+              <w:top w:val="single" w:color="auto" w:sz="4" w:space="0"/>
+              <w:left w:val="single" w:color="auto" w:sz="4" w:space="0"/>
+              <w:bottom w:val="nil"/>
+              <w:right w:val="single" w:color="auto" w:sz="12" w:space="0"/>
+            </w:tcBorders>
+            <w:shd w:val="clear" w:color="auto" w:fill="auto"/>
+            <w:noWrap w:val="0"/>
+            <w:tcMar>
+              <w:top w:w="120" w:type="dxa"/>
+              <w:left w:w="192" w:type="dxa"/>
+              <w:bottom w:w="120" w:type="dxa"/>
+              <w:right w:w="-1" w:type="dxa"/>
+            </w:tcMar>
+            <w:vAlign w:val="center"/>
+          </w:tcPr>
+          <w:p>
+            <w:pPr>
+              <w:keepNext w:val="0"/>
+              <w:keepLines w:val="0"/>
+              <w:widowControl/>
+              <w:suppressLineNumbers w:val="0"/>
+              <w:snapToGrid w:val="0"/>
+              <w:spacing w:line="240" w:lineRule="auto"/>
+              <w:ind w:left="0" w:leftChars="0" w:right="0" w:rightChars="0" w:firstLine="0" w:firstLineChars="0"/>
+              <w:jc w:val="left"/>
+              <w:rPr>
+                <w:rFonts w:hint="default" w:ascii="Segoe UI" w:hAnsi="Segoe UI" w:eastAsia="Segoe UI" w:cs="Segoe UI"/>
+                <w:i w:val="0"/>
+                <w:iCs w:val="0"/>
+                <w:caps w:val="0"/>
+                <w:color w:val="0F1115"/>
+                <w:spacing w:val="0"/>
+                <w:sz w:val="18"/>
+                <w:szCs w:val="18"/>
+              </w:rPr>
+            </w:pPr>
+            <w:r>
+              <w:rPr>
+                <w:rFonts w:hint="default" w:ascii="Segoe UI" w:hAnsi="Segoe UI" w:eastAsia="Segoe UI" w:cs="Segoe UI"/>
+                <w:i w:val="0"/>
+                <w:iCs w:val="0"/>
+                <w:caps w:val="0"/>
+                <w:snapToGrid w:val="0"/>
+                <w:color w:val="000000"/>
+                <w:spacing w:val="0"/>
+                <w:kern w:val="0"/>
+                <w:sz w:val="18"/>
+                <w:szCs w:val="18"/>
+                <w:lang w:val="en-US" w:eastAsia="zh-CN" w:bidi="ar"/>
+              </w:rPr>
+              <w:t>运维部经理（耿宁）</w:t>
+            </w:r>
+          </w:p>
+        </w:tc>
+      </w:tr>
+      <w:tr>
+        <w:tblPrEx>
+          <w:tblBorders>
+            <w:top w:val="none" w:color="auto" w:sz="0" w:space="0"/>
+            <w:left w:val="none" w:color="auto" w:sz="0" w:space="0"/>
+            <w:bottom w:val="none" w:color="auto" w:sz="0" w:space="0"/>
+            <w:right w:val="none" w:color="auto" w:sz="0" w:space="0"/>
+            <w:insideH w:val="none" w:color="auto" w:sz="0" w:space="0"/>
+            <w:insideV w:val="none" w:color="auto" w:sz="0" w:space="0"/>
+          </w:tblBorders>
+          <w:tblCellMar>
+            <w:top w:w="15" w:type="dxa"/>
+            <w:left w:w="15" w:type="dxa"/>
+            <w:bottom w:w="15" w:type="dxa"/>
+            <w:right w:w="15" w:type="dxa"/>
+          </w:tblCellMar>
+        </w:tblPrEx>
+        <w:trPr>
+          <w:trHeight w:val="0" w:hRule="atLeast"/>
+          <w:jc w:val="center"/>
+        </w:trPr>
+        <w:tc>
+          <w:tcPr>
+            <w:tcW w:w="1183" w:type="dxa"/>
+            <w:tcBorders>
+              <w:top w:val="single" w:color="auto" w:sz="4" w:space="0"/>
+              <w:left w:val="single" w:color="auto" w:sz="12" w:space="0"/>
+              <w:bottom w:val="nil"/>
+              <w:right w:val="nil"/>
+            </w:tcBorders>
+            <w:shd w:val="clear" w:color="auto" w:fill="auto"/>
+            <w:noWrap w:val="0"/>
+            <w:tcMar>
+              <w:top w:w="120" w:type="dxa"/>
+              <w:left w:w="-1" w:type="dxa"/>
+              <w:bottom w:w="120" w:type="dxa"/>
+              <w:right w:w="192" w:type="dxa"/>
+            </w:tcMar>
+            <w:vAlign w:val="center"/>
+          </w:tcPr>
+          <w:p>
+            <w:pPr>
+              <w:keepNext w:val="0"/>
+              <w:keepLines w:val="0"/>
+              <w:widowControl/>
+              <w:suppressLineNumbers w:val="0"/>
+              <w:snapToGrid w:val="0"/>
+              <w:spacing w:line="240" w:lineRule="auto"/>
+              <w:ind w:left="0" w:leftChars="0" w:right="0" w:rightChars="0" w:firstLine="0" w:firstLineChars="0"/>
+              <w:jc w:val="center"/>
+              <w:rPr>
+                <w:rFonts w:hint="default" w:ascii="Segoe UI" w:hAnsi="Segoe UI" w:eastAsia="Segoe UI" w:cs="Segoe UI"/>
+                <w:i w:val="0"/>
+                <w:iCs w:val="0"/>
+                <w:caps w:val="0"/>
+                <w:color w:val="0F1115"/>
+                <w:spacing w:val="0"/>
+                <w:sz w:val="18"/>
+                <w:szCs w:val="18"/>
+              </w:rPr>
+            </w:pPr>
+            <w:r>
+              <w:rPr>
+                <w:rFonts w:hint="default" w:ascii="Segoe UI" w:hAnsi="Segoe UI" w:eastAsia="Segoe UI" w:cs="Segoe UI"/>
+                <w:b/>
+                <w:bCs/>
+                <w:i w:val="0"/>
+                <w:iCs w:val="0"/>
+                <w:caps w:val="0"/>
+                <w:snapToGrid w:val="0"/>
+                <w:color w:val="000000"/>
+                <w:spacing w:val="0"/>
+                <w:kern w:val="0"/>
+                <w:sz w:val="18"/>
+                <w:szCs w:val="18"/>
+                <w:lang w:val="en-US" w:eastAsia="zh-CN" w:bidi="ar"/>
+              </w:rPr>
+              <w:t>14:15-14:28</w:t>
+            </w:r>
+          </w:p>
+        </w:tc>
+        <w:tc>
+          <w:tcPr>
+            <w:tcW w:w="1318" w:type="dxa"/>
+            <w:tcBorders>
+              <w:top w:val="single" w:color="auto" w:sz="4" w:space="0"/>
+              <w:left w:val="single" w:color="auto" w:sz="4" w:space="0"/>
+              <w:bottom w:val="nil"/>
+              <w:right w:val="nil"/>
+            </w:tcBorders>
+            <w:shd w:val="clear" w:color="auto" w:fill="auto"/>
+            <w:noWrap w:val="0"/>
+            <w:tcMar>
+              <w:top w:w="120" w:type="dxa"/>
+              <w:left w:w="192" w:type="dxa"/>
+              <w:bottom w:w="120" w:type="dxa"/>
+              <w:right w:w="192" w:type="dxa"/>
+            </w:tcMar>
+            <w:vAlign w:val="center"/>
+          </w:tcPr>
+          <w:p>
+            <w:pPr>
+              <w:keepNext w:val="0"/>
+              <w:keepLines w:val="0"/>
+              <w:widowControl/>
+              <w:suppressLineNumbers w:val="0"/>
+              <w:snapToGrid w:val="0"/>
+              <w:spacing w:line="240" w:lineRule="auto"/>
+              <w:ind w:left="0" w:leftChars="0" w:right="0" w:rightChars="0" w:firstLine="0" w:firstLineChars="0"/>
+              <w:jc w:val="center"/>
+              <w:rPr>
+                <w:rFonts w:hint="default" w:ascii="Segoe UI" w:hAnsi="Segoe UI" w:eastAsia="Segoe UI" w:cs="Segoe UI"/>
+                <w:i w:val="0"/>
+                <w:iCs w:val="0"/>
+                <w:caps w:val="0"/>
+                <w:color w:val="0F1115"/>
+                <w:spacing w:val="0"/>
+                <w:sz w:val="18"/>
+                <w:szCs w:val="18"/>
+              </w:rPr>
+            </w:pPr>
+            <w:r>
+              <w:rPr>
+                <w:rFonts w:hint="default" w:ascii="Segoe UI" w:hAnsi="Segoe UI" w:eastAsia="Segoe UI" w:cs="Segoe UI"/>
+                <w:i w:val="0"/>
+                <w:iCs w:val="0"/>
+                <w:caps w:val="0"/>
+                <w:snapToGrid w:val="0"/>
+                <w:color w:val="000000"/>
+                <w:spacing w:val="0"/>
+                <w:kern w:val="0"/>
+                <w:sz w:val="18"/>
+                <w:szCs w:val="18"/>
+                <w:lang w:val="en-US" w:eastAsia="zh-CN" w:bidi="ar"/>
+              </w:rPr>
+              <w:t>应急启动与先期处置</w:t>
+            </w:r>
+          </w:p>
+        </w:tc>
+        <w:tc>
+          <w:tcPr>
+            <w:tcW w:w="4249" w:type="dxa"/>
+            <w:tcBorders>
+              <w:top w:val="single" w:color="auto" w:sz="4" w:space="0"/>
+              <w:left w:val="single" w:color="auto" w:sz="4" w:space="0"/>
+              <w:bottom w:val="nil"/>
+              <w:right w:val="nil"/>
+            </w:tcBorders>
+            <w:shd w:val="clear" w:color="auto" w:fill="auto"/>
+            <w:noWrap w:val="0"/>
+            <w:tcMar>
+              <w:top w:w="120" w:type="dxa"/>
+              <w:left w:w="192" w:type="dxa"/>
+              <w:bottom w:w="120" w:type="dxa"/>
+              <w:right w:w="192" w:type="dxa"/>
+            </w:tcMar>
+            <w:vAlign w:val="center"/>
+          </w:tcPr>
+          <w:p>
+            <w:pPr>
+              <w:keepNext w:val="0"/>
+              <w:keepLines w:val="0"/>
+              <w:widowControl/>
+              <w:numPr>
+                <w:ilvl w:val="0"/>
+                <w:numId w:val="3"/>
+              </w:numPr>
+              <w:suppressLineNumbers w:val="0"/>
+              <w:snapToGrid w:val="0"/>
+              <w:spacing w:line="240" w:lineRule="auto"/>
+              <w:ind w:left="0" w:leftChars="0" w:right="0" w:rightChars="0" w:firstLine="0" w:firstLineChars="0"/>
+              <w:jc w:val="left"/>
+              <w:rPr>
+                <w:rFonts w:hint="default" w:ascii="Segoe UI" w:hAnsi="Segoe UI" w:eastAsia="Segoe UI" w:cs="Segoe UI"/>
+                <w:i w:val="0"/>
+                <w:iCs w:val="0"/>
+                <w:caps w:val="0"/>
+                <w:snapToGrid w:val="0"/>
+                <w:color w:val="000000"/>
+                <w:spacing w:val="0"/>
+                <w:kern w:val="0"/>
+                <w:sz w:val="18"/>
+                <w:szCs w:val="18"/>
+                <w:lang w:val="en-US" w:eastAsia="zh-CN" w:bidi="ar"/>
+              </w:rPr>
+            </w:pPr>
+            <w:r>
+              <w:rPr>
+                <w:rFonts w:hint="default" w:ascii="Segoe UI" w:hAnsi="Segoe UI" w:eastAsia="Segoe UI" w:cs="Segoe UI"/>
+                <w:i w:val="0"/>
+                <w:iCs w:val="0"/>
+                <w:caps w:val="0"/>
+                <w:snapToGrid w:val="0"/>
+                <w:color w:val="000000"/>
+                <w:spacing w:val="0"/>
+                <w:kern w:val="0"/>
+                <w:sz w:val="18"/>
+                <w:szCs w:val="18"/>
+                <w:lang w:val="en-US" w:eastAsia="zh-CN" w:bidi="ar"/>
+              </w:rPr>
+              <w:t>决策：总指挥宣布启动Ⅱ级应急响应</w:t>
+            </w:r>
+          </w:p>
+          <w:p>
+            <w:pPr>
+              <w:keepNext w:val="0"/>
+              <w:keepLines w:val="0"/>
+              <w:widowControl/>
+              <w:numPr>
+                <w:ilvl w:val="0"/>
+                <w:numId w:val="3"/>
+              </w:numPr>
+              <w:suppressLineNumbers w:val="0"/>
+              <w:snapToGrid w:val="0"/>
+              <w:spacing w:line="240" w:lineRule="auto"/>
+              <w:ind w:left="0" w:leftChars="0" w:right="0" w:rightChars="0" w:firstLine="0" w:firstLineChars="0"/>
+              <w:jc w:val="left"/>
+              <w:rPr>
+                <w:rFonts w:hint="default" w:ascii="Segoe UI" w:hAnsi="Segoe UI" w:eastAsia="Segoe UI" w:cs="Segoe UI"/>
+                <w:i w:val="0"/>
+                <w:iCs w:val="0"/>
+                <w:caps w:val="0"/>
+                <w:color w:val="0F1115"/>
+                <w:spacing w:val="0"/>
+                <w:sz w:val="18"/>
+                <w:szCs w:val="18"/>
+              </w:rPr>
+            </w:pPr>
+            <w:r>
+              <w:rPr>
+                <w:rFonts w:hint="default" w:ascii="Segoe UI" w:hAnsi="Segoe UI" w:eastAsia="Segoe UI" w:cs="Segoe UI"/>
+                <w:i w:val="0"/>
+                <w:iCs w:val="0"/>
+                <w:caps w:val="0"/>
+                <w:snapToGrid w:val="0"/>
+                <w:color w:val="000000"/>
+                <w:spacing w:val="0"/>
+                <w:kern w:val="0"/>
+                <w:sz w:val="18"/>
+                <w:szCs w:val="18"/>
+                <w:lang w:val="en-US" w:eastAsia="zh-CN" w:bidi="ar"/>
+              </w:rPr>
+              <w:t>处置：应急执行小组赶赴机房，保护关键设备，检查机房环境</w:t>
+            </w:r>
+          </w:p>
+          <w:p>
+            <w:pPr>
+              <w:keepNext w:val="0"/>
+              <w:keepLines w:val="0"/>
+              <w:widowControl/>
+              <w:numPr>
+                <w:ilvl w:val="0"/>
+                <w:numId w:val="3"/>
+              </w:numPr>
+              <w:suppressLineNumbers w:val="0"/>
+              <w:snapToGrid w:val="0"/>
+              <w:spacing w:line="240" w:lineRule="auto"/>
+              <w:ind w:left="0" w:leftChars="0" w:right="0" w:rightChars="0" w:firstLine="0" w:firstLineChars="0"/>
+              <w:jc w:val="left"/>
+              <w:rPr>
+                <w:rFonts w:hint="default" w:ascii="Segoe UI" w:hAnsi="Segoe UI" w:eastAsia="Segoe UI" w:cs="Segoe UI"/>
+                <w:i w:val="0"/>
+                <w:iCs w:val="0"/>
+                <w:caps w:val="0"/>
+                <w:color w:val="0F1115"/>
+                <w:spacing w:val="0"/>
+                <w:sz w:val="18"/>
+                <w:szCs w:val="18"/>
+              </w:rPr>
+            </w:pPr>
+            <w:r>
+              <w:rPr>
+                <w:rFonts w:hint="default" w:ascii="Segoe UI" w:hAnsi="Segoe UI" w:eastAsia="Segoe UI" w:cs="Segoe UI"/>
+                <w:i w:val="0"/>
+                <w:iCs w:val="0"/>
+                <w:caps w:val="0"/>
+                <w:snapToGrid w:val="0"/>
+                <w:color w:val="000000"/>
+                <w:spacing w:val="0"/>
+                <w:kern w:val="0"/>
+                <w:sz w:val="18"/>
+                <w:szCs w:val="18"/>
+                <w:lang w:val="en-US" w:eastAsia="zh-CN" w:bidi="ar"/>
+              </w:rPr>
+              <w:t>通报：后勤保障组建立应急通讯群组，确保信息同步</w:t>
+            </w:r>
+          </w:p>
+          <w:p>
+            <w:pPr>
+              <w:keepNext w:val="0"/>
+              <w:keepLines w:val="0"/>
+              <w:widowControl/>
+              <w:numPr>
+                <w:ilvl w:val="0"/>
+                <w:numId w:val="3"/>
+              </w:numPr>
+              <w:suppressLineNumbers w:val="0"/>
+              <w:snapToGrid w:val="0"/>
+              <w:spacing w:line="240" w:lineRule="auto"/>
+              <w:ind w:left="0" w:leftChars="0" w:right="0" w:rightChars="0" w:firstLine="0" w:firstLineChars="0"/>
+              <w:jc w:val="left"/>
+              <w:rPr>
+                <w:rFonts w:hint="default" w:ascii="Segoe UI" w:hAnsi="Segoe UI" w:eastAsia="Segoe UI" w:cs="Segoe UI"/>
+                <w:i w:val="0"/>
+                <w:iCs w:val="0"/>
+                <w:caps w:val="0"/>
+                <w:color w:val="0F1115"/>
+                <w:spacing w:val="0"/>
+                <w:sz w:val="18"/>
+                <w:szCs w:val="18"/>
+              </w:rPr>
+            </w:pPr>
+            <w:r>
+              <w:rPr>
+                <w:rFonts w:hint="default" w:ascii="Segoe UI" w:hAnsi="Segoe UI" w:eastAsia="Segoe UI" w:cs="Segoe UI"/>
+                <w:i w:val="0"/>
+                <w:iCs w:val="0"/>
+                <w:caps w:val="0"/>
+                <w:snapToGrid w:val="0"/>
+                <w:color w:val="000000"/>
+                <w:spacing w:val="0"/>
+                <w:kern w:val="0"/>
+                <w:sz w:val="18"/>
+                <w:szCs w:val="18"/>
+                <w:lang w:val="en-US" w:eastAsia="zh-CN" w:bidi="ar"/>
+              </w:rPr>
+              <w:t>准备：技术支持小组集结，准备诊断工具</w:t>
+            </w:r>
+          </w:p>
+        </w:tc>
+        <w:tc>
+          <w:tcPr>
+            <w:tcW w:w="1772" w:type="dxa"/>
+            <w:tcBorders>
+              <w:top w:val="single" w:color="auto" w:sz="4" w:space="0"/>
+              <w:left w:val="single" w:color="auto" w:sz="4" w:space="0"/>
+              <w:bottom w:val="nil"/>
+              <w:right w:val="single" w:color="auto" w:sz="12" w:space="0"/>
+            </w:tcBorders>
+            <w:shd w:val="clear" w:color="auto" w:fill="auto"/>
+            <w:noWrap w:val="0"/>
+            <w:tcMar>
+              <w:top w:w="120" w:type="dxa"/>
+              <w:left w:w="192" w:type="dxa"/>
+              <w:bottom w:w="120" w:type="dxa"/>
+              <w:right w:w="-1" w:type="dxa"/>
+            </w:tcMar>
+            <w:vAlign w:val="center"/>
+          </w:tcPr>
+          <w:p>
+            <w:pPr>
+              <w:keepNext w:val="0"/>
+              <w:keepLines w:val="0"/>
+              <w:widowControl/>
+              <w:suppressLineNumbers w:val="0"/>
+              <w:snapToGrid w:val="0"/>
+              <w:spacing w:line="240" w:lineRule="auto"/>
+              <w:ind w:left="0" w:leftChars="0" w:right="0" w:rightChars="0" w:firstLine="0" w:firstLineChars="0"/>
+              <w:jc w:val="left"/>
+              <w:rPr>
+                <w:rFonts w:hint="default" w:ascii="Segoe UI" w:hAnsi="Segoe UI" w:eastAsia="Segoe UI" w:cs="Segoe UI"/>
+                <w:i w:val="0"/>
+                <w:iCs w:val="0"/>
+                <w:caps w:val="0"/>
+                <w:color w:val="0F1115"/>
+                <w:spacing w:val="0"/>
+                <w:sz w:val="18"/>
+                <w:szCs w:val="18"/>
+              </w:rPr>
+            </w:pPr>
+            <w:r>
+              <w:rPr>
+                <w:rFonts w:hint="default" w:ascii="Segoe UI" w:hAnsi="Segoe UI" w:eastAsia="Segoe UI" w:cs="Segoe UI"/>
+                <w:i w:val="0"/>
+                <w:iCs w:val="0"/>
+                <w:caps w:val="0"/>
+                <w:snapToGrid w:val="0"/>
+                <w:color w:val="000000"/>
+                <w:spacing w:val="0"/>
+                <w:kern w:val="0"/>
+                <w:sz w:val="18"/>
+                <w:szCs w:val="18"/>
+                <w:lang w:val="en-US" w:eastAsia="zh-CN" w:bidi="ar"/>
+              </w:rPr>
+              <w:t>总指挥、应急执行小组、后勤保障组、技术支持小组</w:t>
+            </w:r>
+          </w:p>
+        </w:tc>
+      </w:tr>
+      <w:tr>
+        <w:tblPrEx>
+          <w:tblBorders>
+            <w:top w:val="none" w:color="auto" w:sz="0" w:space="0"/>
+            <w:left w:val="none" w:color="auto" w:sz="0" w:space="0"/>
+            <w:bottom w:val="none" w:color="auto" w:sz="0" w:space="0"/>
+            <w:right w:val="none" w:color="auto" w:sz="0" w:space="0"/>
+            <w:insideH w:val="none" w:color="auto" w:sz="0" w:space="0"/>
+            <w:insideV w:val="none" w:color="auto" w:sz="0" w:space="0"/>
+          </w:tblBorders>
+          <w:tblCellMar>
+            <w:top w:w="15" w:type="dxa"/>
+            <w:left w:w="15" w:type="dxa"/>
+            <w:bottom w:w="15" w:type="dxa"/>
+            <w:right w:w="15" w:type="dxa"/>
+          </w:tblCellMar>
+        </w:tblPrEx>
+        <w:trPr>
+          <w:trHeight w:val="0" w:hRule="atLeast"/>
+          <w:jc w:val="center"/>
+        </w:trPr>
+        <w:tc>
+          <w:tcPr>
+            <w:tcW w:w="1183" w:type="dxa"/>
+            <w:tcBorders>
+              <w:top w:val="single" w:color="auto" w:sz="4" w:space="0"/>
+              <w:left w:val="single" w:color="auto" w:sz="12" w:space="0"/>
+              <w:bottom w:val="nil"/>
+              <w:right w:val="nil"/>
+            </w:tcBorders>
+            <w:shd w:val="clear" w:color="auto" w:fill="auto"/>
+            <w:noWrap w:val="0"/>
+            <w:tcMar>
+              <w:top w:w="120" w:type="dxa"/>
+              <w:left w:w="-1" w:type="dxa"/>
+              <w:bottom w:w="120" w:type="dxa"/>
+              <w:right w:w="192" w:type="dxa"/>
+            </w:tcMar>
+            <w:vAlign w:val="center"/>
+          </w:tcPr>
+          <w:p>
+            <w:pPr>
+              <w:keepNext w:val="0"/>
+              <w:keepLines w:val="0"/>
+              <w:widowControl/>
+              <w:suppressLineNumbers w:val="0"/>
+              <w:snapToGrid w:val="0"/>
+              <w:spacing w:line="240" w:lineRule="auto"/>
+              <w:ind w:left="0" w:leftChars="0" w:right="0" w:rightChars="0" w:firstLine="0" w:firstLineChars="0"/>
+              <w:jc w:val="center"/>
+              <w:rPr>
+                <w:rFonts w:hint="default" w:ascii="Segoe UI" w:hAnsi="Segoe UI" w:eastAsia="Segoe UI" w:cs="Segoe UI"/>
+                <w:i w:val="0"/>
+                <w:iCs w:val="0"/>
+                <w:caps w:val="0"/>
+                <w:color w:val="0F1115"/>
+                <w:spacing w:val="0"/>
+                <w:sz w:val="18"/>
+                <w:szCs w:val="18"/>
+              </w:rPr>
+            </w:pPr>
+            <w:r>
+              <w:rPr>
+                <w:rFonts w:hint="default" w:ascii="Segoe UI" w:hAnsi="Segoe UI" w:eastAsia="Segoe UI" w:cs="Segoe UI"/>
+                <w:b/>
+                <w:bCs/>
+                <w:i w:val="0"/>
+                <w:iCs w:val="0"/>
+                <w:caps w:val="0"/>
+                <w:snapToGrid w:val="0"/>
+                <w:color w:val="000000"/>
+                <w:spacing w:val="0"/>
+                <w:kern w:val="0"/>
+                <w:sz w:val="18"/>
+                <w:szCs w:val="18"/>
+                <w:lang w:val="en-US" w:eastAsia="zh-CN" w:bidi="ar"/>
+              </w:rPr>
+              <w:t>14:30-15:25</w:t>
+            </w:r>
+          </w:p>
+        </w:tc>
+        <w:tc>
+          <w:tcPr>
+            <w:tcW w:w="1318" w:type="dxa"/>
+            <w:tcBorders>
+              <w:top w:val="single" w:color="auto" w:sz="4" w:space="0"/>
+              <w:left w:val="single" w:color="auto" w:sz="4" w:space="0"/>
+              <w:bottom w:val="nil"/>
+              <w:right w:val="nil"/>
+            </w:tcBorders>
+            <w:shd w:val="clear" w:color="auto" w:fill="auto"/>
+            <w:noWrap w:val="0"/>
+            <w:tcMar>
+              <w:top w:w="120" w:type="dxa"/>
+              <w:left w:w="192" w:type="dxa"/>
+              <w:bottom w:w="120" w:type="dxa"/>
+              <w:right w:w="192" w:type="dxa"/>
+            </w:tcMar>
+            <w:vAlign w:val="center"/>
+          </w:tcPr>
+          <w:p>
+            <w:pPr>
+              <w:keepNext w:val="0"/>
+              <w:keepLines w:val="0"/>
+              <w:widowControl/>
+              <w:suppressLineNumbers w:val="0"/>
+              <w:snapToGrid w:val="0"/>
+              <w:spacing w:line="240" w:lineRule="auto"/>
+              <w:ind w:left="0" w:leftChars="0" w:right="0" w:rightChars="0" w:firstLine="0" w:firstLineChars="0"/>
+              <w:jc w:val="center"/>
+              <w:rPr>
+                <w:rFonts w:hint="default" w:ascii="Segoe UI" w:hAnsi="Segoe UI" w:eastAsia="Segoe UI" w:cs="Segoe UI"/>
+                <w:i w:val="0"/>
+                <w:iCs w:val="0"/>
+                <w:caps w:val="0"/>
+                <w:color w:val="0F1115"/>
+                <w:spacing w:val="0"/>
+                <w:sz w:val="18"/>
+                <w:szCs w:val="18"/>
+              </w:rPr>
+            </w:pPr>
+            <w:r>
+              <w:rPr>
+                <w:rFonts w:hint="default" w:ascii="Segoe UI" w:hAnsi="Segoe UI" w:eastAsia="Segoe UI" w:cs="Segoe UI"/>
+                <w:i w:val="0"/>
+                <w:iCs w:val="0"/>
+                <w:caps w:val="0"/>
+                <w:snapToGrid w:val="0"/>
+                <w:color w:val="000000"/>
+                <w:spacing w:val="0"/>
+                <w:kern w:val="0"/>
+                <w:sz w:val="18"/>
+                <w:szCs w:val="18"/>
+                <w:lang w:val="en-US" w:eastAsia="zh-CN" w:bidi="ar"/>
+              </w:rPr>
+              <w:t>技术研判与处置</w:t>
+            </w:r>
+          </w:p>
+        </w:tc>
+        <w:tc>
+          <w:tcPr>
+            <w:tcW w:w="4249" w:type="dxa"/>
+            <w:tcBorders>
+              <w:top w:val="single" w:color="auto" w:sz="4" w:space="0"/>
+              <w:left w:val="single" w:color="auto" w:sz="4" w:space="0"/>
+              <w:bottom w:val="nil"/>
+              <w:right w:val="nil"/>
+            </w:tcBorders>
+            <w:shd w:val="clear" w:color="auto" w:fill="auto"/>
+            <w:noWrap w:val="0"/>
+            <w:tcMar>
+              <w:top w:w="120" w:type="dxa"/>
+              <w:left w:w="192" w:type="dxa"/>
+              <w:bottom w:w="120" w:type="dxa"/>
+              <w:right w:w="192" w:type="dxa"/>
+            </w:tcMar>
+            <w:vAlign w:val="center"/>
+          </w:tcPr>
+          <w:p>
+            <w:pPr>
+              <w:keepNext w:val="0"/>
+              <w:keepLines w:val="0"/>
+              <w:widowControl/>
+              <w:numPr>
+                <w:ilvl w:val="0"/>
+                <w:numId w:val="4"/>
+              </w:numPr>
+              <w:suppressLineNumbers w:val="0"/>
+              <w:snapToGrid w:val="0"/>
+              <w:spacing w:line="240" w:lineRule="auto"/>
+              <w:ind w:left="0" w:leftChars="0" w:right="0" w:rightChars="0" w:firstLine="0" w:firstLineChars="0"/>
+              <w:jc w:val="left"/>
+              <w:rPr>
+                <w:rFonts w:hint="default" w:ascii="Segoe UI" w:hAnsi="Segoe UI" w:eastAsia="Segoe UI" w:cs="Segoe UI"/>
+                <w:i w:val="0"/>
+                <w:iCs w:val="0"/>
+                <w:caps w:val="0"/>
+                <w:snapToGrid w:val="0"/>
+                <w:color w:val="000000"/>
+                <w:spacing w:val="0"/>
+                <w:kern w:val="0"/>
+                <w:sz w:val="18"/>
+                <w:szCs w:val="18"/>
+                <w:lang w:val="en-US" w:eastAsia="zh-CN" w:bidi="ar"/>
+              </w:rPr>
+            </w:pPr>
+            <w:r>
+              <w:rPr>
+                <w:rFonts w:hint="default" w:ascii="Segoe UI" w:hAnsi="Segoe UI" w:eastAsia="Segoe UI" w:cs="Segoe UI"/>
+                <w:i w:val="0"/>
+                <w:iCs w:val="0"/>
+                <w:caps w:val="0"/>
+                <w:snapToGrid w:val="0"/>
+                <w:color w:val="000000"/>
+                <w:spacing w:val="0"/>
+                <w:kern w:val="0"/>
+                <w:sz w:val="18"/>
+                <w:szCs w:val="18"/>
+                <w:lang w:val="en-US" w:eastAsia="zh-CN" w:bidi="ar"/>
+              </w:rPr>
+              <w:t>故障诊断：检查AIS接口服务状态，确认服务进程异常退出；查看系统日志，发现“内存溢出”错误</w:t>
+            </w:r>
+          </w:p>
+          <w:p>
+            <w:pPr>
+              <w:keepNext w:val="0"/>
+              <w:keepLines w:val="0"/>
+              <w:widowControl/>
+              <w:numPr>
+                <w:ilvl w:val="0"/>
+                <w:numId w:val="4"/>
+              </w:numPr>
+              <w:suppressLineNumbers w:val="0"/>
+              <w:snapToGrid w:val="0"/>
+              <w:spacing w:line="240" w:lineRule="auto"/>
+              <w:ind w:left="0" w:leftChars="0" w:right="0" w:rightChars="0" w:firstLine="0" w:firstLineChars="0"/>
+              <w:jc w:val="left"/>
+              <w:rPr>
+                <w:rFonts w:hint="default" w:ascii="Segoe UI" w:hAnsi="Segoe UI" w:eastAsia="Segoe UI" w:cs="Segoe UI"/>
+                <w:i w:val="0"/>
+                <w:iCs w:val="0"/>
+                <w:caps w:val="0"/>
+                <w:snapToGrid w:val="0"/>
+                <w:color w:val="000000"/>
+                <w:spacing w:val="0"/>
+                <w:kern w:val="0"/>
+                <w:sz w:val="18"/>
+                <w:szCs w:val="18"/>
+                <w:lang w:val="en-US" w:eastAsia="zh-CN" w:bidi="ar"/>
+              </w:rPr>
+            </w:pPr>
+            <w:r>
+              <w:rPr>
+                <w:rFonts w:hint="default" w:ascii="Segoe UI" w:hAnsi="Segoe UI" w:eastAsia="Segoe UI" w:cs="Segoe UI"/>
+                <w:i w:val="0"/>
+                <w:iCs w:val="0"/>
+                <w:caps w:val="0"/>
+                <w:snapToGrid w:val="0"/>
+                <w:color w:val="000000"/>
+                <w:spacing w:val="0"/>
+                <w:kern w:val="0"/>
+                <w:sz w:val="18"/>
+                <w:szCs w:val="18"/>
+                <w:lang w:val="en-US" w:eastAsia="zh-CN" w:bidi="ar"/>
+              </w:rPr>
+              <w:t>诊断结论：内存溢出导致AIS接口服务异常停止</w:t>
+            </w:r>
+          </w:p>
+          <w:p>
+            <w:pPr>
+              <w:keepNext w:val="0"/>
+              <w:keepLines w:val="0"/>
+              <w:widowControl/>
+              <w:numPr>
+                <w:ilvl w:val="0"/>
+                <w:numId w:val="4"/>
+              </w:numPr>
+              <w:suppressLineNumbers w:val="0"/>
+              <w:snapToGrid w:val="0"/>
+              <w:spacing w:line="240" w:lineRule="auto"/>
+              <w:ind w:left="0" w:leftChars="0" w:right="0" w:rightChars="0" w:firstLine="0" w:firstLineChars="0"/>
+              <w:jc w:val="left"/>
+              <w:rPr>
+                <w:rFonts w:hint="default" w:ascii="Segoe UI" w:hAnsi="Segoe UI" w:eastAsia="Segoe UI" w:cs="Segoe UI"/>
+                <w:i w:val="0"/>
+                <w:iCs w:val="0"/>
+                <w:caps w:val="0"/>
+                <w:color w:val="0F1115"/>
+                <w:spacing w:val="0"/>
+                <w:sz w:val="18"/>
+                <w:szCs w:val="18"/>
+              </w:rPr>
+            </w:pPr>
+            <w:r>
+              <w:rPr>
+                <w:rFonts w:hint="default" w:ascii="Segoe UI" w:hAnsi="Segoe UI" w:eastAsia="Segoe UI" w:cs="Segoe UI"/>
+                <w:i w:val="0"/>
+                <w:iCs w:val="0"/>
+                <w:caps w:val="0"/>
+                <w:snapToGrid w:val="0"/>
+                <w:color w:val="000000"/>
+                <w:spacing w:val="0"/>
+                <w:kern w:val="0"/>
+                <w:sz w:val="18"/>
+                <w:szCs w:val="18"/>
+                <w:lang w:val="en-US" w:eastAsia="zh-CN" w:bidi="ar"/>
+              </w:rPr>
+              <w:t>系统恢复：重启AIS接口服务，恢复数据接收</w:t>
+            </w:r>
+          </w:p>
+          <w:p>
+            <w:pPr>
+              <w:keepNext w:val="0"/>
+              <w:keepLines w:val="0"/>
+              <w:widowControl/>
+              <w:numPr>
+                <w:ilvl w:val="0"/>
+                <w:numId w:val="4"/>
+              </w:numPr>
+              <w:suppressLineNumbers w:val="0"/>
+              <w:snapToGrid w:val="0"/>
+              <w:spacing w:line="240" w:lineRule="auto"/>
+              <w:ind w:left="0" w:leftChars="0" w:right="0" w:rightChars="0" w:firstLine="0" w:firstLineChars="0"/>
+              <w:jc w:val="left"/>
+              <w:rPr>
+                <w:rFonts w:hint="default" w:ascii="Segoe UI" w:hAnsi="Segoe UI" w:eastAsia="Segoe UI" w:cs="Segoe UI"/>
+                <w:i w:val="0"/>
+                <w:iCs w:val="0"/>
+                <w:caps w:val="0"/>
+                <w:color w:val="0F1115"/>
+                <w:spacing w:val="0"/>
+                <w:sz w:val="18"/>
+                <w:szCs w:val="18"/>
+              </w:rPr>
+            </w:pPr>
+            <w:r>
+              <w:rPr>
+                <w:rFonts w:hint="default" w:ascii="Segoe UI" w:hAnsi="Segoe UI" w:eastAsia="Segoe UI" w:cs="Segoe UI"/>
+                <w:i w:val="0"/>
+                <w:iCs w:val="0"/>
+                <w:caps w:val="0"/>
+                <w:snapToGrid w:val="0"/>
+                <w:color w:val="000000"/>
+                <w:spacing w:val="0"/>
+                <w:kern w:val="0"/>
+                <w:sz w:val="18"/>
+                <w:szCs w:val="18"/>
+                <w:lang w:val="en-US" w:eastAsia="zh-CN" w:bidi="ar"/>
+              </w:rPr>
+              <w:t>.数据验证：检查历史数据完整性，确认无数据丢失</w:t>
+            </w:r>
+          </w:p>
+          <w:p>
+            <w:pPr>
+              <w:keepNext w:val="0"/>
+              <w:keepLines w:val="0"/>
+              <w:widowControl/>
+              <w:numPr>
+                <w:ilvl w:val="0"/>
+                <w:numId w:val="4"/>
+              </w:numPr>
+              <w:suppressLineNumbers w:val="0"/>
+              <w:snapToGrid w:val="0"/>
+              <w:spacing w:line="240" w:lineRule="auto"/>
+              <w:ind w:left="0" w:leftChars="0" w:right="0" w:rightChars="0" w:firstLine="0" w:firstLineChars="0"/>
+              <w:jc w:val="left"/>
+              <w:rPr>
+                <w:rFonts w:hint="default" w:ascii="Segoe UI" w:hAnsi="Segoe UI" w:eastAsia="Segoe UI" w:cs="Segoe UI"/>
+                <w:i w:val="0"/>
+                <w:iCs w:val="0"/>
+                <w:caps w:val="0"/>
+                <w:color w:val="0F1115"/>
+                <w:spacing w:val="0"/>
+                <w:sz w:val="18"/>
+                <w:szCs w:val="18"/>
+              </w:rPr>
+            </w:pPr>
+            <w:r>
+              <w:rPr>
+                <w:rFonts w:hint="default" w:ascii="Segoe UI" w:hAnsi="Segoe UI" w:eastAsia="Segoe UI" w:cs="Segoe UI"/>
+                <w:i w:val="0"/>
+                <w:iCs w:val="0"/>
+                <w:caps w:val="0"/>
+                <w:snapToGrid w:val="0"/>
+                <w:color w:val="000000"/>
+                <w:spacing w:val="0"/>
+                <w:kern w:val="0"/>
+                <w:sz w:val="18"/>
+                <w:szCs w:val="18"/>
+                <w:lang w:val="en-US" w:eastAsia="zh-CN" w:bidi="ar"/>
+              </w:rPr>
+              <w:t>业务验证：服务台通知引航调度科验证船舶动态页面功能</w:t>
+            </w:r>
+          </w:p>
+        </w:tc>
+        <w:tc>
+          <w:tcPr>
+            <w:tcW w:w="1772" w:type="dxa"/>
+            <w:tcBorders>
+              <w:top w:val="single" w:color="auto" w:sz="4" w:space="0"/>
+              <w:left w:val="single" w:color="auto" w:sz="4" w:space="0"/>
+              <w:bottom w:val="nil"/>
+              <w:right w:val="single" w:color="auto" w:sz="12" w:space="0"/>
+            </w:tcBorders>
+            <w:shd w:val="clear" w:color="auto" w:fill="auto"/>
+            <w:noWrap w:val="0"/>
+            <w:tcMar>
+              <w:top w:w="120" w:type="dxa"/>
+              <w:left w:w="192" w:type="dxa"/>
+              <w:bottom w:w="120" w:type="dxa"/>
+              <w:right w:w="-1" w:type="dxa"/>
+            </w:tcMar>
+            <w:vAlign w:val="center"/>
+          </w:tcPr>
+          <w:p>
+            <w:pPr>
+              <w:keepNext w:val="0"/>
+              <w:keepLines w:val="0"/>
+              <w:widowControl/>
+              <w:suppressLineNumbers w:val="0"/>
+              <w:snapToGrid w:val="0"/>
+              <w:spacing w:line="240" w:lineRule="auto"/>
+              <w:ind w:left="0" w:leftChars="0" w:right="0" w:rightChars="0" w:firstLine="0" w:firstLineChars="0"/>
+              <w:jc w:val="left"/>
+              <w:rPr>
+                <w:rFonts w:hint="default" w:ascii="Segoe UI" w:hAnsi="Segoe UI" w:eastAsia="Segoe UI" w:cs="Segoe UI"/>
+                <w:i w:val="0"/>
+                <w:iCs w:val="0"/>
+                <w:caps w:val="0"/>
+                <w:color w:val="0F1115"/>
+                <w:spacing w:val="0"/>
+                <w:sz w:val="18"/>
+                <w:szCs w:val="18"/>
+              </w:rPr>
+            </w:pPr>
+            <w:r>
+              <w:rPr>
+                <w:rFonts w:hint="default" w:ascii="Segoe UI" w:hAnsi="Segoe UI" w:eastAsia="Segoe UI" w:cs="Segoe UI"/>
+                <w:i w:val="0"/>
+                <w:iCs w:val="0"/>
+                <w:caps w:val="0"/>
+                <w:snapToGrid w:val="0"/>
+                <w:color w:val="000000"/>
+                <w:spacing w:val="0"/>
+                <w:kern w:val="0"/>
+                <w:sz w:val="18"/>
+                <w:szCs w:val="18"/>
+                <w:lang w:val="en-US" w:eastAsia="zh-CN" w:bidi="ar"/>
+              </w:rPr>
+              <w:t>技术支持小组（刘书峰、徐亚楠、赵薇）</w:t>
+            </w:r>
+          </w:p>
+        </w:tc>
+      </w:tr>
+      <w:tr>
+        <w:tblPrEx>
+          <w:tblBorders>
+            <w:top w:val="none" w:color="auto" w:sz="0" w:space="0"/>
+            <w:left w:val="none" w:color="auto" w:sz="0" w:space="0"/>
+            <w:bottom w:val="none" w:color="auto" w:sz="0" w:space="0"/>
+            <w:right w:val="none" w:color="auto" w:sz="0" w:space="0"/>
+            <w:insideH w:val="none" w:color="auto" w:sz="0" w:space="0"/>
+            <w:insideV w:val="none" w:color="auto" w:sz="0" w:space="0"/>
+          </w:tblBorders>
+          <w:tblCellMar>
+            <w:top w:w="15" w:type="dxa"/>
+            <w:left w:w="15" w:type="dxa"/>
+            <w:bottom w:w="15" w:type="dxa"/>
+            <w:right w:w="15" w:type="dxa"/>
+          </w:tblCellMar>
+        </w:tblPrEx>
+        <w:trPr>
+          <w:trHeight w:val="0" w:hRule="atLeast"/>
+          <w:jc w:val="center"/>
+        </w:trPr>
+        <w:tc>
+          <w:tcPr>
+            <w:tcW w:w="1183" w:type="dxa"/>
+            <w:tcBorders>
+              <w:top w:val="single" w:color="auto" w:sz="4" w:space="0"/>
+              <w:left w:val="single" w:color="auto" w:sz="12" w:space="0"/>
+              <w:bottom w:val="nil"/>
+              <w:right w:val="nil"/>
+            </w:tcBorders>
+            <w:shd w:val="clear" w:color="auto" w:fill="auto"/>
+            <w:noWrap w:val="0"/>
+            <w:tcMar>
+              <w:top w:w="120" w:type="dxa"/>
+              <w:left w:w="-1" w:type="dxa"/>
+              <w:bottom w:w="120" w:type="dxa"/>
+              <w:right w:w="192" w:type="dxa"/>
+            </w:tcMar>
+            <w:vAlign w:val="center"/>
+          </w:tcPr>
+          <w:p>
+            <w:pPr>
+              <w:keepNext w:val="0"/>
+              <w:keepLines w:val="0"/>
+              <w:widowControl/>
+              <w:suppressLineNumbers w:val="0"/>
+              <w:snapToGrid w:val="0"/>
+              <w:spacing w:line="240" w:lineRule="auto"/>
+              <w:ind w:left="0" w:leftChars="0" w:right="0" w:rightChars="0" w:firstLine="0" w:firstLineChars="0"/>
+              <w:jc w:val="center"/>
+              <w:rPr>
+                <w:rFonts w:hint="default" w:ascii="Segoe UI" w:hAnsi="Segoe UI" w:eastAsia="Segoe UI" w:cs="Segoe UI"/>
+                <w:i w:val="0"/>
+                <w:iCs w:val="0"/>
+                <w:caps w:val="0"/>
+                <w:color w:val="0F1115"/>
+                <w:spacing w:val="0"/>
+                <w:sz w:val="18"/>
+                <w:szCs w:val="18"/>
+              </w:rPr>
+            </w:pPr>
+            <w:r>
+              <w:rPr>
+                <w:rFonts w:hint="default" w:ascii="Segoe UI" w:hAnsi="Segoe UI" w:eastAsia="Segoe UI" w:cs="Segoe UI"/>
+                <w:b/>
+                <w:bCs/>
+                <w:i w:val="0"/>
+                <w:iCs w:val="0"/>
+                <w:caps w:val="0"/>
+                <w:snapToGrid w:val="0"/>
+                <w:color w:val="000000"/>
+                <w:spacing w:val="0"/>
+                <w:kern w:val="0"/>
+                <w:sz w:val="18"/>
+                <w:szCs w:val="18"/>
+                <w:lang w:val="en-US" w:eastAsia="zh-CN" w:bidi="ar"/>
+              </w:rPr>
+              <w:t>15:28</w:t>
+            </w:r>
+          </w:p>
+        </w:tc>
+        <w:tc>
+          <w:tcPr>
+            <w:tcW w:w="1318" w:type="dxa"/>
+            <w:tcBorders>
+              <w:top w:val="single" w:color="auto" w:sz="4" w:space="0"/>
+              <w:left w:val="single" w:color="auto" w:sz="4" w:space="0"/>
+              <w:bottom w:val="nil"/>
+              <w:right w:val="nil"/>
+            </w:tcBorders>
+            <w:shd w:val="clear" w:color="auto" w:fill="auto"/>
+            <w:noWrap w:val="0"/>
+            <w:tcMar>
+              <w:top w:w="120" w:type="dxa"/>
+              <w:left w:w="192" w:type="dxa"/>
+              <w:bottom w:w="120" w:type="dxa"/>
+              <w:right w:w="192" w:type="dxa"/>
+            </w:tcMar>
+            <w:vAlign w:val="center"/>
+          </w:tcPr>
+          <w:p>
+            <w:pPr>
+              <w:keepNext w:val="0"/>
+              <w:keepLines w:val="0"/>
+              <w:widowControl/>
+              <w:suppressLineNumbers w:val="0"/>
+              <w:snapToGrid w:val="0"/>
+              <w:spacing w:line="240" w:lineRule="auto"/>
+              <w:ind w:left="0" w:leftChars="0" w:right="0" w:rightChars="0" w:firstLine="0" w:firstLineChars="0"/>
+              <w:jc w:val="center"/>
+              <w:rPr>
+                <w:rFonts w:hint="default" w:ascii="Segoe UI" w:hAnsi="Segoe UI" w:eastAsia="Segoe UI" w:cs="Segoe UI"/>
+                <w:i w:val="0"/>
+                <w:iCs w:val="0"/>
+                <w:caps w:val="0"/>
+                <w:color w:val="0F1115"/>
+                <w:spacing w:val="0"/>
+                <w:sz w:val="18"/>
+                <w:szCs w:val="18"/>
+              </w:rPr>
+            </w:pPr>
+            <w:r>
+              <w:rPr>
+                <w:rFonts w:hint="default" w:ascii="Segoe UI" w:hAnsi="Segoe UI" w:eastAsia="Segoe UI" w:cs="Segoe UI"/>
+                <w:i w:val="0"/>
+                <w:iCs w:val="0"/>
+                <w:caps w:val="0"/>
+                <w:snapToGrid w:val="0"/>
+                <w:color w:val="000000"/>
+                <w:spacing w:val="0"/>
+                <w:kern w:val="0"/>
+                <w:sz w:val="18"/>
+                <w:szCs w:val="18"/>
+                <w:lang w:val="en-US" w:eastAsia="zh-CN" w:bidi="ar"/>
+              </w:rPr>
+              <w:t>系统恢复验证</w:t>
+            </w:r>
+          </w:p>
+        </w:tc>
+        <w:tc>
+          <w:tcPr>
+            <w:tcW w:w="4249" w:type="dxa"/>
+            <w:tcBorders>
+              <w:top w:val="single" w:color="auto" w:sz="4" w:space="0"/>
+              <w:left w:val="single" w:color="auto" w:sz="4" w:space="0"/>
+              <w:bottom w:val="nil"/>
+              <w:right w:val="nil"/>
+            </w:tcBorders>
+            <w:shd w:val="clear" w:color="auto" w:fill="auto"/>
+            <w:noWrap w:val="0"/>
+            <w:tcMar>
+              <w:top w:w="120" w:type="dxa"/>
+              <w:left w:w="192" w:type="dxa"/>
+              <w:bottom w:w="120" w:type="dxa"/>
+              <w:right w:w="192" w:type="dxa"/>
+            </w:tcMar>
+            <w:vAlign w:val="center"/>
+          </w:tcPr>
+          <w:p>
+            <w:pPr>
+              <w:keepNext w:val="0"/>
+              <w:keepLines w:val="0"/>
+              <w:widowControl/>
+              <w:suppressLineNumbers w:val="0"/>
+              <w:snapToGrid w:val="0"/>
+              <w:spacing w:line="240" w:lineRule="auto"/>
+              <w:ind w:left="0" w:leftChars="0" w:right="0" w:rightChars="0" w:firstLine="0" w:firstLineChars="0"/>
+              <w:jc w:val="left"/>
+              <w:rPr>
+                <w:rFonts w:hint="default" w:ascii="Segoe UI" w:hAnsi="Segoe UI" w:eastAsia="Segoe UI" w:cs="Segoe UI"/>
+                <w:i w:val="0"/>
+                <w:iCs w:val="0"/>
+                <w:caps w:val="0"/>
+                <w:color w:val="0F1115"/>
+                <w:spacing w:val="0"/>
+                <w:sz w:val="18"/>
+                <w:szCs w:val="18"/>
+              </w:rPr>
+            </w:pPr>
+            <w:r>
+              <w:rPr>
+                <w:rFonts w:hint="default" w:ascii="Segoe UI" w:hAnsi="Segoe UI" w:eastAsia="Segoe UI" w:cs="Segoe UI"/>
+                <w:i w:val="0"/>
+                <w:iCs w:val="0"/>
+                <w:caps w:val="0"/>
+                <w:snapToGrid w:val="0"/>
+                <w:color w:val="000000"/>
+                <w:spacing w:val="0"/>
+                <w:kern w:val="0"/>
+                <w:sz w:val="18"/>
+                <w:szCs w:val="18"/>
+                <w:lang w:val="en-US" w:eastAsia="zh-CN" w:bidi="ar"/>
+              </w:rPr>
+              <w:t>技术支持小组组长报告：“报告总指挥，AIS接口服务已成功恢复，数据接收正常，历史数据完整性已验证，无数据丢失。船舶动态页面已恢复正常。”</w:t>
+            </w:r>
+          </w:p>
+        </w:tc>
+        <w:tc>
+          <w:tcPr>
+            <w:tcW w:w="1772" w:type="dxa"/>
+            <w:tcBorders>
+              <w:top w:val="single" w:color="auto" w:sz="4" w:space="0"/>
+              <w:left w:val="single" w:color="auto" w:sz="4" w:space="0"/>
+              <w:bottom w:val="nil"/>
+              <w:right w:val="single" w:color="auto" w:sz="12" w:space="0"/>
+            </w:tcBorders>
+            <w:shd w:val="clear" w:color="auto" w:fill="auto"/>
+            <w:noWrap w:val="0"/>
+            <w:tcMar>
+              <w:top w:w="120" w:type="dxa"/>
+              <w:left w:w="192" w:type="dxa"/>
+              <w:bottom w:w="120" w:type="dxa"/>
+              <w:right w:w="-1" w:type="dxa"/>
+            </w:tcMar>
+            <w:vAlign w:val="center"/>
+          </w:tcPr>
+          <w:p>
+            <w:pPr>
+              <w:keepNext w:val="0"/>
+              <w:keepLines w:val="0"/>
+              <w:widowControl/>
+              <w:suppressLineNumbers w:val="0"/>
+              <w:snapToGrid w:val="0"/>
+              <w:spacing w:line="240" w:lineRule="auto"/>
+              <w:ind w:left="0" w:leftChars="0" w:right="0" w:rightChars="0" w:firstLine="0" w:firstLineChars="0"/>
+              <w:jc w:val="left"/>
+              <w:rPr>
+                <w:rFonts w:hint="default" w:ascii="Segoe UI" w:hAnsi="Segoe UI" w:eastAsia="Segoe UI" w:cs="Segoe UI"/>
+                <w:i w:val="0"/>
+                <w:iCs w:val="0"/>
+                <w:caps w:val="0"/>
+                <w:color w:val="0F1115"/>
+                <w:spacing w:val="0"/>
+                <w:sz w:val="18"/>
+                <w:szCs w:val="18"/>
+              </w:rPr>
+            </w:pPr>
+            <w:r>
+              <w:rPr>
+                <w:rFonts w:hint="default" w:ascii="Segoe UI" w:hAnsi="Segoe UI" w:eastAsia="Segoe UI" w:cs="Segoe UI"/>
+                <w:i w:val="0"/>
+                <w:iCs w:val="0"/>
+                <w:caps w:val="0"/>
+                <w:snapToGrid w:val="0"/>
+                <w:color w:val="000000"/>
+                <w:spacing w:val="0"/>
+                <w:kern w:val="0"/>
+                <w:sz w:val="18"/>
+                <w:szCs w:val="18"/>
+                <w:lang w:val="en-US" w:eastAsia="zh-CN" w:bidi="ar"/>
+              </w:rPr>
+              <w:t>技术支持小组组长（刘书峰）</w:t>
+            </w:r>
+          </w:p>
+        </w:tc>
+      </w:tr>
+      <w:tr>
+        <w:tblPrEx>
+          <w:tblBorders>
+            <w:top w:val="none" w:color="auto" w:sz="0" w:space="0"/>
+            <w:left w:val="none" w:color="auto" w:sz="0" w:space="0"/>
+            <w:bottom w:val="none" w:color="auto" w:sz="0" w:space="0"/>
+            <w:right w:val="none" w:color="auto" w:sz="0" w:space="0"/>
+            <w:insideH w:val="none" w:color="auto" w:sz="0" w:space="0"/>
+            <w:insideV w:val="none" w:color="auto" w:sz="0" w:space="0"/>
+          </w:tblBorders>
+          <w:tblCellMar>
+            <w:top w:w="15" w:type="dxa"/>
+            <w:left w:w="15" w:type="dxa"/>
+            <w:bottom w:w="15" w:type="dxa"/>
+            <w:right w:w="15" w:type="dxa"/>
+          </w:tblCellMar>
+        </w:tblPrEx>
+        <w:trPr>
+          <w:trHeight w:val="0" w:hRule="atLeast"/>
+          <w:jc w:val="center"/>
+        </w:trPr>
+        <w:tc>
+          <w:tcPr>
+            <w:tcW w:w="1183" w:type="dxa"/>
+            <w:tcBorders>
+              <w:top w:val="single" w:color="auto" w:sz="4" w:space="0"/>
+              <w:left w:val="single" w:color="auto" w:sz="12" w:space="0"/>
+              <w:bottom w:val="nil"/>
+              <w:right w:val="nil"/>
+            </w:tcBorders>
+            <w:shd w:val="clear" w:color="auto" w:fill="auto"/>
+            <w:noWrap w:val="0"/>
+            <w:tcMar>
+              <w:top w:w="120" w:type="dxa"/>
+              <w:left w:w="-1" w:type="dxa"/>
+              <w:bottom w:w="120" w:type="dxa"/>
+              <w:right w:w="192" w:type="dxa"/>
+            </w:tcMar>
+            <w:vAlign w:val="center"/>
+          </w:tcPr>
+          <w:p>
+            <w:pPr>
+              <w:keepNext w:val="0"/>
+              <w:keepLines w:val="0"/>
+              <w:widowControl/>
+              <w:suppressLineNumbers w:val="0"/>
+              <w:snapToGrid w:val="0"/>
+              <w:spacing w:line="240" w:lineRule="auto"/>
+              <w:ind w:left="0" w:leftChars="0" w:right="0" w:rightChars="0" w:firstLine="0" w:firstLineChars="0"/>
+              <w:jc w:val="center"/>
+              <w:rPr>
+                <w:rFonts w:hint="default" w:ascii="Segoe UI" w:hAnsi="Segoe UI" w:eastAsia="Segoe UI" w:cs="Segoe UI"/>
+                <w:i w:val="0"/>
+                <w:iCs w:val="0"/>
+                <w:caps w:val="0"/>
+                <w:color w:val="0F1115"/>
+                <w:spacing w:val="0"/>
+                <w:sz w:val="18"/>
+                <w:szCs w:val="18"/>
+              </w:rPr>
+            </w:pPr>
+            <w:r>
+              <w:rPr>
+                <w:rFonts w:hint="default" w:ascii="Segoe UI" w:hAnsi="Segoe UI" w:eastAsia="Segoe UI" w:cs="Segoe UI"/>
+                <w:b/>
+                <w:bCs/>
+                <w:i w:val="0"/>
+                <w:iCs w:val="0"/>
+                <w:caps w:val="0"/>
+                <w:snapToGrid w:val="0"/>
+                <w:color w:val="000000"/>
+                <w:spacing w:val="0"/>
+                <w:kern w:val="0"/>
+                <w:sz w:val="18"/>
+                <w:szCs w:val="18"/>
+                <w:lang w:val="en-US" w:eastAsia="zh-CN" w:bidi="ar"/>
+              </w:rPr>
+              <w:t>15:30</w:t>
+            </w:r>
+          </w:p>
+        </w:tc>
+        <w:tc>
+          <w:tcPr>
+            <w:tcW w:w="1318" w:type="dxa"/>
+            <w:tcBorders>
+              <w:top w:val="single" w:color="auto" w:sz="4" w:space="0"/>
+              <w:left w:val="single" w:color="auto" w:sz="4" w:space="0"/>
+              <w:bottom w:val="nil"/>
+              <w:right w:val="nil"/>
+            </w:tcBorders>
+            <w:shd w:val="clear" w:color="auto" w:fill="auto"/>
+            <w:noWrap w:val="0"/>
+            <w:tcMar>
+              <w:top w:w="120" w:type="dxa"/>
+              <w:left w:w="192" w:type="dxa"/>
+              <w:bottom w:w="120" w:type="dxa"/>
+              <w:right w:w="192" w:type="dxa"/>
+            </w:tcMar>
+            <w:vAlign w:val="center"/>
+          </w:tcPr>
+          <w:p>
+            <w:pPr>
+              <w:keepNext w:val="0"/>
+              <w:keepLines w:val="0"/>
+              <w:widowControl/>
+              <w:suppressLineNumbers w:val="0"/>
+              <w:snapToGrid w:val="0"/>
+              <w:spacing w:line="240" w:lineRule="auto"/>
+              <w:ind w:left="0" w:leftChars="0" w:right="0" w:rightChars="0" w:firstLine="0" w:firstLineChars="0"/>
+              <w:jc w:val="center"/>
+              <w:rPr>
+                <w:rFonts w:hint="default" w:ascii="Segoe UI" w:hAnsi="Segoe UI" w:eastAsia="Segoe UI" w:cs="Segoe UI"/>
+                <w:i w:val="0"/>
+                <w:iCs w:val="0"/>
+                <w:caps w:val="0"/>
+                <w:color w:val="0F1115"/>
+                <w:spacing w:val="0"/>
+                <w:sz w:val="18"/>
+                <w:szCs w:val="18"/>
+              </w:rPr>
+            </w:pPr>
+            <w:r>
+              <w:rPr>
+                <w:rFonts w:hint="default" w:ascii="Segoe UI" w:hAnsi="Segoe UI" w:eastAsia="Segoe UI" w:cs="Segoe UI"/>
+                <w:i w:val="0"/>
+                <w:iCs w:val="0"/>
+                <w:caps w:val="0"/>
+                <w:snapToGrid w:val="0"/>
+                <w:color w:val="000000"/>
+                <w:spacing w:val="0"/>
+                <w:kern w:val="0"/>
+                <w:sz w:val="18"/>
+                <w:szCs w:val="18"/>
+                <w:lang w:val="en-US" w:eastAsia="zh-CN" w:bidi="ar"/>
+              </w:rPr>
+              <w:t>演练终止</w:t>
+            </w:r>
+          </w:p>
+        </w:tc>
+        <w:tc>
+          <w:tcPr>
+            <w:tcW w:w="4249" w:type="dxa"/>
+            <w:tcBorders>
+              <w:top w:val="single" w:color="auto" w:sz="4" w:space="0"/>
+              <w:left w:val="single" w:color="auto" w:sz="4" w:space="0"/>
+              <w:bottom w:val="nil"/>
+              <w:right w:val="nil"/>
+            </w:tcBorders>
+            <w:shd w:val="clear" w:color="auto" w:fill="auto"/>
+            <w:noWrap w:val="0"/>
+            <w:tcMar>
+              <w:top w:w="120" w:type="dxa"/>
+              <w:left w:w="192" w:type="dxa"/>
+              <w:bottom w:w="120" w:type="dxa"/>
+              <w:right w:w="192" w:type="dxa"/>
+            </w:tcMar>
+            <w:vAlign w:val="center"/>
+          </w:tcPr>
+          <w:p>
+            <w:pPr>
+              <w:keepNext w:val="0"/>
+              <w:keepLines w:val="0"/>
+              <w:widowControl/>
+              <w:suppressLineNumbers w:val="0"/>
+              <w:snapToGrid w:val="0"/>
+              <w:spacing w:line="240" w:lineRule="auto"/>
+              <w:ind w:left="0" w:leftChars="0" w:right="0" w:rightChars="0" w:firstLine="0" w:firstLineChars="0"/>
+              <w:jc w:val="left"/>
+              <w:rPr>
+                <w:rFonts w:hint="default" w:ascii="Segoe UI" w:hAnsi="Segoe UI" w:eastAsia="Segoe UI" w:cs="Segoe UI"/>
+                <w:i w:val="0"/>
+                <w:iCs w:val="0"/>
+                <w:caps w:val="0"/>
+                <w:color w:val="0F1115"/>
+                <w:spacing w:val="0"/>
+                <w:sz w:val="18"/>
+                <w:szCs w:val="18"/>
+              </w:rPr>
+            </w:pPr>
+            <w:r>
+              <w:rPr>
+                <w:rFonts w:hint="default" w:ascii="Segoe UI" w:hAnsi="Segoe UI" w:eastAsia="Segoe UI" w:cs="Segoe UI"/>
+                <w:i w:val="0"/>
+                <w:iCs w:val="0"/>
+                <w:caps w:val="0"/>
+                <w:snapToGrid w:val="0"/>
+                <w:color w:val="000000"/>
+                <w:spacing w:val="0"/>
+                <w:kern w:val="0"/>
+                <w:sz w:val="18"/>
+                <w:szCs w:val="18"/>
+                <w:lang w:val="en-US" w:eastAsia="zh-CN" w:bidi="ar"/>
+              </w:rPr>
+              <w:t>总指挥宣布：“应急响应结束，演练核心环节完成。转入总结评估阶段。”</w:t>
+            </w:r>
+          </w:p>
+        </w:tc>
+        <w:tc>
+          <w:tcPr>
+            <w:tcW w:w="1772" w:type="dxa"/>
+            <w:tcBorders>
+              <w:top w:val="single" w:color="auto" w:sz="4" w:space="0"/>
+              <w:left w:val="single" w:color="auto" w:sz="4" w:space="0"/>
+              <w:bottom w:val="nil"/>
+              <w:right w:val="single" w:color="auto" w:sz="12" w:space="0"/>
+            </w:tcBorders>
+            <w:shd w:val="clear" w:color="auto" w:fill="auto"/>
+            <w:noWrap w:val="0"/>
+            <w:tcMar>
+              <w:top w:w="120" w:type="dxa"/>
+              <w:left w:w="192" w:type="dxa"/>
+              <w:bottom w:w="120" w:type="dxa"/>
+              <w:right w:w="-1" w:type="dxa"/>
+            </w:tcMar>
+            <w:vAlign w:val="center"/>
+          </w:tcPr>
+          <w:p>
+            <w:pPr>
+              <w:keepNext w:val="0"/>
+              <w:keepLines w:val="0"/>
+              <w:widowControl/>
+              <w:suppressLineNumbers w:val="0"/>
+              <w:snapToGrid w:val="0"/>
+              <w:spacing w:line="240" w:lineRule="auto"/>
+              <w:ind w:left="0" w:leftChars="0" w:right="0" w:rightChars="0" w:firstLine="0" w:firstLineChars="0"/>
+              <w:jc w:val="left"/>
+              <w:rPr>
+                <w:rFonts w:hint="default" w:ascii="Segoe UI" w:hAnsi="Segoe UI" w:eastAsia="Segoe UI" w:cs="Segoe UI"/>
+                <w:i w:val="0"/>
+                <w:iCs w:val="0"/>
+                <w:caps w:val="0"/>
+                <w:color w:val="0F1115"/>
+                <w:spacing w:val="0"/>
+                <w:sz w:val="18"/>
+                <w:szCs w:val="18"/>
+              </w:rPr>
+            </w:pPr>
+            <w:r>
+              <w:rPr>
+                <w:rFonts w:hint="default" w:ascii="Segoe UI" w:hAnsi="Segoe UI" w:eastAsia="Segoe UI" w:cs="Segoe UI"/>
+                <w:i w:val="0"/>
+                <w:iCs w:val="0"/>
+                <w:caps w:val="0"/>
+                <w:snapToGrid w:val="0"/>
+                <w:color w:val="000000"/>
+                <w:spacing w:val="0"/>
+                <w:kern w:val="0"/>
+                <w:sz w:val="18"/>
+                <w:szCs w:val="18"/>
+                <w:lang w:val="en-US" w:eastAsia="zh-CN" w:bidi="ar"/>
+              </w:rPr>
+              <w:t>总指挥（常海霞）</w:t>
             </w:r>
           </w:p>
         </w:tc>
@@ -2766,2495 +5219,6 @@
             <w:tcBorders>
               <w:top w:val="single" w:color="auto" w:sz="4" w:space="0"/>
               <w:left w:val="single" w:color="auto" w:sz="12" w:space="0"/>
-              <w:bottom w:val="nil"/>
-              <w:right w:val="nil"/>
-            </w:tcBorders>
-            <w:shd w:val="clear" w:color="auto" w:fill="auto"/>
-            <w:noWrap w:val="0"/>
-            <w:tcMar>
-              <w:top w:w="120" w:type="dxa"/>
-              <w:left w:w="-1" w:type="dxa"/>
-              <w:bottom w:w="120" w:type="dxa"/>
-              <w:right w:w="192" w:type="dxa"/>
-            </w:tcMar>
-            <w:vAlign w:val="center"/>
-          </w:tcPr>
-          <w:p>
-            <w:pPr>
-              <w:keepNext w:val="0"/>
-              <w:keepLines w:val="0"/>
-              <w:widowControl/>
-              <w:suppressLineNumbers w:val="0"/>
-              <w:snapToGrid w:val="0"/>
-              <w:spacing w:line="240" w:lineRule="auto"/>
-              <w:ind w:left="0" w:leftChars="0" w:right="0" w:rightChars="0" w:firstLine="0" w:firstLineChars="0"/>
-              <w:jc w:val="center"/>
-              <w:rPr>
-                <w:rFonts w:hint="default" w:ascii="Segoe UI" w:hAnsi="Segoe UI" w:eastAsia="Segoe UI" w:cs="Segoe UI"/>
-                <w:i w:val="0"/>
-                <w:iCs w:val="0"/>
-                <w:caps w:val="0"/>
-                <w:color w:val="0F1115"/>
-                <w:spacing w:val="0"/>
-                <w:sz w:val="18"/>
-                <w:szCs w:val="18"/>
-              </w:rPr>
-            </w:pPr>
-            <w:r>
-              <w:rPr>
-                <w:rFonts w:hint="default" w:ascii="Segoe UI" w:hAnsi="Segoe UI" w:eastAsia="Segoe UI" w:cs="Segoe UI"/>
-                <w:b/>
-                <w:bCs/>
-                <w:i w:val="0"/>
-                <w:iCs w:val="0"/>
-                <w:caps w:val="0"/>
-                <w:snapToGrid w:val="0"/>
-                <w:color w:val="000000"/>
-                <w:spacing w:val="0"/>
-                <w:kern w:val="0"/>
-                <w:sz w:val="18"/>
-                <w:szCs w:val="18"/>
-                <w:bdr w:val="none" w:color="auto" w:sz="0" w:space="0"/>
-                <w:lang w:val="en-US" w:eastAsia="zh-CN" w:bidi="ar"/>
-              </w:rPr>
-              <w:t>14:00</w:t>
-            </w:r>
-          </w:p>
-        </w:tc>
-        <w:tc>
-          <w:tcPr>
-            <w:tcW w:w="1318" w:type="dxa"/>
-            <w:tcBorders>
-              <w:top w:val="single" w:color="auto" w:sz="4" w:space="0"/>
-              <w:left w:val="single" w:color="auto" w:sz="4" w:space="0"/>
-              <w:bottom w:val="nil"/>
-              <w:right w:val="nil"/>
-            </w:tcBorders>
-            <w:shd w:val="clear" w:color="auto" w:fill="auto"/>
-            <w:noWrap w:val="0"/>
-            <w:tcMar>
-              <w:top w:w="120" w:type="dxa"/>
-              <w:left w:w="192" w:type="dxa"/>
-              <w:bottom w:w="120" w:type="dxa"/>
-              <w:right w:w="192" w:type="dxa"/>
-            </w:tcMar>
-            <w:vAlign w:val="center"/>
-          </w:tcPr>
-          <w:p>
-            <w:pPr>
-              <w:keepNext w:val="0"/>
-              <w:keepLines w:val="0"/>
-              <w:widowControl/>
-              <w:suppressLineNumbers w:val="0"/>
-              <w:snapToGrid w:val="0"/>
-              <w:spacing w:line="240" w:lineRule="auto"/>
-              <w:ind w:left="0" w:leftChars="0" w:right="0" w:rightChars="0" w:firstLine="0" w:firstLineChars="0"/>
-              <w:jc w:val="center"/>
-              <w:rPr>
-                <w:rFonts w:hint="default" w:ascii="Segoe UI" w:hAnsi="Segoe UI" w:eastAsia="Segoe UI" w:cs="Segoe UI"/>
-                <w:i w:val="0"/>
-                <w:iCs w:val="0"/>
-                <w:caps w:val="0"/>
-                <w:color w:val="0F1115"/>
-                <w:spacing w:val="0"/>
-                <w:sz w:val="18"/>
-                <w:szCs w:val="18"/>
-              </w:rPr>
-            </w:pPr>
-            <w:r>
-              <w:rPr>
-                <w:rFonts w:hint="default" w:ascii="Segoe UI" w:hAnsi="Segoe UI" w:eastAsia="Segoe UI" w:cs="Segoe UI"/>
-                <w:i w:val="0"/>
-                <w:iCs w:val="0"/>
-                <w:caps w:val="0"/>
-                <w:snapToGrid w:val="0"/>
-                <w:color w:val="000000"/>
-                <w:spacing w:val="0"/>
-                <w:kern w:val="0"/>
-                <w:sz w:val="18"/>
-                <w:szCs w:val="18"/>
-                <w:bdr w:val="none" w:color="auto" w:sz="0" w:space="0"/>
-                <w:lang w:val="en-US" w:eastAsia="zh-CN" w:bidi="ar"/>
-              </w:rPr>
-              <w:t>演练启动</w:t>
-            </w:r>
-          </w:p>
-        </w:tc>
-        <w:tc>
-          <w:tcPr>
-            <w:tcW w:w="4249" w:type="dxa"/>
-            <w:tcBorders>
-              <w:top w:val="single" w:color="auto" w:sz="4" w:space="0"/>
-              <w:left w:val="single" w:color="auto" w:sz="4" w:space="0"/>
-              <w:bottom w:val="nil"/>
-              <w:right w:val="nil"/>
-            </w:tcBorders>
-            <w:shd w:val="clear" w:color="auto" w:fill="auto"/>
-            <w:noWrap w:val="0"/>
-            <w:tcMar>
-              <w:top w:w="120" w:type="dxa"/>
-              <w:left w:w="192" w:type="dxa"/>
-              <w:bottom w:w="120" w:type="dxa"/>
-              <w:right w:w="192" w:type="dxa"/>
-            </w:tcMar>
-            <w:vAlign w:val="center"/>
-          </w:tcPr>
-          <w:p>
-            <w:pPr>
-              <w:keepNext w:val="0"/>
-              <w:keepLines w:val="0"/>
-              <w:widowControl/>
-              <w:suppressLineNumbers w:val="0"/>
-              <w:snapToGrid w:val="0"/>
-              <w:spacing w:line="240" w:lineRule="auto"/>
-              <w:ind w:left="0" w:leftChars="0" w:right="0" w:rightChars="0" w:firstLine="0" w:firstLineChars="0"/>
-              <w:jc w:val="left"/>
-              <w:rPr>
-                <w:rFonts w:hint="default" w:ascii="Segoe UI" w:hAnsi="Segoe UI" w:eastAsia="Segoe UI" w:cs="Segoe UI"/>
-                <w:i w:val="0"/>
-                <w:iCs w:val="0"/>
-                <w:caps w:val="0"/>
-                <w:color w:val="0F1115"/>
-                <w:spacing w:val="0"/>
-                <w:sz w:val="18"/>
-                <w:szCs w:val="18"/>
-              </w:rPr>
-            </w:pPr>
-            <w:r>
-              <w:rPr>
-                <w:rFonts w:hint="default" w:ascii="Segoe UI" w:hAnsi="Segoe UI" w:eastAsia="Segoe UI" w:cs="Segoe UI"/>
-                <w:i w:val="0"/>
-                <w:iCs w:val="0"/>
-                <w:caps w:val="0"/>
-                <w:snapToGrid w:val="0"/>
-                <w:color w:val="000000"/>
-                <w:spacing w:val="0"/>
-                <w:kern w:val="0"/>
-                <w:sz w:val="18"/>
-                <w:szCs w:val="18"/>
-                <w:bdr w:val="none" w:color="auto" w:sz="0" w:space="0"/>
-                <w:lang w:val="en-US" w:eastAsia="zh-CN" w:bidi="ar"/>
-              </w:rPr>
-              <w:t>总指挥宣布演练开始：“引航信息系统AIS接口服务故障应急演练现在开始，各小组就位。”</w:t>
-            </w:r>
-          </w:p>
-        </w:tc>
-        <w:tc>
-          <w:tcPr>
-            <w:tcW w:w="1772" w:type="dxa"/>
-            <w:tcBorders>
-              <w:top w:val="single" w:color="auto" w:sz="4" w:space="0"/>
-              <w:left w:val="single" w:color="auto" w:sz="4" w:space="0"/>
-              <w:bottom w:val="nil"/>
-              <w:right w:val="single" w:color="auto" w:sz="12" w:space="0"/>
-            </w:tcBorders>
-            <w:shd w:val="clear" w:color="auto" w:fill="auto"/>
-            <w:noWrap w:val="0"/>
-            <w:tcMar>
-              <w:top w:w="120" w:type="dxa"/>
-              <w:left w:w="192" w:type="dxa"/>
-              <w:bottom w:w="120" w:type="dxa"/>
-              <w:right w:w="-1" w:type="dxa"/>
-            </w:tcMar>
-            <w:vAlign w:val="center"/>
-          </w:tcPr>
-          <w:p>
-            <w:pPr>
-              <w:keepNext w:val="0"/>
-              <w:keepLines w:val="0"/>
-              <w:widowControl/>
-              <w:suppressLineNumbers w:val="0"/>
-              <w:snapToGrid w:val="0"/>
-              <w:spacing w:line="240" w:lineRule="auto"/>
-              <w:ind w:left="0" w:leftChars="0" w:right="0" w:rightChars="0" w:firstLine="0" w:firstLineChars="0"/>
-              <w:jc w:val="left"/>
-              <w:rPr>
-                <w:rFonts w:hint="default" w:ascii="Segoe UI" w:hAnsi="Segoe UI" w:eastAsia="Segoe UI" w:cs="Segoe UI"/>
-                <w:i w:val="0"/>
-                <w:iCs w:val="0"/>
-                <w:caps w:val="0"/>
-                <w:color w:val="0F1115"/>
-                <w:spacing w:val="0"/>
-                <w:sz w:val="18"/>
-                <w:szCs w:val="18"/>
-              </w:rPr>
-            </w:pPr>
-            <w:r>
-              <w:rPr>
-                <w:rFonts w:hint="default" w:ascii="Segoe UI" w:hAnsi="Segoe UI" w:eastAsia="Segoe UI" w:cs="Segoe UI"/>
-                <w:i w:val="0"/>
-                <w:iCs w:val="0"/>
-                <w:caps w:val="0"/>
-                <w:snapToGrid w:val="0"/>
-                <w:color w:val="000000"/>
-                <w:spacing w:val="0"/>
-                <w:kern w:val="0"/>
-                <w:sz w:val="18"/>
-                <w:szCs w:val="18"/>
-                <w:bdr w:val="none" w:color="auto" w:sz="0" w:space="0"/>
-                <w:lang w:val="en-US" w:eastAsia="zh-CN" w:bidi="ar"/>
-              </w:rPr>
-              <w:t>总指挥（常海霞）</w:t>
-            </w:r>
-          </w:p>
-        </w:tc>
-      </w:tr>
-      <w:tr>
-        <w:tblPrEx>
-          <w:tblBorders>
-            <w:top w:val="none" w:color="auto" w:sz="0" w:space="0"/>
-            <w:left w:val="none" w:color="auto" w:sz="0" w:space="0"/>
-            <w:bottom w:val="none" w:color="auto" w:sz="0" w:space="0"/>
-            <w:right w:val="none" w:color="auto" w:sz="0" w:space="0"/>
-            <w:insideH w:val="none" w:color="auto" w:sz="0" w:space="0"/>
-            <w:insideV w:val="none" w:color="auto" w:sz="0" w:space="0"/>
-          </w:tblBorders>
-          <w:shd w:val="clear" w:color="auto" w:fill="auto"/>
-          <w:tblCellMar>
-            <w:top w:w="15" w:type="dxa"/>
-            <w:left w:w="15" w:type="dxa"/>
-            <w:bottom w:w="15" w:type="dxa"/>
-            <w:right w:w="15" w:type="dxa"/>
-          </w:tblCellMar>
-        </w:tblPrEx>
-        <w:trPr>
-          <w:trHeight w:val="0" w:hRule="atLeast"/>
-          <w:jc w:val="center"/>
-        </w:trPr>
-        <w:tc>
-          <w:tcPr>
-            <w:tcW w:w="1183" w:type="dxa"/>
-            <w:tcBorders>
-              <w:top w:val="single" w:color="auto" w:sz="4" w:space="0"/>
-              <w:left w:val="single" w:color="auto" w:sz="12" w:space="0"/>
-              <w:bottom w:val="nil"/>
-              <w:right w:val="nil"/>
-            </w:tcBorders>
-            <w:shd w:val="clear" w:color="auto" w:fill="auto"/>
-            <w:noWrap w:val="0"/>
-            <w:tcMar>
-              <w:top w:w="120" w:type="dxa"/>
-              <w:left w:w="-1" w:type="dxa"/>
-              <w:bottom w:w="120" w:type="dxa"/>
-              <w:right w:w="192" w:type="dxa"/>
-            </w:tcMar>
-            <w:vAlign w:val="center"/>
-          </w:tcPr>
-          <w:p>
-            <w:pPr>
-              <w:keepNext w:val="0"/>
-              <w:keepLines w:val="0"/>
-              <w:widowControl/>
-              <w:suppressLineNumbers w:val="0"/>
-              <w:snapToGrid w:val="0"/>
-              <w:spacing w:line="240" w:lineRule="auto"/>
-              <w:ind w:left="0" w:leftChars="0" w:right="0" w:rightChars="0" w:firstLine="0" w:firstLineChars="0"/>
-              <w:jc w:val="center"/>
-              <w:rPr>
-                <w:rFonts w:hint="default" w:ascii="Segoe UI" w:hAnsi="Segoe UI" w:eastAsia="Segoe UI" w:cs="Segoe UI"/>
-                <w:i w:val="0"/>
-                <w:iCs w:val="0"/>
-                <w:caps w:val="0"/>
-                <w:color w:val="0F1115"/>
-                <w:spacing w:val="0"/>
-                <w:sz w:val="18"/>
-                <w:szCs w:val="18"/>
-              </w:rPr>
-            </w:pPr>
-            <w:r>
-              <w:rPr>
-                <w:rFonts w:hint="default" w:ascii="Segoe UI" w:hAnsi="Segoe UI" w:eastAsia="Segoe UI" w:cs="Segoe UI"/>
-                <w:b/>
-                <w:bCs/>
-                <w:i w:val="0"/>
-                <w:iCs w:val="0"/>
-                <w:caps w:val="0"/>
-                <w:snapToGrid w:val="0"/>
-                <w:color w:val="000000"/>
-                <w:spacing w:val="0"/>
-                <w:kern w:val="0"/>
-                <w:sz w:val="18"/>
-                <w:szCs w:val="18"/>
-                <w:bdr w:val="none" w:color="auto" w:sz="0" w:space="0"/>
-                <w:lang w:val="en-US" w:eastAsia="zh-CN" w:bidi="ar"/>
-              </w:rPr>
-              <w:t>14:05</w:t>
-            </w:r>
-          </w:p>
-        </w:tc>
-        <w:tc>
-          <w:tcPr>
-            <w:tcW w:w="1318" w:type="dxa"/>
-            <w:tcBorders>
-              <w:top w:val="single" w:color="auto" w:sz="4" w:space="0"/>
-              <w:left w:val="single" w:color="auto" w:sz="4" w:space="0"/>
-              <w:bottom w:val="nil"/>
-              <w:right w:val="nil"/>
-            </w:tcBorders>
-            <w:shd w:val="clear" w:color="auto" w:fill="auto"/>
-            <w:noWrap w:val="0"/>
-            <w:tcMar>
-              <w:top w:w="120" w:type="dxa"/>
-              <w:left w:w="192" w:type="dxa"/>
-              <w:bottom w:w="120" w:type="dxa"/>
-              <w:right w:w="192" w:type="dxa"/>
-            </w:tcMar>
-            <w:vAlign w:val="center"/>
-          </w:tcPr>
-          <w:p>
-            <w:pPr>
-              <w:keepNext w:val="0"/>
-              <w:keepLines w:val="0"/>
-              <w:widowControl/>
-              <w:suppressLineNumbers w:val="0"/>
-              <w:snapToGrid w:val="0"/>
-              <w:spacing w:line="240" w:lineRule="auto"/>
-              <w:ind w:left="0" w:leftChars="0" w:right="0" w:rightChars="0" w:firstLine="0" w:firstLineChars="0"/>
-              <w:jc w:val="center"/>
-              <w:rPr>
-                <w:rFonts w:hint="default" w:ascii="Segoe UI" w:hAnsi="Segoe UI" w:eastAsia="Segoe UI" w:cs="Segoe UI"/>
-                <w:i w:val="0"/>
-                <w:iCs w:val="0"/>
-                <w:caps w:val="0"/>
-                <w:color w:val="0F1115"/>
-                <w:spacing w:val="0"/>
-                <w:sz w:val="18"/>
-                <w:szCs w:val="18"/>
-              </w:rPr>
-            </w:pPr>
-            <w:r>
-              <w:rPr>
-                <w:rFonts w:hint="default" w:ascii="Segoe UI" w:hAnsi="Segoe UI" w:eastAsia="Segoe UI" w:cs="Segoe UI"/>
-                <w:i w:val="0"/>
-                <w:iCs w:val="0"/>
-                <w:caps w:val="0"/>
-                <w:snapToGrid w:val="0"/>
-                <w:color w:val="000000"/>
-                <w:spacing w:val="0"/>
-                <w:kern w:val="0"/>
-                <w:sz w:val="18"/>
-                <w:szCs w:val="18"/>
-                <w:bdr w:val="none" w:color="auto" w:sz="0" w:space="0"/>
-                <w:lang w:val="en-US" w:eastAsia="zh-CN" w:bidi="ar"/>
-              </w:rPr>
-              <w:t>事件触发</w:t>
-            </w:r>
-          </w:p>
-        </w:tc>
-        <w:tc>
-          <w:tcPr>
-            <w:tcW w:w="4249" w:type="dxa"/>
-            <w:tcBorders>
-              <w:top w:val="single" w:color="auto" w:sz="4" w:space="0"/>
-              <w:left w:val="single" w:color="auto" w:sz="4" w:space="0"/>
-              <w:bottom w:val="nil"/>
-              <w:right w:val="nil"/>
-            </w:tcBorders>
-            <w:shd w:val="clear" w:color="auto" w:fill="auto"/>
-            <w:noWrap w:val="0"/>
-            <w:tcMar>
-              <w:top w:w="120" w:type="dxa"/>
-              <w:left w:w="192" w:type="dxa"/>
-              <w:bottom w:w="120" w:type="dxa"/>
-              <w:right w:w="192" w:type="dxa"/>
-            </w:tcMar>
-            <w:vAlign w:val="center"/>
-          </w:tcPr>
-          <w:p>
-            <w:pPr>
-              <w:keepNext w:val="0"/>
-              <w:keepLines w:val="0"/>
-              <w:widowControl/>
-              <w:suppressLineNumbers w:val="0"/>
-              <w:snapToGrid w:val="0"/>
-              <w:spacing w:line="240" w:lineRule="auto"/>
-              <w:ind w:left="0" w:leftChars="0" w:right="0" w:rightChars="0" w:firstLine="0" w:firstLineChars="0"/>
-              <w:jc w:val="left"/>
-              <w:rPr>
-                <w:rFonts w:hint="default" w:ascii="Segoe UI" w:hAnsi="Segoe UI" w:eastAsia="Segoe UI" w:cs="Segoe UI"/>
-                <w:i w:val="0"/>
-                <w:iCs w:val="0"/>
-                <w:caps w:val="0"/>
-                <w:color w:val="0F1115"/>
-                <w:spacing w:val="0"/>
-                <w:sz w:val="18"/>
-                <w:szCs w:val="18"/>
-              </w:rPr>
-            </w:pPr>
-            <w:r>
-              <w:rPr>
-                <w:rFonts w:hint="default" w:ascii="Segoe UI" w:hAnsi="Segoe UI" w:eastAsia="Segoe UI" w:cs="Segoe UI"/>
-                <w:i w:val="0"/>
-                <w:iCs w:val="0"/>
-                <w:caps w:val="0"/>
-                <w:snapToGrid w:val="0"/>
-                <w:color w:val="000000"/>
-                <w:spacing w:val="0"/>
-                <w:kern w:val="0"/>
-                <w:sz w:val="18"/>
-                <w:szCs w:val="18"/>
-                <w:bdr w:val="none" w:color="auto" w:sz="0" w:space="0"/>
-                <w:lang w:val="en-US" w:eastAsia="zh-CN" w:bidi="ar"/>
-              </w:rPr>
-              <w:t>测试环境模拟AIS接口服务中断。服务台接到引航调度科报障：“船舶动态页面无数据刷新，无法查看船舶实时位置，请尽快处理。”</w:t>
-            </w:r>
-          </w:p>
-        </w:tc>
-        <w:tc>
-          <w:tcPr>
-            <w:tcW w:w="1772" w:type="dxa"/>
-            <w:tcBorders>
-              <w:top w:val="single" w:color="auto" w:sz="4" w:space="0"/>
-              <w:left w:val="single" w:color="auto" w:sz="4" w:space="0"/>
-              <w:bottom w:val="nil"/>
-              <w:right w:val="single" w:color="auto" w:sz="12" w:space="0"/>
-            </w:tcBorders>
-            <w:shd w:val="clear" w:color="auto" w:fill="auto"/>
-            <w:noWrap w:val="0"/>
-            <w:tcMar>
-              <w:top w:w="120" w:type="dxa"/>
-              <w:left w:w="192" w:type="dxa"/>
-              <w:bottom w:w="120" w:type="dxa"/>
-              <w:right w:w="-1" w:type="dxa"/>
-            </w:tcMar>
-            <w:vAlign w:val="center"/>
-          </w:tcPr>
-          <w:p>
-            <w:pPr>
-              <w:keepNext w:val="0"/>
-              <w:keepLines w:val="0"/>
-              <w:widowControl/>
-              <w:suppressLineNumbers w:val="0"/>
-              <w:snapToGrid w:val="0"/>
-              <w:spacing w:line="240" w:lineRule="auto"/>
-              <w:ind w:left="0" w:leftChars="0" w:right="0" w:rightChars="0" w:firstLine="0" w:firstLineChars="0"/>
-              <w:jc w:val="left"/>
-              <w:rPr>
-                <w:rFonts w:hint="default" w:ascii="Segoe UI" w:hAnsi="Segoe UI" w:eastAsia="Segoe UI" w:cs="Segoe UI"/>
-                <w:i w:val="0"/>
-                <w:iCs w:val="0"/>
-                <w:caps w:val="0"/>
-                <w:color w:val="0F1115"/>
-                <w:spacing w:val="0"/>
-                <w:sz w:val="18"/>
-                <w:szCs w:val="18"/>
-              </w:rPr>
-            </w:pPr>
-            <w:r>
-              <w:rPr>
-                <w:rFonts w:hint="default" w:ascii="Segoe UI" w:hAnsi="Segoe UI" w:eastAsia="Segoe UI" w:cs="Segoe UI"/>
-                <w:i w:val="0"/>
-                <w:iCs w:val="0"/>
-                <w:caps w:val="0"/>
-                <w:snapToGrid w:val="0"/>
-                <w:color w:val="000000"/>
-                <w:spacing w:val="0"/>
-                <w:kern w:val="0"/>
-                <w:sz w:val="18"/>
-                <w:szCs w:val="18"/>
-                <w:bdr w:val="none" w:color="auto" w:sz="0" w:space="0"/>
-                <w:lang w:val="en-US" w:eastAsia="zh-CN" w:bidi="ar"/>
-              </w:rPr>
-              <w:t>研发部、服务台（李华）</w:t>
-            </w:r>
-          </w:p>
-        </w:tc>
-      </w:tr>
-      <w:tr>
-        <w:tblPrEx>
-          <w:tblBorders>
-            <w:top w:val="none" w:color="auto" w:sz="0" w:space="0"/>
-            <w:left w:val="none" w:color="auto" w:sz="0" w:space="0"/>
-            <w:bottom w:val="none" w:color="auto" w:sz="0" w:space="0"/>
-            <w:right w:val="none" w:color="auto" w:sz="0" w:space="0"/>
-            <w:insideH w:val="none" w:color="auto" w:sz="0" w:space="0"/>
-            <w:insideV w:val="none" w:color="auto" w:sz="0" w:space="0"/>
-          </w:tblBorders>
-          <w:shd w:val="clear" w:color="auto" w:fill="auto"/>
-          <w:tblCellMar>
-            <w:top w:w="15" w:type="dxa"/>
-            <w:left w:w="15" w:type="dxa"/>
-            <w:bottom w:w="15" w:type="dxa"/>
-            <w:right w:w="15" w:type="dxa"/>
-          </w:tblCellMar>
-        </w:tblPrEx>
-        <w:trPr>
-          <w:trHeight w:val="0" w:hRule="atLeast"/>
-          <w:jc w:val="center"/>
-        </w:trPr>
-        <w:tc>
-          <w:tcPr>
-            <w:tcW w:w="1183" w:type="dxa"/>
-            <w:tcBorders>
-              <w:top w:val="single" w:color="auto" w:sz="4" w:space="0"/>
-              <w:left w:val="single" w:color="auto" w:sz="12" w:space="0"/>
-              <w:bottom w:val="nil"/>
-              <w:right w:val="nil"/>
-            </w:tcBorders>
-            <w:shd w:val="clear" w:color="auto" w:fill="auto"/>
-            <w:noWrap w:val="0"/>
-            <w:tcMar>
-              <w:top w:w="120" w:type="dxa"/>
-              <w:left w:w="-1" w:type="dxa"/>
-              <w:bottom w:w="120" w:type="dxa"/>
-              <w:right w:w="192" w:type="dxa"/>
-            </w:tcMar>
-            <w:vAlign w:val="center"/>
-          </w:tcPr>
-          <w:p>
-            <w:pPr>
-              <w:keepNext w:val="0"/>
-              <w:keepLines w:val="0"/>
-              <w:widowControl/>
-              <w:suppressLineNumbers w:val="0"/>
-              <w:snapToGrid w:val="0"/>
-              <w:spacing w:line="240" w:lineRule="auto"/>
-              <w:ind w:left="0" w:leftChars="0" w:right="0" w:rightChars="0" w:firstLine="0" w:firstLineChars="0"/>
-              <w:jc w:val="center"/>
-              <w:rPr>
-                <w:rFonts w:hint="default" w:ascii="Segoe UI" w:hAnsi="Segoe UI" w:eastAsia="Segoe UI" w:cs="Segoe UI"/>
-                <w:i w:val="0"/>
-                <w:iCs w:val="0"/>
-                <w:caps w:val="0"/>
-                <w:color w:val="0F1115"/>
-                <w:spacing w:val="0"/>
-                <w:sz w:val="18"/>
-                <w:szCs w:val="18"/>
-              </w:rPr>
-            </w:pPr>
-            <w:r>
-              <w:rPr>
-                <w:rFonts w:hint="default" w:ascii="Segoe UI" w:hAnsi="Segoe UI" w:eastAsia="Segoe UI" w:cs="Segoe UI"/>
-                <w:b/>
-                <w:bCs/>
-                <w:i w:val="0"/>
-                <w:iCs w:val="0"/>
-                <w:caps w:val="0"/>
-                <w:snapToGrid w:val="0"/>
-                <w:color w:val="000000"/>
-                <w:spacing w:val="0"/>
-                <w:kern w:val="0"/>
-                <w:sz w:val="18"/>
-                <w:szCs w:val="18"/>
-                <w:bdr w:val="none" w:color="auto" w:sz="0" w:space="0"/>
-                <w:lang w:val="en-US" w:eastAsia="zh-CN" w:bidi="ar"/>
-              </w:rPr>
-              <w:t>14:06-14:10</w:t>
-            </w:r>
-          </w:p>
-        </w:tc>
-        <w:tc>
-          <w:tcPr>
-            <w:tcW w:w="1318" w:type="dxa"/>
-            <w:tcBorders>
-              <w:top w:val="single" w:color="auto" w:sz="4" w:space="0"/>
-              <w:left w:val="single" w:color="auto" w:sz="4" w:space="0"/>
-              <w:bottom w:val="nil"/>
-              <w:right w:val="nil"/>
-            </w:tcBorders>
-            <w:shd w:val="clear" w:color="auto" w:fill="auto"/>
-            <w:noWrap w:val="0"/>
-            <w:tcMar>
-              <w:top w:w="120" w:type="dxa"/>
-              <w:left w:w="192" w:type="dxa"/>
-              <w:bottom w:w="120" w:type="dxa"/>
-              <w:right w:w="192" w:type="dxa"/>
-            </w:tcMar>
-            <w:vAlign w:val="center"/>
-          </w:tcPr>
-          <w:p>
-            <w:pPr>
-              <w:keepNext w:val="0"/>
-              <w:keepLines w:val="0"/>
-              <w:widowControl/>
-              <w:suppressLineNumbers w:val="0"/>
-              <w:snapToGrid w:val="0"/>
-              <w:spacing w:line="240" w:lineRule="auto"/>
-              <w:ind w:left="0" w:leftChars="0" w:right="0" w:rightChars="0" w:firstLine="0" w:firstLineChars="0"/>
-              <w:jc w:val="center"/>
-              <w:rPr>
-                <w:rFonts w:hint="default" w:ascii="Segoe UI" w:hAnsi="Segoe UI" w:eastAsia="Segoe UI" w:cs="Segoe UI"/>
-                <w:i w:val="0"/>
-                <w:iCs w:val="0"/>
-                <w:caps w:val="0"/>
-                <w:color w:val="0F1115"/>
-                <w:spacing w:val="0"/>
-                <w:sz w:val="18"/>
-                <w:szCs w:val="18"/>
-              </w:rPr>
-            </w:pPr>
-            <w:r>
-              <w:rPr>
-                <w:rFonts w:hint="default" w:ascii="Segoe UI" w:hAnsi="Segoe UI" w:eastAsia="Segoe UI" w:cs="Segoe UI"/>
-                <w:i w:val="0"/>
-                <w:iCs w:val="0"/>
-                <w:caps w:val="0"/>
-                <w:snapToGrid w:val="0"/>
-                <w:color w:val="000000"/>
-                <w:spacing w:val="0"/>
-                <w:kern w:val="0"/>
-                <w:sz w:val="18"/>
-                <w:szCs w:val="18"/>
-                <w:bdr w:val="none" w:color="auto" w:sz="0" w:space="0"/>
-                <w:lang w:val="en-US" w:eastAsia="zh-CN" w:bidi="ar"/>
-              </w:rPr>
-              <w:t>信息报告</w:t>
-            </w:r>
-          </w:p>
-        </w:tc>
-        <w:tc>
-          <w:tcPr>
-            <w:tcW w:w="4249" w:type="dxa"/>
-            <w:tcBorders>
-              <w:top w:val="single" w:color="auto" w:sz="4" w:space="0"/>
-              <w:left w:val="single" w:color="auto" w:sz="4" w:space="0"/>
-              <w:bottom w:val="nil"/>
-              <w:right w:val="nil"/>
-            </w:tcBorders>
-            <w:shd w:val="clear" w:color="auto" w:fill="auto"/>
-            <w:noWrap w:val="0"/>
-            <w:tcMar>
-              <w:top w:w="120" w:type="dxa"/>
-              <w:left w:w="192" w:type="dxa"/>
-              <w:bottom w:w="120" w:type="dxa"/>
-              <w:right w:w="192" w:type="dxa"/>
-            </w:tcMar>
-            <w:vAlign w:val="center"/>
-          </w:tcPr>
-          <w:p>
-            <w:pPr>
-              <w:keepNext w:val="0"/>
-              <w:keepLines w:val="0"/>
-              <w:widowControl/>
-              <w:numPr>
-                <w:ilvl w:val="0"/>
-                <w:numId w:val="2"/>
-              </w:numPr>
-              <w:suppressLineNumbers w:val="0"/>
-              <w:snapToGrid w:val="0"/>
-              <w:spacing w:line="240" w:lineRule="auto"/>
-              <w:ind w:left="0" w:leftChars="0" w:right="0" w:rightChars="0" w:firstLine="0" w:firstLineChars="0"/>
-              <w:jc w:val="left"/>
-              <w:rPr>
-                <w:rFonts w:hint="default" w:ascii="Segoe UI" w:hAnsi="Segoe UI" w:eastAsia="Segoe UI" w:cs="Segoe UI"/>
-                <w:i w:val="0"/>
-                <w:iCs w:val="0"/>
-                <w:caps w:val="0"/>
-                <w:snapToGrid w:val="0"/>
-                <w:color w:val="000000"/>
-                <w:spacing w:val="0"/>
-                <w:kern w:val="0"/>
-                <w:sz w:val="18"/>
-                <w:szCs w:val="18"/>
-                <w:bdr w:val="none" w:color="auto" w:sz="0" w:space="0"/>
-                <w:lang w:val="en-US" w:eastAsia="zh-CN" w:bidi="ar"/>
-              </w:rPr>
-            </w:pPr>
-            <w:r>
-              <w:rPr>
-                <w:rFonts w:hint="default" w:ascii="Segoe UI" w:hAnsi="Segoe UI" w:eastAsia="Segoe UI" w:cs="Segoe UI"/>
-                <w:i w:val="0"/>
-                <w:iCs w:val="0"/>
-                <w:caps w:val="0"/>
-                <w:snapToGrid w:val="0"/>
-                <w:color w:val="000000"/>
-                <w:spacing w:val="0"/>
-                <w:kern w:val="0"/>
-                <w:sz w:val="18"/>
-                <w:szCs w:val="18"/>
-                <w:bdr w:val="none" w:color="auto" w:sz="0" w:space="0"/>
-                <w:lang w:val="en-US" w:eastAsia="zh-CN" w:bidi="ar"/>
-              </w:rPr>
-              <w:t>服务台专员记录工单，初步判断为AIS接口异常，升级至软件运维工程师</w:t>
-            </w:r>
-          </w:p>
-          <w:p>
-            <w:pPr>
-              <w:keepNext w:val="0"/>
-              <w:keepLines w:val="0"/>
-              <w:widowControl/>
-              <w:numPr>
-                <w:ilvl w:val="0"/>
-                <w:numId w:val="2"/>
-              </w:numPr>
-              <w:suppressLineNumbers w:val="0"/>
-              <w:snapToGrid w:val="0"/>
-              <w:spacing w:line="240" w:lineRule="auto"/>
-              <w:ind w:left="0" w:leftChars="0" w:right="0" w:rightChars="0" w:firstLine="0" w:firstLineChars="0"/>
-              <w:jc w:val="left"/>
-              <w:rPr>
-                <w:rFonts w:hint="default" w:ascii="Segoe UI" w:hAnsi="Segoe UI" w:eastAsia="Segoe UI" w:cs="Segoe UI"/>
-                <w:i w:val="0"/>
-                <w:iCs w:val="0"/>
-                <w:caps w:val="0"/>
-                <w:color w:val="0F1115"/>
-                <w:spacing w:val="0"/>
-                <w:sz w:val="18"/>
-                <w:szCs w:val="18"/>
-              </w:rPr>
-            </w:pPr>
-            <w:r>
-              <w:rPr>
-                <w:rFonts w:hint="default" w:ascii="Segoe UI" w:hAnsi="Segoe UI" w:eastAsia="Segoe UI" w:cs="Segoe UI"/>
-                <w:i w:val="0"/>
-                <w:iCs w:val="0"/>
-                <w:caps w:val="0"/>
-                <w:snapToGrid w:val="0"/>
-                <w:color w:val="000000"/>
-                <w:spacing w:val="0"/>
-                <w:kern w:val="0"/>
-                <w:sz w:val="18"/>
-                <w:szCs w:val="18"/>
-                <w:bdr w:val="none" w:color="auto" w:sz="0" w:space="0"/>
-                <w:lang w:val="en-US" w:eastAsia="zh-CN" w:bidi="ar"/>
-              </w:rPr>
-              <w:t>软件运维工程师确认AIS接口服务宕机，报告运维部经理</w:t>
-            </w:r>
-          </w:p>
-          <w:p>
-            <w:pPr>
-              <w:keepNext w:val="0"/>
-              <w:keepLines w:val="0"/>
-              <w:widowControl/>
-              <w:numPr>
-                <w:ilvl w:val="0"/>
-                <w:numId w:val="2"/>
-              </w:numPr>
-              <w:suppressLineNumbers w:val="0"/>
-              <w:snapToGrid w:val="0"/>
-              <w:spacing w:line="240" w:lineRule="auto"/>
-              <w:ind w:left="0" w:leftChars="0" w:right="0" w:rightChars="0" w:firstLine="0" w:firstLineChars="0"/>
-              <w:jc w:val="left"/>
-              <w:rPr>
-                <w:rFonts w:hint="default" w:ascii="Segoe UI" w:hAnsi="Segoe UI" w:eastAsia="Segoe UI" w:cs="Segoe UI"/>
-                <w:i w:val="0"/>
-                <w:iCs w:val="0"/>
-                <w:caps w:val="0"/>
-                <w:color w:val="0F1115"/>
-                <w:spacing w:val="0"/>
-                <w:sz w:val="18"/>
-                <w:szCs w:val="18"/>
-              </w:rPr>
-            </w:pPr>
-            <w:r>
-              <w:rPr>
-                <w:rFonts w:hint="default" w:ascii="Segoe UI" w:hAnsi="Segoe UI" w:eastAsia="Segoe UI" w:cs="Segoe UI"/>
-                <w:i w:val="0"/>
-                <w:iCs w:val="0"/>
-                <w:caps w:val="0"/>
-                <w:snapToGrid w:val="0"/>
-                <w:color w:val="000000"/>
-                <w:spacing w:val="0"/>
-                <w:kern w:val="0"/>
-                <w:sz w:val="18"/>
-                <w:szCs w:val="18"/>
-                <w:bdr w:val="none" w:color="auto" w:sz="0" w:space="0"/>
-                <w:lang w:val="en-US" w:eastAsia="zh-CN" w:bidi="ar"/>
-              </w:rPr>
-              <w:t>运维部经理评估事件级别为Ⅱ级，报告应急领导小组</w:t>
-            </w:r>
-          </w:p>
-        </w:tc>
-        <w:tc>
-          <w:tcPr>
-            <w:tcW w:w="1772" w:type="dxa"/>
-            <w:tcBorders>
-              <w:top w:val="single" w:color="auto" w:sz="4" w:space="0"/>
-              <w:left w:val="single" w:color="auto" w:sz="4" w:space="0"/>
-              <w:bottom w:val="nil"/>
-              <w:right w:val="single" w:color="auto" w:sz="12" w:space="0"/>
-            </w:tcBorders>
-            <w:shd w:val="clear" w:color="auto" w:fill="auto"/>
-            <w:noWrap w:val="0"/>
-            <w:tcMar>
-              <w:top w:w="120" w:type="dxa"/>
-              <w:left w:w="192" w:type="dxa"/>
-              <w:bottom w:w="120" w:type="dxa"/>
-              <w:right w:w="-1" w:type="dxa"/>
-            </w:tcMar>
-            <w:vAlign w:val="center"/>
-          </w:tcPr>
-          <w:p>
-            <w:pPr>
-              <w:keepNext w:val="0"/>
-              <w:keepLines w:val="0"/>
-              <w:widowControl/>
-              <w:suppressLineNumbers w:val="0"/>
-              <w:snapToGrid w:val="0"/>
-              <w:spacing w:line="240" w:lineRule="auto"/>
-              <w:ind w:left="0" w:leftChars="0" w:right="0" w:rightChars="0" w:firstLine="0" w:firstLineChars="0"/>
-              <w:jc w:val="left"/>
-              <w:rPr>
-                <w:rFonts w:hint="default" w:ascii="Segoe UI" w:hAnsi="Segoe UI" w:eastAsia="Segoe UI" w:cs="Segoe UI"/>
-                <w:i w:val="0"/>
-                <w:iCs w:val="0"/>
-                <w:caps w:val="0"/>
-                <w:color w:val="0F1115"/>
-                <w:spacing w:val="0"/>
-                <w:sz w:val="18"/>
-                <w:szCs w:val="18"/>
-              </w:rPr>
-            </w:pPr>
-            <w:r>
-              <w:rPr>
-                <w:rFonts w:hint="default" w:ascii="Segoe UI" w:hAnsi="Segoe UI" w:eastAsia="Segoe UI" w:cs="Segoe UI"/>
-                <w:i w:val="0"/>
-                <w:iCs w:val="0"/>
-                <w:caps w:val="0"/>
-                <w:snapToGrid w:val="0"/>
-                <w:color w:val="000000"/>
-                <w:spacing w:val="0"/>
-                <w:kern w:val="0"/>
-                <w:sz w:val="18"/>
-                <w:szCs w:val="18"/>
-                <w:bdr w:val="none" w:color="auto" w:sz="0" w:space="0"/>
-                <w:lang w:val="en-US" w:eastAsia="zh-CN" w:bidi="ar"/>
-              </w:rPr>
-              <w:t>服务台、运维部（徐亚楠、耿宁）</w:t>
-            </w:r>
-          </w:p>
-        </w:tc>
-      </w:tr>
-      <w:tr>
-        <w:tblPrEx>
-          <w:tblBorders>
-            <w:top w:val="none" w:color="auto" w:sz="0" w:space="0"/>
-            <w:left w:val="none" w:color="auto" w:sz="0" w:space="0"/>
-            <w:bottom w:val="none" w:color="auto" w:sz="0" w:space="0"/>
-            <w:right w:val="none" w:color="auto" w:sz="0" w:space="0"/>
-            <w:insideH w:val="none" w:color="auto" w:sz="0" w:space="0"/>
-            <w:insideV w:val="none" w:color="auto" w:sz="0" w:space="0"/>
-          </w:tblBorders>
-          <w:tblCellMar>
-            <w:top w:w="15" w:type="dxa"/>
-            <w:left w:w="15" w:type="dxa"/>
-            <w:bottom w:w="15" w:type="dxa"/>
-            <w:right w:w="15" w:type="dxa"/>
-          </w:tblCellMar>
-        </w:tblPrEx>
-        <w:trPr>
-          <w:trHeight w:val="0" w:hRule="atLeast"/>
-          <w:jc w:val="center"/>
-        </w:trPr>
-        <w:tc>
-          <w:tcPr>
-            <w:tcW w:w="1183" w:type="dxa"/>
-            <w:tcBorders>
-              <w:top w:val="single" w:color="auto" w:sz="4" w:space="0"/>
-              <w:left w:val="single" w:color="auto" w:sz="12" w:space="0"/>
-              <w:bottom w:val="nil"/>
-              <w:right w:val="nil"/>
-            </w:tcBorders>
-            <w:shd w:val="clear" w:color="auto" w:fill="auto"/>
-            <w:noWrap w:val="0"/>
-            <w:tcMar>
-              <w:top w:w="120" w:type="dxa"/>
-              <w:left w:w="-1" w:type="dxa"/>
-              <w:bottom w:w="120" w:type="dxa"/>
-              <w:right w:w="192" w:type="dxa"/>
-            </w:tcMar>
-            <w:vAlign w:val="center"/>
-          </w:tcPr>
-          <w:p>
-            <w:pPr>
-              <w:keepNext w:val="0"/>
-              <w:keepLines w:val="0"/>
-              <w:widowControl/>
-              <w:suppressLineNumbers w:val="0"/>
-              <w:snapToGrid w:val="0"/>
-              <w:spacing w:line="240" w:lineRule="auto"/>
-              <w:ind w:left="0" w:leftChars="0" w:right="0" w:rightChars="0" w:firstLine="0" w:firstLineChars="0"/>
-              <w:jc w:val="center"/>
-              <w:rPr>
-                <w:rFonts w:hint="default" w:ascii="Segoe UI" w:hAnsi="Segoe UI" w:eastAsia="Segoe UI" w:cs="Segoe UI"/>
-                <w:i w:val="0"/>
-                <w:iCs w:val="0"/>
-                <w:caps w:val="0"/>
-                <w:color w:val="0F1115"/>
-                <w:spacing w:val="0"/>
-                <w:sz w:val="18"/>
-                <w:szCs w:val="18"/>
-              </w:rPr>
-            </w:pPr>
-            <w:r>
-              <w:rPr>
-                <w:rFonts w:hint="default" w:ascii="Segoe UI" w:hAnsi="Segoe UI" w:eastAsia="Segoe UI" w:cs="Segoe UI"/>
-                <w:b/>
-                <w:bCs/>
-                <w:i w:val="0"/>
-                <w:iCs w:val="0"/>
-                <w:caps w:val="0"/>
-                <w:snapToGrid w:val="0"/>
-                <w:color w:val="000000"/>
-                <w:spacing w:val="0"/>
-                <w:kern w:val="0"/>
-                <w:sz w:val="18"/>
-                <w:szCs w:val="18"/>
-                <w:bdr w:val="none" w:color="auto" w:sz="0" w:space="0"/>
-                <w:lang w:val="en-US" w:eastAsia="zh-CN" w:bidi="ar"/>
-              </w:rPr>
-              <w:t>14:12</w:t>
-            </w:r>
-          </w:p>
-        </w:tc>
-        <w:tc>
-          <w:tcPr>
-            <w:tcW w:w="1318" w:type="dxa"/>
-            <w:tcBorders>
-              <w:top w:val="single" w:color="auto" w:sz="4" w:space="0"/>
-              <w:left w:val="single" w:color="auto" w:sz="4" w:space="0"/>
-              <w:bottom w:val="nil"/>
-              <w:right w:val="nil"/>
-            </w:tcBorders>
-            <w:shd w:val="clear" w:color="auto" w:fill="auto"/>
-            <w:noWrap w:val="0"/>
-            <w:tcMar>
-              <w:top w:w="120" w:type="dxa"/>
-              <w:left w:w="192" w:type="dxa"/>
-              <w:bottom w:w="120" w:type="dxa"/>
-              <w:right w:w="192" w:type="dxa"/>
-            </w:tcMar>
-            <w:vAlign w:val="center"/>
-          </w:tcPr>
-          <w:p>
-            <w:pPr>
-              <w:keepNext w:val="0"/>
-              <w:keepLines w:val="0"/>
-              <w:widowControl/>
-              <w:suppressLineNumbers w:val="0"/>
-              <w:snapToGrid w:val="0"/>
-              <w:spacing w:line="240" w:lineRule="auto"/>
-              <w:ind w:left="0" w:leftChars="0" w:right="0" w:rightChars="0" w:firstLine="0" w:firstLineChars="0"/>
-              <w:jc w:val="center"/>
-              <w:rPr>
-                <w:rFonts w:hint="default" w:ascii="Segoe UI" w:hAnsi="Segoe UI" w:eastAsia="Segoe UI" w:cs="Segoe UI"/>
-                <w:i w:val="0"/>
-                <w:iCs w:val="0"/>
-                <w:caps w:val="0"/>
-                <w:color w:val="0F1115"/>
-                <w:spacing w:val="0"/>
-                <w:sz w:val="18"/>
-                <w:szCs w:val="18"/>
-              </w:rPr>
-            </w:pPr>
-            <w:r>
-              <w:rPr>
-                <w:rFonts w:hint="default" w:ascii="Segoe UI" w:hAnsi="Segoe UI" w:eastAsia="Segoe UI" w:cs="Segoe UI"/>
-                <w:i w:val="0"/>
-                <w:iCs w:val="0"/>
-                <w:caps w:val="0"/>
-                <w:snapToGrid w:val="0"/>
-                <w:color w:val="000000"/>
-                <w:spacing w:val="0"/>
-                <w:kern w:val="0"/>
-                <w:sz w:val="18"/>
-                <w:szCs w:val="18"/>
-                <w:bdr w:val="none" w:color="auto" w:sz="0" w:space="0"/>
-                <w:lang w:val="en-US" w:eastAsia="zh-CN" w:bidi="ar"/>
-              </w:rPr>
-              <w:t>书面报告</w:t>
-            </w:r>
-          </w:p>
-        </w:tc>
-        <w:tc>
-          <w:tcPr>
-            <w:tcW w:w="4249" w:type="dxa"/>
-            <w:tcBorders>
-              <w:top w:val="single" w:color="auto" w:sz="4" w:space="0"/>
-              <w:left w:val="single" w:color="auto" w:sz="4" w:space="0"/>
-              <w:bottom w:val="nil"/>
-              <w:right w:val="nil"/>
-            </w:tcBorders>
-            <w:shd w:val="clear" w:color="auto" w:fill="auto"/>
-            <w:noWrap w:val="0"/>
-            <w:tcMar>
-              <w:top w:w="120" w:type="dxa"/>
-              <w:left w:w="192" w:type="dxa"/>
-              <w:bottom w:w="120" w:type="dxa"/>
-              <w:right w:w="192" w:type="dxa"/>
-            </w:tcMar>
-            <w:vAlign w:val="center"/>
-          </w:tcPr>
-          <w:p>
-            <w:pPr>
-              <w:keepNext w:val="0"/>
-              <w:keepLines w:val="0"/>
-              <w:widowControl/>
-              <w:suppressLineNumbers w:val="0"/>
-              <w:snapToGrid w:val="0"/>
-              <w:spacing w:line="240" w:lineRule="auto"/>
-              <w:ind w:left="0" w:leftChars="0" w:right="0" w:rightChars="0" w:firstLine="0" w:firstLineChars="0"/>
-              <w:jc w:val="left"/>
-              <w:rPr>
-                <w:rFonts w:hint="default" w:ascii="Segoe UI" w:hAnsi="Segoe UI" w:eastAsia="Segoe UI" w:cs="Segoe UI"/>
-                <w:i w:val="0"/>
-                <w:iCs w:val="0"/>
-                <w:caps w:val="0"/>
-                <w:color w:val="0F1115"/>
-                <w:spacing w:val="0"/>
-                <w:sz w:val="18"/>
-                <w:szCs w:val="18"/>
-              </w:rPr>
-            </w:pPr>
-            <w:r>
-              <w:rPr>
-                <w:rFonts w:hint="default" w:ascii="Segoe UI" w:hAnsi="Segoe UI" w:eastAsia="Segoe UI" w:cs="Segoe UI"/>
-                <w:i w:val="0"/>
-                <w:iCs w:val="0"/>
-                <w:caps w:val="0"/>
-                <w:snapToGrid w:val="0"/>
-                <w:color w:val="000000"/>
-                <w:spacing w:val="0"/>
-                <w:kern w:val="0"/>
-                <w:sz w:val="18"/>
-                <w:szCs w:val="18"/>
-                <w:bdr w:val="none" w:color="auto" w:sz="0" w:space="0"/>
-                <w:lang w:val="en-US" w:eastAsia="zh-CN" w:bidi="ar"/>
-              </w:rPr>
-              <w:t>运维部经理向总指挥提交《突发事件初步报告》，包含事件时间、地点、概况、已采取措施、对引航业务影响评估</w:t>
-            </w:r>
-          </w:p>
-        </w:tc>
-        <w:tc>
-          <w:tcPr>
-            <w:tcW w:w="1772" w:type="dxa"/>
-            <w:tcBorders>
-              <w:top w:val="single" w:color="auto" w:sz="4" w:space="0"/>
-              <w:left w:val="single" w:color="auto" w:sz="4" w:space="0"/>
-              <w:bottom w:val="nil"/>
-              <w:right w:val="single" w:color="auto" w:sz="12" w:space="0"/>
-            </w:tcBorders>
-            <w:shd w:val="clear" w:color="auto" w:fill="auto"/>
-            <w:noWrap w:val="0"/>
-            <w:tcMar>
-              <w:top w:w="120" w:type="dxa"/>
-              <w:left w:w="192" w:type="dxa"/>
-              <w:bottom w:w="120" w:type="dxa"/>
-              <w:right w:w="-1" w:type="dxa"/>
-            </w:tcMar>
-            <w:vAlign w:val="center"/>
-          </w:tcPr>
-          <w:p>
-            <w:pPr>
-              <w:keepNext w:val="0"/>
-              <w:keepLines w:val="0"/>
-              <w:widowControl/>
-              <w:suppressLineNumbers w:val="0"/>
-              <w:snapToGrid w:val="0"/>
-              <w:spacing w:line="240" w:lineRule="auto"/>
-              <w:ind w:left="0" w:leftChars="0" w:right="0" w:rightChars="0" w:firstLine="0" w:firstLineChars="0"/>
-              <w:jc w:val="left"/>
-              <w:rPr>
-                <w:rFonts w:hint="default" w:ascii="Segoe UI" w:hAnsi="Segoe UI" w:eastAsia="Segoe UI" w:cs="Segoe UI"/>
-                <w:i w:val="0"/>
-                <w:iCs w:val="0"/>
-                <w:caps w:val="0"/>
-                <w:color w:val="0F1115"/>
-                <w:spacing w:val="0"/>
-                <w:sz w:val="18"/>
-                <w:szCs w:val="18"/>
-              </w:rPr>
-            </w:pPr>
-            <w:r>
-              <w:rPr>
-                <w:rFonts w:hint="default" w:ascii="Segoe UI" w:hAnsi="Segoe UI" w:eastAsia="Segoe UI" w:cs="Segoe UI"/>
-                <w:i w:val="0"/>
-                <w:iCs w:val="0"/>
-                <w:caps w:val="0"/>
-                <w:snapToGrid w:val="0"/>
-                <w:color w:val="000000"/>
-                <w:spacing w:val="0"/>
-                <w:kern w:val="0"/>
-                <w:sz w:val="18"/>
-                <w:szCs w:val="18"/>
-                <w:bdr w:val="none" w:color="auto" w:sz="0" w:space="0"/>
-                <w:lang w:val="en-US" w:eastAsia="zh-CN" w:bidi="ar"/>
-              </w:rPr>
-              <w:t>运维部经理（耿宁）</w:t>
-            </w:r>
-          </w:p>
-        </w:tc>
-      </w:tr>
-      <w:tr>
-        <w:tblPrEx>
-          <w:tblBorders>
-            <w:top w:val="none" w:color="auto" w:sz="0" w:space="0"/>
-            <w:left w:val="none" w:color="auto" w:sz="0" w:space="0"/>
-            <w:bottom w:val="none" w:color="auto" w:sz="0" w:space="0"/>
-            <w:right w:val="none" w:color="auto" w:sz="0" w:space="0"/>
-            <w:insideH w:val="none" w:color="auto" w:sz="0" w:space="0"/>
-            <w:insideV w:val="none" w:color="auto" w:sz="0" w:space="0"/>
-          </w:tblBorders>
-          <w:tblCellMar>
-            <w:top w:w="15" w:type="dxa"/>
-            <w:left w:w="15" w:type="dxa"/>
-            <w:bottom w:w="15" w:type="dxa"/>
-            <w:right w:w="15" w:type="dxa"/>
-          </w:tblCellMar>
-        </w:tblPrEx>
-        <w:trPr>
-          <w:trHeight w:val="0" w:hRule="atLeast"/>
-          <w:jc w:val="center"/>
-        </w:trPr>
-        <w:tc>
-          <w:tcPr>
-            <w:tcW w:w="1183" w:type="dxa"/>
-            <w:tcBorders>
-              <w:top w:val="single" w:color="auto" w:sz="4" w:space="0"/>
-              <w:left w:val="single" w:color="auto" w:sz="12" w:space="0"/>
-              <w:bottom w:val="nil"/>
-              <w:right w:val="nil"/>
-            </w:tcBorders>
-            <w:shd w:val="clear" w:color="auto" w:fill="auto"/>
-            <w:noWrap w:val="0"/>
-            <w:tcMar>
-              <w:top w:w="120" w:type="dxa"/>
-              <w:left w:w="-1" w:type="dxa"/>
-              <w:bottom w:w="120" w:type="dxa"/>
-              <w:right w:w="192" w:type="dxa"/>
-            </w:tcMar>
-            <w:vAlign w:val="center"/>
-          </w:tcPr>
-          <w:p>
-            <w:pPr>
-              <w:keepNext w:val="0"/>
-              <w:keepLines w:val="0"/>
-              <w:widowControl/>
-              <w:suppressLineNumbers w:val="0"/>
-              <w:snapToGrid w:val="0"/>
-              <w:spacing w:line="240" w:lineRule="auto"/>
-              <w:ind w:left="0" w:leftChars="0" w:right="0" w:rightChars="0" w:firstLine="0" w:firstLineChars="0"/>
-              <w:jc w:val="center"/>
-              <w:rPr>
-                <w:rFonts w:hint="default" w:ascii="Segoe UI" w:hAnsi="Segoe UI" w:eastAsia="Segoe UI" w:cs="Segoe UI"/>
-                <w:i w:val="0"/>
-                <w:iCs w:val="0"/>
-                <w:caps w:val="0"/>
-                <w:color w:val="0F1115"/>
-                <w:spacing w:val="0"/>
-                <w:sz w:val="18"/>
-                <w:szCs w:val="18"/>
-              </w:rPr>
-            </w:pPr>
-            <w:r>
-              <w:rPr>
-                <w:rFonts w:hint="default" w:ascii="Segoe UI" w:hAnsi="Segoe UI" w:eastAsia="Segoe UI" w:cs="Segoe UI"/>
-                <w:b/>
-                <w:bCs/>
-                <w:i w:val="0"/>
-                <w:iCs w:val="0"/>
-                <w:caps w:val="0"/>
-                <w:snapToGrid w:val="0"/>
-                <w:color w:val="000000"/>
-                <w:spacing w:val="0"/>
-                <w:kern w:val="0"/>
-                <w:sz w:val="18"/>
-                <w:szCs w:val="18"/>
-                <w:bdr w:val="none" w:color="auto" w:sz="0" w:space="0"/>
-                <w:lang w:val="en-US" w:eastAsia="zh-CN" w:bidi="ar"/>
-              </w:rPr>
-              <w:t>14:15-14:28</w:t>
-            </w:r>
-          </w:p>
-        </w:tc>
-        <w:tc>
-          <w:tcPr>
-            <w:tcW w:w="1318" w:type="dxa"/>
-            <w:tcBorders>
-              <w:top w:val="single" w:color="auto" w:sz="4" w:space="0"/>
-              <w:left w:val="single" w:color="auto" w:sz="4" w:space="0"/>
-              <w:bottom w:val="nil"/>
-              <w:right w:val="nil"/>
-            </w:tcBorders>
-            <w:shd w:val="clear" w:color="auto" w:fill="auto"/>
-            <w:noWrap w:val="0"/>
-            <w:tcMar>
-              <w:top w:w="120" w:type="dxa"/>
-              <w:left w:w="192" w:type="dxa"/>
-              <w:bottom w:w="120" w:type="dxa"/>
-              <w:right w:w="192" w:type="dxa"/>
-            </w:tcMar>
-            <w:vAlign w:val="center"/>
-          </w:tcPr>
-          <w:p>
-            <w:pPr>
-              <w:keepNext w:val="0"/>
-              <w:keepLines w:val="0"/>
-              <w:widowControl/>
-              <w:suppressLineNumbers w:val="0"/>
-              <w:snapToGrid w:val="0"/>
-              <w:spacing w:line="240" w:lineRule="auto"/>
-              <w:ind w:left="0" w:leftChars="0" w:right="0" w:rightChars="0" w:firstLine="0" w:firstLineChars="0"/>
-              <w:jc w:val="center"/>
-              <w:rPr>
-                <w:rFonts w:hint="default" w:ascii="Segoe UI" w:hAnsi="Segoe UI" w:eastAsia="Segoe UI" w:cs="Segoe UI"/>
-                <w:i w:val="0"/>
-                <w:iCs w:val="0"/>
-                <w:caps w:val="0"/>
-                <w:color w:val="0F1115"/>
-                <w:spacing w:val="0"/>
-                <w:sz w:val="18"/>
-                <w:szCs w:val="18"/>
-              </w:rPr>
-            </w:pPr>
-            <w:r>
-              <w:rPr>
-                <w:rFonts w:hint="default" w:ascii="Segoe UI" w:hAnsi="Segoe UI" w:eastAsia="Segoe UI" w:cs="Segoe UI"/>
-                <w:i w:val="0"/>
-                <w:iCs w:val="0"/>
-                <w:caps w:val="0"/>
-                <w:snapToGrid w:val="0"/>
-                <w:color w:val="000000"/>
-                <w:spacing w:val="0"/>
-                <w:kern w:val="0"/>
-                <w:sz w:val="18"/>
-                <w:szCs w:val="18"/>
-                <w:bdr w:val="none" w:color="auto" w:sz="0" w:space="0"/>
-                <w:lang w:val="en-US" w:eastAsia="zh-CN" w:bidi="ar"/>
-              </w:rPr>
-              <w:t>应急启动与先期处置</w:t>
-            </w:r>
-          </w:p>
-        </w:tc>
-        <w:tc>
-          <w:tcPr>
-            <w:tcW w:w="4249" w:type="dxa"/>
-            <w:tcBorders>
-              <w:top w:val="single" w:color="auto" w:sz="4" w:space="0"/>
-              <w:left w:val="single" w:color="auto" w:sz="4" w:space="0"/>
-              <w:bottom w:val="nil"/>
-              <w:right w:val="nil"/>
-            </w:tcBorders>
-            <w:shd w:val="clear" w:color="auto" w:fill="auto"/>
-            <w:noWrap w:val="0"/>
-            <w:tcMar>
-              <w:top w:w="120" w:type="dxa"/>
-              <w:left w:w="192" w:type="dxa"/>
-              <w:bottom w:w="120" w:type="dxa"/>
-              <w:right w:w="192" w:type="dxa"/>
-            </w:tcMar>
-            <w:vAlign w:val="center"/>
-          </w:tcPr>
-          <w:p>
-            <w:pPr>
-              <w:keepNext w:val="0"/>
-              <w:keepLines w:val="0"/>
-              <w:widowControl/>
-              <w:numPr>
-                <w:ilvl w:val="0"/>
-                <w:numId w:val="3"/>
-              </w:numPr>
-              <w:suppressLineNumbers w:val="0"/>
-              <w:snapToGrid w:val="0"/>
-              <w:spacing w:line="240" w:lineRule="auto"/>
-              <w:ind w:left="0" w:leftChars="0" w:right="0" w:rightChars="0" w:firstLine="0" w:firstLineChars="0"/>
-              <w:jc w:val="left"/>
-              <w:rPr>
-                <w:rFonts w:hint="default" w:ascii="Segoe UI" w:hAnsi="Segoe UI" w:eastAsia="Segoe UI" w:cs="Segoe UI"/>
-                <w:i w:val="0"/>
-                <w:iCs w:val="0"/>
-                <w:caps w:val="0"/>
-                <w:snapToGrid w:val="0"/>
-                <w:color w:val="000000"/>
-                <w:spacing w:val="0"/>
-                <w:kern w:val="0"/>
-                <w:sz w:val="18"/>
-                <w:szCs w:val="18"/>
-                <w:lang w:val="en-US" w:eastAsia="zh-CN" w:bidi="ar"/>
-              </w:rPr>
-            </w:pPr>
-            <w:r>
-              <w:rPr>
-                <w:rFonts w:hint="default" w:ascii="Segoe UI" w:hAnsi="Segoe UI" w:eastAsia="Segoe UI" w:cs="Segoe UI"/>
-                <w:i w:val="0"/>
-                <w:iCs w:val="0"/>
-                <w:caps w:val="0"/>
-                <w:snapToGrid w:val="0"/>
-                <w:color w:val="000000"/>
-                <w:spacing w:val="0"/>
-                <w:kern w:val="0"/>
-                <w:sz w:val="18"/>
-                <w:szCs w:val="18"/>
-                <w:lang w:val="en-US" w:eastAsia="zh-CN" w:bidi="ar"/>
-              </w:rPr>
-              <w:t>决策：总指挥宣布启动Ⅱ级应急响应</w:t>
-            </w:r>
-          </w:p>
-          <w:p>
-            <w:pPr>
-              <w:keepNext w:val="0"/>
-              <w:keepLines w:val="0"/>
-              <w:widowControl/>
-              <w:numPr>
-                <w:ilvl w:val="0"/>
-                <w:numId w:val="3"/>
-              </w:numPr>
-              <w:suppressLineNumbers w:val="0"/>
-              <w:snapToGrid w:val="0"/>
-              <w:spacing w:line="240" w:lineRule="auto"/>
-              <w:ind w:left="0" w:leftChars="0" w:right="0" w:rightChars="0" w:firstLine="0" w:firstLineChars="0"/>
-              <w:jc w:val="left"/>
-              <w:rPr>
-                <w:rFonts w:hint="default" w:ascii="Segoe UI" w:hAnsi="Segoe UI" w:eastAsia="Segoe UI" w:cs="Segoe UI"/>
-                <w:i w:val="0"/>
-                <w:iCs w:val="0"/>
-                <w:caps w:val="0"/>
-                <w:color w:val="0F1115"/>
-                <w:spacing w:val="0"/>
-                <w:sz w:val="18"/>
-                <w:szCs w:val="18"/>
-              </w:rPr>
-            </w:pPr>
-            <w:r>
-              <w:rPr>
-                <w:rFonts w:hint="default" w:ascii="Segoe UI" w:hAnsi="Segoe UI" w:eastAsia="Segoe UI" w:cs="Segoe UI"/>
-                <w:i w:val="0"/>
-                <w:iCs w:val="0"/>
-                <w:caps w:val="0"/>
-                <w:snapToGrid w:val="0"/>
-                <w:color w:val="000000"/>
-                <w:spacing w:val="0"/>
-                <w:kern w:val="0"/>
-                <w:sz w:val="18"/>
-                <w:szCs w:val="18"/>
-                <w:lang w:val="en-US" w:eastAsia="zh-CN" w:bidi="ar"/>
-              </w:rPr>
-              <w:t>处置：应急执行小组赶赴机房，保护关键设备，检查机房环境</w:t>
-            </w:r>
-          </w:p>
-          <w:p>
-            <w:pPr>
-              <w:keepNext w:val="0"/>
-              <w:keepLines w:val="0"/>
-              <w:widowControl/>
-              <w:numPr>
-                <w:ilvl w:val="0"/>
-                <w:numId w:val="3"/>
-              </w:numPr>
-              <w:suppressLineNumbers w:val="0"/>
-              <w:snapToGrid w:val="0"/>
-              <w:spacing w:line="240" w:lineRule="auto"/>
-              <w:ind w:left="0" w:leftChars="0" w:right="0" w:rightChars="0" w:firstLine="0" w:firstLineChars="0"/>
-              <w:jc w:val="left"/>
-              <w:rPr>
-                <w:rFonts w:hint="default" w:ascii="Segoe UI" w:hAnsi="Segoe UI" w:eastAsia="Segoe UI" w:cs="Segoe UI"/>
-                <w:i w:val="0"/>
-                <w:iCs w:val="0"/>
-                <w:caps w:val="0"/>
-                <w:color w:val="0F1115"/>
-                <w:spacing w:val="0"/>
-                <w:sz w:val="18"/>
-                <w:szCs w:val="18"/>
-              </w:rPr>
-            </w:pPr>
-            <w:r>
-              <w:rPr>
-                <w:rFonts w:hint="default" w:ascii="Segoe UI" w:hAnsi="Segoe UI" w:eastAsia="Segoe UI" w:cs="Segoe UI"/>
-                <w:i w:val="0"/>
-                <w:iCs w:val="0"/>
-                <w:caps w:val="0"/>
-                <w:snapToGrid w:val="0"/>
-                <w:color w:val="000000"/>
-                <w:spacing w:val="0"/>
-                <w:kern w:val="0"/>
-                <w:sz w:val="18"/>
-                <w:szCs w:val="18"/>
-                <w:lang w:val="en-US" w:eastAsia="zh-CN" w:bidi="ar"/>
-              </w:rPr>
-              <w:t>通报：后勤保障组建立应急通讯群组，确保信息同步</w:t>
-            </w:r>
-          </w:p>
-          <w:p>
-            <w:pPr>
-              <w:keepNext w:val="0"/>
-              <w:keepLines w:val="0"/>
-              <w:widowControl/>
-              <w:numPr>
-                <w:ilvl w:val="0"/>
-                <w:numId w:val="3"/>
-              </w:numPr>
-              <w:suppressLineNumbers w:val="0"/>
-              <w:snapToGrid w:val="0"/>
-              <w:spacing w:line="240" w:lineRule="auto"/>
-              <w:ind w:left="0" w:leftChars="0" w:right="0" w:rightChars="0" w:firstLine="0" w:firstLineChars="0"/>
-              <w:jc w:val="left"/>
-              <w:rPr>
-                <w:rFonts w:hint="default" w:ascii="Segoe UI" w:hAnsi="Segoe UI" w:eastAsia="Segoe UI" w:cs="Segoe UI"/>
-                <w:i w:val="0"/>
-                <w:iCs w:val="0"/>
-                <w:caps w:val="0"/>
-                <w:color w:val="0F1115"/>
-                <w:spacing w:val="0"/>
-                <w:sz w:val="18"/>
-                <w:szCs w:val="18"/>
-              </w:rPr>
-            </w:pPr>
-            <w:r>
-              <w:rPr>
-                <w:rFonts w:hint="default" w:ascii="Segoe UI" w:hAnsi="Segoe UI" w:eastAsia="Segoe UI" w:cs="Segoe UI"/>
-                <w:i w:val="0"/>
-                <w:iCs w:val="0"/>
-                <w:caps w:val="0"/>
-                <w:snapToGrid w:val="0"/>
-                <w:color w:val="000000"/>
-                <w:spacing w:val="0"/>
-                <w:kern w:val="0"/>
-                <w:sz w:val="18"/>
-                <w:szCs w:val="18"/>
-                <w:lang w:val="en-US" w:eastAsia="zh-CN" w:bidi="ar"/>
-              </w:rPr>
-              <w:t>准备：技术支持小组集结，准备诊断工具</w:t>
-            </w:r>
-          </w:p>
-        </w:tc>
-        <w:tc>
-          <w:tcPr>
-            <w:tcW w:w="1772" w:type="dxa"/>
-            <w:tcBorders>
-              <w:top w:val="single" w:color="auto" w:sz="4" w:space="0"/>
-              <w:left w:val="single" w:color="auto" w:sz="4" w:space="0"/>
-              <w:bottom w:val="nil"/>
-              <w:right w:val="single" w:color="auto" w:sz="12" w:space="0"/>
-            </w:tcBorders>
-            <w:shd w:val="clear" w:color="auto" w:fill="auto"/>
-            <w:noWrap w:val="0"/>
-            <w:tcMar>
-              <w:top w:w="120" w:type="dxa"/>
-              <w:left w:w="192" w:type="dxa"/>
-              <w:bottom w:w="120" w:type="dxa"/>
-              <w:right w:w="-1" w:type="dxa"/>
-            </w:tcMar>
-            <w:vAlign w:val="center"/>
-          </w:tcPr>
-          <w:p>
-            <w:pPr>
-              <w:keepNext w:val="0"/>
-              <w:keepLines w:val="0"/>
-              <w:widowControl/>
-              <w:suppressLineNumbers w:val="0"/>
-              <w:snapToGrid w:val="0"/>
-              <w:spacing w:line="240" w:lineRule="auto"/>
-              <w:ind w:left="0" w:leftChars="0" w:right="0" w:rightChars="0" w:firstLine="0" w:firstLineChars="0"/>
-              <w:jc w:val="left"/>
-              <w:rPr>
-                <w:rFonts w:hint="default" w:ascii="Segoe UI" w:hAnsi="Segoe UI" w:eastAsia="Segoe UI" w:cs="Segoe UI"/>
-                <w:i w:val="0"/>
-                <w:iCs w:val="0"/>
-                <w:caps w:val="0"/>
-                <w:color w:val="0F1115"/>
-                <w:spacing w:val="0"/>
-                <w:sz w:val="18"/>
-                <w:szCs w:val="18"/>
-              </w:rPr>
-            </w:pPr>
-            <w:r>
-              <w:rPr>
-                <w:rFonts w:hint="default" w:ascii="Segoe UI" w:hAnsi="Segoe UI" w:eastAsia="Segoe UI" w:cs="Segoe UI"/>
-                <w:i w:val="0"/>
-                <w:iCs w:val="0"/>
-                <w:caps w:val="0"/>
-                <w:snapToGrid w:val="0"/>
-                <w:color w:val="000000"/>
-                <w:spacing w:val="0"/>
-                <w:kern w:val="0"/>
-                <w:sz w:val="18"/>
-                <w:szCs w:val="18"/>
-                <w:bdr w:val="none" w:color="auto" w:sz="0" w:space="0"/>
-                <w:lang w:val="en-US" w:eastAsia="zh-CN" w:bidi="ar"/>
-              </w:rPr>
-              <w:t>总指挥、应急执行小组、后勤保障组、技术支持小组</w:t>
-            </w:r>
-          </w:p>
-        </w:tc>
-      </w:tr>
-      <w:tr>
-        <w:tblPrEx>
-          <w:tblBorders>
-            <w:top w:val="none" w:color="auto" w:sz="0" w:space="0"/>
-            <w:left w:val="none" w:color="auto" w:sz="0" w:space="0"/>
-            <w:bottom w:val="none" w:color="auto" w:sz="0" w:space="0"/>
-            <w:right w:val="none" w:color="auto" w:sz="0" w:space="0"/>
-            <w:insideH w:val="none" w:color="auto" w:sz="0" w:space="0"/>
-            <w:insideV w:val="none" w:color="auto" w:sz="0" w:space="0"/>
-          </w:tblBorders>
-          <w:shd w:val="clear" w:color="auto" w:fill="auto"/>
-          <w:tblCellMar>
-            <w:top w:w="15" w:type="dxa"/>
-            <w:left w:w="15" w:type="dxa"/>
-            <w:bottom w:w="15" w:type="dxa"/>
-            <w:right w:w="15" w:type="dxa"/>
-          </w:tblCellMar>
-        </w:tblPrEx>
-        <w:trPr>
-          <w:trHeight w:val="0" w:hRule="atLeast"/>
-          <w:jc w:val="center"/>
-        </w:trPr>
-        <w:tc>
-          <w:tcPr>
-            <w:tcW w:w="1183" w:type="dxa"/>
-            <w:tcBorders>
-              <w:top w:val="single" w:color="auto" w:sz="4" w:space="0"/>
-              <w:left w:val="single" w:color="auto" w:sz="12" w:space="0"/>
-              <w:bottom w:val="nil"/>
-              <w:right w:val="nil"/>
-            </w:tcBorders>
-            <w:shd w:val="clear" w:color="auto" w:fill="auto"/>
-            <w:noWrap w:val="0"/>
-            <w:tcMar>
-              <w:top w:w="120" w:type="dxa"/>
-              <w:left w:w="-1" w:type="dxa"/>
-              <w:bottom w:w="120" w:type="dxa"/>
-              <w:right w:w="192" w:type="dxa"/>
-            </w:tcMar>
-            <w:vAlign w:val="center"/>
-          </w:tcPr>
-          <w:p>
-            <w:pPr>
-              <w:keepNext w:val="0"/>
-              <w:keepLines w:val="0"/>
-              <w:widowControl/>
-              <w:suppressLineNumbers w:val="0"/>
-              <w:snapToGrid w:val="0"/>
-              <w:spacing w:line="240" w:lineRule="auto"/>
-              <w:ind w:left="0" w:leftChars="0" w:right="0" w:rightChars="0" w:firstLine="0" w:firstLineChars="0"/>
-              <w:jc w:val="center"/>
-              <w:rPr>
-                <w:rFonts w:hint="default" w:ascii="Segoe UI" w:hAnsi="Segoe UI" w:eastAsia="Segoe UI" w:cs="Segoe UI"/>
-                <w:i w:val="0"/>
-                <w:iCs w:val="0"/>
-                <w:caps w:val="0"/>
-                <w:color w:val="0F1115"/>
-                <w:spacing w:val="0"/>
-                <w:sz w:val="18"/>
-                <w:szCs w:val="18"/>
-              </w:rPr>
-            </w:pPr>
-            <w:r>
-              <w:rPr>
-                <w:rFonts w:hint="default" w:ascii="Segoe UI" w:hAnsi="Segoe UI" w:eastAsia="Segoe UI" w:cs="Segoe UI"/>
-                <w:b/>
-                <w:bCs/>
-                <w:i w:val="0"/>
-                <w:iCs w:val="0"/>
-                <w:caps w:val="0"/>
-                <w:snapToGrid w:val="0"/>
-                <w:color w:val="000000"/>
-                <w:spacing w:val="0"/>
-                <w:kern w:val="0"/>
-                <w:sz w:val="18"/>
-                <w:szCs w:val="18"/>
-                <w:bdr w:val="none" w:color="auto" w:sz="0" w:space="0"/>
-                <w:lang w:val="en-US" w:eastAsia="zh-CN" w:bidi="ar"/>
-              </w:rPr>
-              <w:t>14:30-15:25</w:t>
-            </w:r>
-          </w:p>
-        </w:tc>
-        <w:tc>
-          <w:tcPr>
-            <w:tcW w:w="1318" w:type="dxa"/>
-            <w:tcBorders>
-              <w:top w:val="single" w:color="auto" w:sz="4" w:space="0"/>
-              <w:left w:val="single" w:color="auto" w:sz="4" w:space="0"/>
-              <w:bottom w:val="nil"/>
-              <w:right w:val="nil"/>
-            </w:tcBorders>
-            <w:shd w:val="clear" w:color="auto" w:fill="auto"/>
-            <w:noWrap w:val="0"/>
-            <w:tcMar>
-              <w:top w:w="120" w:type="dxa"/>
-              <w:left w:w="192" w:type="dxa"/>
-              <w:bottom w:w="120" w:type="dxa"/>
-              <w:right w:w="192" w:type="dxa"/>
-            </w:tcMar>
-            <w:vAlign w:val="center"/>
-          </w:tcPr>
-          <w:p>
-            <w:pPr>
-              <w:keepNext w:val="0"/>
-              <w:keepLines w:val="0"/>
-              <w:widowControl/>
-              <w:suppressLineNumbers w:val="0"/>
-              <w:snapToGrid w:val="0"/>
-              <w:spacing w:line="240" w:lineRule="auto"/>
-              <w:ind w:left="0" w:leftChars="0" w:right="0" w:rightChars="0" w:firstLine="0" w:firstLineChars="0"/>
-              <w:jc w:val="center"/>
-              <w:rPr>
-                <w:rFonts w:hint="default" w:ascii="Segoe UI" w:hAnsi="Segoe UI" w:eastAsia="Segoe UI" w:cs="Segoe UI"/>
-                <w:i w:val="0"/>
-                <w:iCs w:val="0"/>
-                <w:caps w:val="0"/>
-                <w:color w:val="0F1115"/>
-                <w:spacing w:val="0"/>
-                <w:sz w:val="18"/>
-                <w:szCs w:val="18"/>
-              </w:rPr>
-            </w:pPr>
-            <w:r>
-              <w:rPr>
-                <w:rFonts w:hint="default" w:ascii="Segoe UI" w:hAnsi="Segoe UI" w:eastAsia="Segoe UI" w:cs="Segoe UI"/>
-                <w:i w:val="0"/>
-                <w:iCs w:val="0"/>
-                <w:caps w:val="0"/>
-                <w:snapToGrid w:val="0"/>
-                <w:color w:val="000000"/>
-                <w:spacing w:val="0"/>
-                <w:kern w:val="0"/>
-                <w:sz w:val="18"/>
-                <w:szCs w:val="18"/>
-                <w:bdr w:val="none" w:color="auto" w:sz="0" w:space="0"/>
-                <w:lang w:val="en-US" w:eastAsia="zh-CN" w:bidi="ar"/>
-              </w:rPr>
-              <w:t>技术研判与处置</w:t>
-            </w:r>
-          </w:p>
-        </w:tc>
-        <w:tc>
-          <w:tcPr>
-            <w:tcW w:w="4249" w:type="dxa"/>
-            <w:tcBorders>
-              <w:top w:val="single" w:color="auto" w:sz="4" w:space="0"/>
-              <w:left w:val="single" w:color="auto" w:sz="4" w:space="0"/>
-              <w:bottom w:val="nil"/>
-              <w:right w:val="nil"/>
-            </w:tcBorders>
-            <w:shd w:val="clear" w:color="auto" w:fill="auto"/>
-            <w:noWrap w:val="0"/>
-            <w:tcMar>
-              <w:top w:w="120" w:type="dxa"/>
-              <w:left w:w="192" w:type="dxa"/>
-              <w:bottom w:w="120" w:type="dxa"/>
-              <w:right w:w="192" w:type="dxa"/>
-            </w:tcMar>
-            <w:vAlign w:val="center"/>
-          </w:tcPr>
-          <w:p>
-            <w:pPr>
-              <w:keepNext w:val="0"/>
-              <w:keepLines w:val="0"/>
-              <w:widowControl/>
-              <w:numPr>
-                <w:ilvl w:val="0"/>
-                <w:numId w:val="4"/>
-              </w:numPr>
-              <w:suppressLineNumbers w:val="0"/>
-              <w:snapToGrid w:val="0"/>
-              <w:spacing w:line="240" w:lineRule="auto"/>
-              <w:ind w:left="0" w:leftChars="0" w:right="0" w:rightChars="0" w:firstLine="0" w:firstLineChars="0"/>
-              <w:jc w:val="left"/>
-              <w:rPr>
-                <w:rFonts w:hint="default" w:ascii="Segoe UI" w:hAnsi="Segoe UI" w:eastAsia="Segoe UI" w:cs="Segoe UI"/>
-                <w:i w:val="0"/>
-                <w:iCs w:val="0"/>
-                <w:caps w:val="0"/>
-                <w:snapToGrid w:val="0"/>
-                <w:color w:val="000000"/>
-                <w:spacing w:val="0"/>
-                <w:kern w:val="0"/>
-                <w:sz w:val="18"/>
-                <w:szCs w:val="18"/>
-                <w:lang w:val="en-US" w:eastAsia="zh-CN" w:bidi="ar"/>
-              </w:rPr>
-            </w:pPr>
-            <w:r>
-              <w:rPr>
-                <w:rFonts w:hint="default" w:ascii="Segoe UI" w:hAnsi="Segoe UI" w:eastAsia="Segoe UI" w:cs="Segoe UI"/>
-                <w:i w:val="0"/>
-                <w:iCs w:val="0"/>
-                <w:caps w:val="0"/>
-                <w:snapToGrid w:val="0"/>
-                <w:color w:val="000000"/>
-                <w:spacing w:val="0"/>
-                <w:kern w:val="0"/>
-                <w:sz w:val="18"/>
-                <w:szCs w:val="18"/>
-                <w:lang w:val="en-US" w:eastAsia="zh-CN" w:bidi="ar"/>
-              </w:rPr>
-              <w:t>故障诊断：检查AIS接口服务状态，确认服务进程异常退出；查看系统日志，发现“内存溢出”错误</w:t>
-            </w:r>
-          </w:p>
-          <w:p>
-            <w:pPr>
-              <w:keepNext w:val="0"/>
-              <w:keepLines w:val="0"/>
-              <w:widowControl/>
-              <w:numPr>
-                <w:ilvl w:val="0"/>
-                <w:numId w:val="4"/>
-              </w:numPr>
-              <w:suppressLineNumbers w:val="0"/>
-              <w:snapToGrid w:val="0"/>
-              <w:spacing w:line="240" w:lineRule="auto"/>
-              <w:ind w:left="0" w:leftChars="0" w:right="0" w:rightChars="0" w:firstLine="0" w:firstLineChars="0"/>
-              <w:jc w:val="left"/>
-              <w:rPr>
-                <w:rFonts w:hint="default" w:ascii="Segoe UI" w:hAnsi="Segoe UI" w:eastAsia="Segoe UI" w:cs="Segoe UI"/>
-                <w:i w:val="0"/>
-                <w:iCs w:val="0"/>
-                <w:caps w:val="0"/>
-                <w:snapToGrid w:val="0"/>
-                <w:color w:val="000000"/>
-                <w:spacing w:val="0"/>
-                <w:kern w:val="0"/>
-                <w:sz w:val="18"/>
-                <w:szCs w:val="18"/>
-                <w:lang w:val="en-US" w:eastAsia="zh-CN" w:bidi="ar"/>
-              </w:rPr>
-            </w:pPr>
-            <w:r>
-              <w:rPr>
-                <w:rFonts w:hint="default" w:ascii="Segoe UI" w:hAnsi="Segoe UI" w:eastAsia="Segoe UI" w:cs="Segoe UI"/>
-                <w:i w:val="0"/>
-                <w:iCs w:val="0"/>
-                <w:caps w:val="0"/>
-                <w:snapToGrid w:val="0"/>
-                <w:color w:val="000000"/>
-                <w:spacing w:val="0"/>
-                <w:kern w:val="0"/>
-                <w:sz w:val="18"/>
-                <w:szCs w:val="18"/>
-                <w:lang w:val="en-US" w:eastAsia="zh-CN" w:bidi="ar"/>
-              </w:rPr>
-              <w:t>诊断结论：内存溢出导致AIS接口服务异常停止</w:t>
-            </w:r>
-          </w:p>
-          <w:p>
-            <w:pPr>
-              <w:keepNext w:val="0"/>
-              <w:keepLines w:val="0"/>
-              <w:widowControl/>
-              <w:numPr>
-                <w:ilvl w:val="0"/>
-                <w:numId w:val="4"/>
-              </w:numPr>
-              <w:suppressLineNumbers w:val="0"/>
-              <w:snapToGrid w:val="0"/>
-              <w:spacing w:line="240" w:lineRule="auto"/>
-              <w:ind w:left="0" w:leftChars="0" w:right="0" w:rightChars="0" w:firstLine="0" w:firstLineChars="0"/>
-              <w:jc w:val="left"/>
-              <w:rPr>
-                <w:rFonts w:hint="default" w:ascii="Segoe UI" w:hAnsi="Segoe UI" w:eastAsia="Segoe UI" w:cs="Segoe UI"/>
-                <w:i w:val="0"/>
-                <w:iCs w:val="0"/>
-                <w:caps w:val="0"/>
-                <w:color w:val="0F1115"/>
-                <w:spacing w:val="0"/>
-                <w:sz w:val="18"/>
-                <w:szCs w:val="18"/>
-              </w:rPr>
-            </w:pPr>
-            <w:r>
-              <w:rPr>
-                <w:rFonts w:hint="default" w:ascii="Segoe UI" w:hAnsi="Segoe UI" w:eastAsia="Segoe UI" w:cs="Segoe UI"/>
-                <w:i w:val="0"/>
-                <w:iCs w:val="0"/>
-                <w:caps w:val="0"/>
-                <w:snapToGrid w:val="0"/>
-                <w:color w:val="000000"/>
-                <w:spacing w:val="0"/>
-                <w:kern w:val="0"/>
-                <w:sz w:val="18"/>
-                <w:szCs w:val="18"/>
-                <w:lang w:val="en-US" w:eastAsia="zh-CN" w:bidi="ar"/>
-              </w:rPr>
-              <w:t>系统恢复：重启AIS接口服务，恢复数据接收</w:t>
-            </w:r>
-          </w:p>
-          <w:p>
-            <w:pPr>
-              <w:keepNext w:val="0"/>
-              <w:keepLines w:val="0"/>
-              <w:widowControl/>
-              <w:numPr>
-                <w:ilvl w:val="0"/>
-                <w:numId w:val="4"/>
-              </w:numPr>
-              <w:suppressLineNumbers w:val="0"/>
-              <w:snapToGrid w:val="0"/>
-              <w:spacing w:line="240" w:lineRule="auto"/>
-              <w:ind w:left="0" w:leftChars="0" w:right="0" w:rightChars="0" w:firstLine="0" w:firstLineChars="0"/>
-              <w:jc w:val="left"/>
-              <w:rPr>
-                <w:rFonts w:hint="default" w:ascii="Segoe UI" w:hAnsi="Segoe UI" w:eastAsia="Segoe UI" w:cs="Segoe UI"/>
-                <w:i w:val="0"/>
-                <w:iCs w:val="0"/>
-                <w:caps w:val="0"/>
-                <w:color w:val="0F1115"/>
-                <w:spacing w:val="0"/>
-                <w:sz w:val="18"/>
-                <w:szCs w:val="18"/>
-              </w:rPr>
-            </w:pPr>
-            <w:r>
-              <w:rPr>
-                <w:rFonts w:hint="default" w:ascii="Segoe UI" w:hAnsi="Segoe UI" w:eastAsia="Segoe UI" w:cs="Segoe UI"/>
-                <w:i w:val="0"/>
-                <w:iCs w:val="0"/>
-                <w:caps w:val="0"/>
-                <w:snapToGrid w:val="0"/>
-                <w:color w:val="000000"/>
-                <w:spacing w:val="0"/>
-                <w:kern w:val="0"/>
-                <w:sz w:val="18"/>
-                <w:szCs w:val="18"/>
-                <w:lang w:val="en-US" w:eastAsia="zh-CN" w:bidi="ar"/>
-              </w:rPr>
-              <w:t>.数据验证：检查历史数据完整性，确认无数据丢失</w:t>
-            </w:r>
-          </w:p>
-          <w:p>
-            <w:pPr>
-              <w:keepNext w:val="0"/>
-              <w:keepLines w:val="0"/>
-              <w:widowControl/>
-              <w:numPr>
-                <w:ilvl w:val="0"/>
-                <w:numId w:val="4"/>
-              </w:numPr>
-              <w:suppressLineNumbers w:val="0"/>
-              <w:snapToGrid w:val="0"/>
-              <w:spacing w:line="240" w:lineRule="auto"/>
-              <w:ind w:left="0" w:leftChars="0" w:right="0" w:rightChars="0" w:firstLine="0" w:firstLineChars="0"/>
-              <w:jc w:val="left"/>
-              <w:rPr>
-                <w:rFonts w:hint="default" w:ascii="Segoe UI" w:hAnsi="Segoe UI" w:eastAsia="Segoe UI" w:cs="Segoe UI"/>
-                <w:i w:val="0"/>
-                <w:iCs w:val="0"/>
-                <w:caps w:val="0"/>
-                <w:color w:val="0F1115"/>
-                <w:spacing w:val="0"/>
-                <w:sz w:val="18"/>
-                <w:szCs w:val="18"/>
-              </w:rPr>
-            </w:pPr>
-            <w:r>
-              <w:rPr>
-                <w:rFonts w:hint="default" w:ascii="Segoe UI" w:hAnsi="Segoe UI" w:eastAsia="Segoe UI" w:cs="Segoe UI"/>
-                <w:i w:val="0"/>
-                <w:iCs w:val="0"/>
-                <w:caps w:val="0"/>
-                <w:snapToGrid w:val="0"/>
-                <w:color w:val="000000"/>
-                <w:spacing w:val="0"/>
-                <w:kern w:val="0"/>
-                <w:sz w:val="18"/>
-                <w:szCs w:val="18"/>
-                <w:lang w:val="en-US" w:eastAsia="zh-CN" w:bidi="ar"/>
-              </w:rPr>
-              <w:t>业务验证：服务台通知引航调度科验证船舶动态页面功能</w:t>
-            </w:r>
-          </w:p>
-        </w:tc>
-        <w:tc>
-          <w:tcPr>
-            <w:tcW w:w="1772" w:type="dxa"/>
-            <w:tcBorders>
-              <w:top w:val="single" w:color="auto" w:sz="4" w:space="0"/>
-              <w:left w:val="single" w:color="auto" w:sz="4" w:space="0"/>
-              <w:bottom w:val="nil"/>
-              <w:right w:val="single" w:color="auto" w:sz="12" w:space="0"/>
-            </w:tcBorders>
-            <w:shd w:val="clear" w:color="auto" w:fill="auto"/>
-            <w:noWrap w:val="0"/>
-            <w:tcMar>
-              <w:top w:w="120" w:type="dxa"/>
-              <w:left w:w="192" w:type="dxa"/>
-              <w:bottom w:w="120" w:type="dxa"/>
-              <w:right w:w="-1" w:type="dxa"/>
-            </w:tcMar>
-            <w:vAlign w:val="center"/>
-          </w:tcPr>
-          <w:p>
-            <w:pPr>
-              <w:keepNext w:val="0"/>
-              <w:keepLines w:val="0"/>
-              <w:widowControl/>
-              <w:suppressLineNumbers w:val="0"/>
-              <w:snapToGrid w:val="0"/>
-              <w:spacing w:line="240" w:lineRule="auto"/>
-              <w:ind w:left="0" w:leftChars="0" w:right="0" w:rightChars="0" w:firstLine="0" w:firstLineChars="0"/>
-              <w:jc w:val="left"/>
-              <w:rPr>
-                <w:rFonts w:hint="default" w:ascii="Segoe UI" w:hAnsi="Segoe UI" w:eastAsia="Segoe UI" w:cs="Segoe UI"/>
-                <w:i w:val="0"/>
-                <w:iCs w:val="0"/>
-                <w:caps w:val="0"/>
-                <w:color w:val="0F1115"/>
-                <w:spacing w:val="0"/>
-                <w:sz w:val="18"/>
-                <w:szCs w:val="18"/>
-              </w:rPr>
-            </w:pPr>
-            <w:r>
-              <w:rPr>
-                <w:rFonts w:hint="default" w:ascii="Segoe UI" w:hAnsi="Segoe UI" w:eastAsia="Segoe UI" w:cs="Segoe UI"/>
-                <w:i w:val="0"/>
-                <w:iCs w:val="0"/>
-                <w:caps w:val="0"/>
-                <w:snapToGrid w:val="0"/>
-                <w:color w:val="000000"/>
-                <w:spacing w:val="0"/>
-                <w:kern w:val="0"/>
-                <w:sz w:val="18"/>
-                <w:szCs w:val="18"/>
-                <w:bdr w:val="none" w:color="auto" w:sz="0" w:space="0"/>
-                <w:lang w:val="en-US" w:eastAsia="zh-CN" w:bidi="ar"/>
-              </w:rPr>
-              <w:t>技术支持小组（刘书峰、徐亚楠、赵薇）</w:t>
-            </w:r>
-          </w:p>
-        </w:tc>
-      </w:tr>
-      <w:tr>
-        <w:tblPrEx>
-          <w:tblBorders>
-            <w:top w:val="none" w:color="auto" w:sz="0" w:space="0"/>
-            <w:left w:val="none" w:color="auto" w:sz="0" w:space="0"/>
-            <w:bottom w:val="none" w:color="auto" w:sz="0" w:space="0"/>
-            <w:right w:val="none" w:color="auto" w:sz="0" w:space="0"/>
-            <w:insideH w:val="none" w:color="auto" w:sz="0" w:space="0"/>
-            <w:insideV w:val="none" w:color="auto" w:sz="0" w:space="0"/>
-          </w:tblBorders>
-          <w:shd w:val="clear" w:color="auto" w:fill="auto"/>
-          <w:tblCellMar>
-            <w:top w:w="15" w:type="dxa"/>
-            <w:left w:w="15" w:type="dxa"/>
-            <w:bottom w:w="15" w:type="dxa"/>
-            <w:right w:w="15" w:type="dxa"/>
-          </w:tblCellMar>
-        </w:tblPrEx>
-        <w:trPr>
-          <w:trHeight w:val="0" w:hRule="atLeast"/>
-          <w:jc w:val="center"/>
-        </w:trPr>
-        <w:tc>
-          <w:tcPr>
-            <w:tcW w:w="1183" w:type="dxa"/>
-            <w:tcBorders>
-              <w:top w:val="single" w:color="auto" w:sz="4" w:space="0"/>
-              <w:left w:val="single" w:color="auto" w:sz="12" w:space="0"/>
-              <w:bottom w:val="nil"/>
-              <w:right w:val="nil"/>
-            </w:tcBorders>
-            <w:shd w:val="clear" w:color="auto" w:fill="auto"/>
-            <w:noWrap w:val="0"/>
-            <w:tcMar>
-              <w:top w:w="120" w:type="dxa"/>
-              <w:left w:w="-1" w:type="dxa"/>
-              <w:bottom w:w="120" w:type="dxa"/>
-              <w:right w:w="192" w:type="dxa"/>
-            </w:tcMar>
-            <w:vAlign w:val="center"/>
-          </w:tcPr>
-          <w:p>
-            <w:pPr>
-              <w:keepNext w:val="0"/>
-              <w:keepLines w:val="0"/>
-              <w:widowControl/>
-              <w:suppressLineNumbers w:val="0"/>
-              <w:snapToGrid w:val="0"/>
-              <w:spacing w:line="240" w:lineRule="auto"/>
-              <w:ind w:left="0" w:leftChars="0" w:right="0" w:rightChars="0" w:firstLine="0" w:firstLineChars="0"/>
-              <w:jc w:val="center"/>
-              <w:rPr>
-                <w:rFonts w:hint="default" w:ascii="Segoe UI" w:hAnsi="Segoe UI" w:eastAsia="Segoe UI" w:cs="Segoe UI"/>
-                <w:i w:val="0"/>
-                <w:iCs w:val="0"/>
-                <w:caps w:val="0"/>
-                <w:color w:val="0F1115"/>
-                <w:spacing w:val="0"/>
-                <w:sz w:val="18"/>
-                <w:szCs w:val="18"/>
-              </w:rPr>
-            </w:pPr>
-            <w:r>
-              <w:rPr>
-                <w:rFonts w:hint="default" w:ascii="Segoe UI" w:hAnsi="Segoe UI" w:eastAsia="Segoe UI" w:cs="Segoe UI"/>
-                <w:b/>
-                <w:bCs/>
-                <w:i w:val="0"/>
-                <w:iCs w:val="0"/>
-                <w:caps w:val="0"/>
-                <w:snapToGrid w:val="0"/>
-                <w:color w:val="000000"/>
-                <w:spacing w:val="0"/>
-                <w:kern w:val="0"/>
-                <w:sz w:val="18"/>
-                <w:szCs w:val="18"/>
-                <w:bdr w:val="none" w:color="auto" w:sz="0" w:space="0"/>
-                <w:lang w:val="en-US" w:eastAsia="zh-CN" w:bidi="ar"/>
-              </w:rPr>
-              <w:t>15:28</w:t>
-            </w:r>
-          </w:p>
-        </w:tc>
-        <w:tc>
-          <w:tcPr>
-            <w:tcW w:w="1318" w:type="dxa"/>
-            <w:tcBorders>
-              <w:top w:val="single" w:color="auto" w:sz="4" w:space="0"/>
-              <w:left w:val="single" w:color="auto" w:sz="4" w:space="0"/>
-              <w:bottom w:val="nil"/>
-              <w:right w:val="nil"/>
-            </w:tcBorders>
-            <w:shd w:val="clear" w:color="auto" w:fill="auto"/>
-            <w:noWrap w:val="0"/>
-            <w:tcMar>
-              <w:top w:w="120" w:type="dxa"/>
-              <w:left w:w="192" w:type="dxa"/>
-              <w:bottom w:w="120" w:type="dxa"/>
-              <w:right w:w="192" w:type="dxa"/>
-            </w:tcMar>
-            <w:vAlign w:val="center"/>
-          </w:tcPr>
-          <w:p>
-            <w:pPr>
-              <w:keepNext w:val="0"/>
-              <w:keepLines w:val="0"/>
-              <w:widowControl/>
-              <w:suppressLineNumbers w:val="0"/>
-              <w:snapToGrid w:val="0"/>
-              <w:spacing w:line="240" w:lineRule="auto"/>
-              <w:ind w:left="0" w:leftChars="0" w:right="0" w:rightChars="0" w:firstLine="0" w:firstLineChars="0"/>
-              <w:jc w:val="center"/>
-              <w:rPr>
-                <w:rFonts w:hint="default" w:ascii="Segoe UI" w:hAnsi="Segoe UI" w:eastAsia="Segoe UI" w:cs="Segoe UI"/>
-                <w:i w:val="0"/>
-                <w:iCs w:val="0"/>
-                <w:caps w:val="0"/>
-                <w:color w:val="0F1115"/>
-                <w:spacing w:val="0"/>
-                <w:sz w:val="18"/>
-                <w:szCs w:val="18"/>
-              </w:rPr>
-            </w:pPr>
-            <w:r>
-              <w:rPr>
-                <w:rFonts w:hint="default" w:ascii="Segoe UI" w:hAnsi="Segoe UI" w:eastAsia="Segoe UI" w:cs="Segoe UI"/>
-                <w:i w:val="0"/>
-                <w:iCs w:val="0"/>
-                <w:caps w:val="0"/>
-                <w:snapToGrid w:val="0"/>
-                <w:color w:val="000000"/>
-                <w:spacing w:val="0"/>
-                <w:kern w:val="0"/>
-                <w:sz w:val="18"/>
-                <w:szCs w:val="18"/>
-                <w:bdr w:val="none" w:color="auto" w:sz="0" w:space="0"/>
-                <w:lang w:val="en-US" w:eastAsia="zh-CN" w:bidi="ar"/>
-              </w:rPr>
-              <w:t>系统恢复验证</w:t>
-            </w:r>
-          </w:p>
-        </w:tc>
-        <w:tc>
-          <w:tcPr>
-            <w:tcW w:w="4249" w:type="dxa"/>
-            <w:tcBorders>
-              <w:top w:val="single" w:color="auto" w:sz="4" w:space="0"/>
-              <w:left w:val="single" w:color="auto" w:sz="4" w:space="0"/>
-              <w:bottom w:val="nil"/>
-              <w:right w:val="nil"/>
-            </w:tcBorders>
-            <w:shd w:val="clear" w:color="auto" w:fill="auto"/>
-            <w:noWrap w:val="0"/>
-            <w:tcMar>
-              <w:top w:w="120" w:type="dxa"/>
-              <w:left w:w="192" w:type="dxa"/>
-              <w:bottom w:w="120" w:type="dxa"/>
-              <w:right w:w="192" w:type="dxa"/>
-            </w:tcMar>
-            <w:vAlign w:val="center"/>
-          </w:tcPr>
-          <w:p>
-            <w:pPr>
-              <w:keepNext w:val="0"/>
-              <w:keepLines w:val="0"/>
-              <w:widowControl/>
-              <w:suppressLineNumbers w:val="0"/>
-              <w:snapToGrid w:val="0"/>
-              <w:spacing w:line="240" w:lineRule="auto"/>
-              <w:ind w:left="0" w:leftChars="0" w:right="0" w:rightChars="0" w:firstLine="0" w:firstLineChars="0"/>
-              <w:jc w:val="left"/>
-              <w:rPr>
-                <w:rFonts w:hint="default" w:ascii="Segoe UI" w:hAnsi="Segoe UI" w:eastAsia="Segoe UI" w:cs="Segoe UI"/>
-                <w:i w:val="0"/>
-                <w:iCs w:val="0"/>
-                <w:caps w:val="0"/>
-                <w:color w:val="0F1115"/>
-                <w:spacing w:val="0"/>
-                <w:sz w:val="18"/>
-                <w:szCs w:val="18"/>
-              </w:rPr>
-            </w:pPr>
-            <w:r>
-              <w:rPr>
-                <w:rFonts w:hint="default" w:ascii="Segoe UI" w:hAnsi="Segoe UI" w:eastAsia="Segoe UI" w:cs="Segoe UI"/>
-                <w:i w:val="0"/>
-                <w:iCs w:val="0"/>
-                <w:caps w:val="0"/>
-                <w:snapToGrid w:val="0"/>
-                <w:color w:val="000000"/>
-                <w:spacing w:val="0"/>
-                <w:kern w:val="0"/>
-                <w:sz w:val="18"/>
-                <w:szCs w:val="18"/>
-                <w:bdr w:val="none" w:color="auto" w:sz="0" w:space="0"/>
-                <w:lang w:val="en-US" w:eastAsia="zh-CN" w:bidi="ar"/>
-              </w:rPr>
-              <w:t>技术支持小组组长报告：“报告总指挥，AIS接口服务已成功恢复，数据接收正常，历史数据完整性已验证，无数据丢失。船舶动态页面已恢复正常。”</w:t>
-            </w:r>
-          </w:p>
-        </w:tc>
-        <w:tc>
-          <w:tcPr>
-            <w:tcW w:w="1772" w:type="dxa"/>
-            <w:tcBorders>
-              <w:top w:val="single" w:color="auto" w:sz="4" w:space="0"/>
-              <w:left w:val="single" w:color="auto" w:sz="4" w:space="0"/>
-              <w:bottom w:val="nil"/>
-              <w:right w:val="single" w:color="auto" w:sz="12" w:space="0"/>
-            </w:tcBorders>
-            <w:shd w:val="clear" w:color="auto" w:fill="auto"/>
-            <w:noWrap w:val="0"/>
-            <w:tcMar>
-              <w:top w:w="120" w:type="dxa"/>
-              <w:left w:w="192" w:type="dxa"/>
-              <w:bottom w:w="120" w:type="dxa"/>
-              <w:right w:w="-1" w:type="dxa"/>
-            </w:tcMar>
-            <w:vAlign w:val="center"/>
-          </w:tcPr>
-          <w:p>
-            <w:pPr>
-              <w:keepNext w:val="0"/>
-              <w:keepLines w:val="0"/>
-              <w:widowControl/>
-              <w:suppressLineNumbers w:val="0"/>
-              <w:snapToGrid w:val="0"/>
-              <w:spacing w:line="240" w:lineRule="auto"/>
-              <w:ind w:left="0" w:leftChars="0" w:right="0" w:rightChars="0" w:firstLine="0" w:firstLineChars="0"/>
-              <w:jc w:val="left"/>
-              <w:rPr>
-                <w:rFonts w:hint="default" w:ascii="Segoe UI" w:hAnsi="Segoe UI" w:eastAsia="Segoe UI" w:cs="Segoe UI"/>
-                <w:i w:val="0"/>
-                <w:iCs w:val="0"/>
-                <w:caps w:val="0"/>
-                <w:color w:val="0F1115"/>
-                <w:spacing w:val="0"/>
-                <w:sz w:val="18"/>
-                <w:szCs w:val="18"/>
-              </w:rPr>
-            </w:pPr>
-            <w:r>
-              <w:rPr>
-                <w:rFonts w:hint="default" w:ascii="Segoe UI" w:hAnsi="Segoe UI" w:eastAsia="Segoe UI" w:cs="Segoe UI"/>
-                <w:i w:val="0"/>
-                <w:iCs w:val="0"/>
-                <w:caps w:val="0"/>
-                <w:snapToGrid w:val="0"/>
-                <w:color w:val="000000"/>
-                <w:spacing w:val="0"/>
-                <w:kern w:val="0"/>
-                <w:sz w:val="18"/>
-                <w:szCs w:val="18"/>
-                <w:bdr w:val="none" w:color="auto" w:sz="0" w:space="0"/>
-                <w:lang w:val="en-US" w:eastAsia="zh-CN" w:bidi="ar"/>
-              </w:rPr>
-              <w:t>技术支持小组组长（刘书峰）</w:t>
-            </w:r>
-          </w:p>
-        </w:tc>
-      </w:tr>
-      <w:tr>
-        <w:tblPrEx>
-          <w:tblBorders>
-            <w:top w:val="none" w:color="auto" w:sz="0" w:space="0"/>
-            <w:left w:val="none" w:color="auto" w:sz="0" w:space="0"/>
-            <w:bottom w:val="none" w:color="auto" w:sz="0" w:space="0"/>
-            <w:right w:val="none" w:color="auto" w:sz="0" w:space="0"/>
-            <w:insideH w:val="none" w:color="auto" w:sz="0" w:space="0"/>
-            <w:insideV w:val="none" w:color="auto" w:sz="0" w:space="0"/>
-          </w:tblBorders>
-          <w:shd w:val="clear" w:color="auto" w:fill="auto"/>
-          <w:tblCellMar>
-            <w:top w:w="15" w:type="dxa"/>
-            <w:left w:w="15" w:type="dxa"/>
-            <w:bottom w:w="15" w:type="dxa"/>
-            <w:right w:w="15" w:type="dxa"/>
-          </w:tblCellMar>
-        </w:tblPrEx>
-        <w:trPr>
-          <w:trHeight w:val="0" w:hRule="atLeast"/>
-          <w:jc w:val="center"/>
-        </w:trPr>
-        <w:tc>
-          <w:tcPr>
-            <w:tcW w:w="1183" w:type="dxa"/>
-            <w:tcBorders>
-              <w:top w:val="single" w:color="auto" w:sz="4" w:space="0"/>
-              <w:left w:val="single" w:color="auto" w:sz="12" w:space="0"/>
-              <w:bottom w:val="nil"/>
-              <w:right w:val="nil"/>
-            </w:tcBorders>
-            <w:shd w:val="clear" w:color="auto" w:fill="auto"/>
-            <w:noWrap w:val="0"/>
-            <w:tcMar>
-              <w:top w:w="120" w:type="dxa"/>
-              <w:left w:w="-1" w:type="dxa"/>
-              <w:bottom w:w="120" w:type="dxa"/>
-              <w:right w:w="192" w:type="dxa"/>
-            </w:tcMar>
-            <w:vAlign w:val="center"/>
-          </w:tcPr>
-          <w:p>
-            <w:pPr>
-              <w:keepNext w:val="0"/>
-              <w:keepLines w:val="0"/>
-              <w:widowControl/>
-              <w:suppressLineNumbers w:val="0"/>
-              <w:snapToGrid w:val="0"/>
-              <w:spacing w:line="240" w:lineRule="auto"/>
-              <w:ind w:left="0" w:leftChars="0" w:right="0" w:rightChars="0" w:firstLine="0" w:firstLineChars="0"/>
-              <w:jc w:val="center"/>
-              <w:rPr>
-                <w:rFonts w:hint="default" w:ascii="Segoe UI" w:hAnsi="Segoe UI" w:eastAsia="Segoe UI" w:cs="Segoe UI"/>
-                <w:i w:val="0"/>
-                <w:iCs w:val="0"/>
-                <w:caps w:val="0"/>
-                <w:color w:val="0F1115"/>
-                <w:spacing w:val="0"/>
-                <w:sz w:val="18"/>
-                <w:szCs w:val="18"/>
-              </w:rPr>
-            </w:pPr>
-            <w:r>
-              <w:rPr>
-                <w:rFonts w:hint="default" w:ascii="Segoe UI" w:hAnsi="Segoe UI" w:eastAsia="Segoe UI" w:cs="Segoe UI"/>
-                <w:b/>
-                <w:bCs/>
-                <w:i w:val="0"/>
-                <w:iCs w:val="0"/>
-                <w:caps w:val="0"/>
-                <w:snapToGrid w:val="0"/>
-                <w:color w:val="000000"/>
-                <w:spacing w:val="0"/>
-                <w:kern w:val="0"/>
-                <w:sz w:val="18"/>
-                <w:szCs w:val="18"/>
-                <w:bdr w:val="none" w:color="auto" w:sz="0" w:space="0"/>
-                <w:lang w:val="en-US" w:eastAsia="zh-CN" w:bidi="ar"/>
-              </w:rPr>
-              <w:t>15:30</w:t>
-            </w:r>
-          </w:p>
-        </w:tc>
-        <w:tc>
-          <w:tcPr>
-            <w:tcW w:w="1318" w:type="dxa"/>
-            <w:tcBorders>
-              <w:top w:val="single" w:color="auto" w:sz="4" w:space="0"/>
-              <w:left w:val="single" w:color="auto" w:sz="4" w:space="0"/>
-              <w:bottom w:val="nil"/>
-              <w:right w:val="nil"/>
-            </w:tcBorders>
-            <w:shd w:val="clear" w:color="auto" w:fill="auto"/>
-            <w:noWrap w:val="0"/>
-            <w:tcMar>
-              <w:top w:w="120" w:type="dxa"/>
-              <w:left w:w="192" w:type="dxa"/>
-              <w:bottom w:w="120" w:type="dxa"/>
-              <w:right w:w="192" w:type="dxa"/>
-            </w:tcMar>
-            <w:vAlign w:val="center"/>
-          </w:tcPr>
-          <w:p>
-            <w:pPr>
-              <w:keepNext w:val="0"/>
-              <w:keepLines w:val="0"/>
-              <w:widowControl/>
-              <w:suppressLineNumbers w:val="0"/>
-              <w:snapToGrid w:val="0"/>
-              <w:spacing w:line="240" w:lineRule="auto"/>
-              <w:ind w:left="0" w:leftChars="0" w:right="0" w:rightChars="0" w:firstLine="0" w:firstLineChars="0"/>
-              <w:jc w:val="center"/>
-              <w:rPr>
-                <w:rFonts w:hint="default" w:ascii="Segoe UI" w:hAnsi="Segoe UI" w:eastAsia="Segoe UI" w:cs="Segoe UI"/>
-                <w:i w:val="0"/>
-                <w:iCs w:val="0"/>
-                <w:caps w:val="0"/>
-                <w:color w:val="0F1115"/>
-                <w:spacing w:val="0"/>
-                <w:sz w:val="18"/>
-                <w:szCs w:val="18"/>
-              </w:rPr>
-            </w:pPr>
-            <w:r>
-              <w:rPr>
-                <w:rFonts w:hint="default" w:ascii="Segoe UI" w:hAnsi="Segoe UI" w:eastAsia="Segoe UI" w:cs="Segoe UI"/>
-                <w:i w:val="0"/>
-                <w:iCs w:val="0"/>
-                <w:caps w:val="0"/>
-                <w:snapToGrid w:val="0"/>
-                <w:color w:val="000000"/>
-                <w:spacing w:val="0"/>
-                <w:kern w:val="0"/>
-                <w:sz w:val="18"/>
-                <w:szCs w:val="18"/>
-                <w:bdr w:val="none" w:color="auto" w:sz="0" w:space="0"/>
-                <w:lang w:val="en-US" w:eastAsia="zh-CN" w:bidi="ar"/>
-              </w:rPr>
-              <w:t>演练终止</w:t>
-            </w:r>
-          </w:p>
-        </w:tc>
-        <w:tc>
-          <w:tcPr>
-            <w:tcW w:w="4249" w:type="dxa"/>
-            <w:tcBorders>
-              <w:top w:val="single" w:color="auto" w:sz="4" w:space="0"/>
-              <w:left w:val="single" w:color="auto" w:sz="4" w:space="0"/>
-              <w:bottom w:val="nil"/>
-              <w:right w:val="nil"/>
-            </w:tcBorders>
-            <w:shd w:val="clear" w:color="auto" w:fill="auto"/>
-            <w:noWrap w:val="0"/>
-            <w:tcMar>
-              <w:top w:w="120" w:type="dxa"/>
-              <w:left w:w="192" w:type="dxa"/>
-              <w:bottom w:w="120" w:type="dxa"/>
-              <w:right w:w="192" w:type="dxa"/>
-            </w:tcMar>
-            <w:vAlign w:val="center"/>
-          </w:tcPr>
-          <w:p>
-            <w:pPr>
-              <w:keepNext w:val="0"/>
-              <w:keepLines w:val="0"/>
-              <w:widowControl/>
-              <w:suppressLineNumbers w:val="0"/>
-              <w:snapToGrid w:val="0"/>
-              <w:spacing w:line="240" w:lineRule="auto"/>
-              <w:ind w:left="0" w:leftChars="0" w:right="0" w:rightChars="0" w:firstLine="0" w:firstLineChars="0"/>
-              <w:jc w:val="left"/>
-              <w:rPr>
-                <w:rFonts w:hint="default" w:ascii="Segoe UI" w:hAnsi="Segoe UI" w:eastAsia="Segoe UI" w:cs="Segoe UI"/>
-                <w:i w:val="0"/>
-                <w:iCs w:val="0"/>
-                <w:caps w:val="0"/>
-                <w:color w:val="0F1115"/>
-                <w:spacing w:val="0"/>
-                <w:sz w:val="18"/>
-                <w:szCs w:val="18"/>
-              </w:rPr>
-            </w:pPr>
-            <w:r>
-              <w:rPr>
-                <w:rFonts w:hint="default" w:ascii="Segoe UI" w:hAnsi="Segoe UI" w:eastAsia="Segoe UI" w:cs="Segoe UI"/>
-                <w:i w:val="0"/>
-                <w:iCs w:val="0"/>
-                <w:caps w:val="0"/>
-                <w:snapToGrid w:val="0"/>
-                <w:color w:val="000000"/>
-                <w:spacing w:val="0"/>
-                <w:kern w:val="0"/>
-                <w:sz w:val="18"/>
-                <w:szCs w:val="18"/>
-                <w:bdr w:val="none" w:color="auto" w:sz="0" w:space="0"/>
-                <w:lang w:val="en-US" w:eastAsia="zh-CN" w:bidi="ar"/>
-              </w:rPr>
-              <w:t>总指挥宣布：“应急响应结束，演练核心环节完成。转入总结评估阶段。”</w:t>
-            </w:r>
-          </w:p>
-        </w:tc>
-        <w:tc>
-          <w:tcPr>
-            <w:tcW w:w="1772" w:type="dxa"/>
-            <w:tcBorders>
-              <w:top w:val="single" w:color="auto" w:sz="4" w:space="0"/>
-              <w:left w:val="single" w:color="auto" w:sz="4" w:space="0"/>
-              <w:bottom w:val="nil"/>
-              <w:right w:val="single" w:color="auto" w:sz="12" w:space="0"/>
-            </w:tcBorders>
-            <w:shd w:val="clear" w:color="auto" w:fill="auto"/>
-            <w:noWrap w:val="0"/>
-            <w:tcMar>
-              <w:top w:w="120" w:type="dxa"/>
-              <w:left w:w="192" w:type="dxa"/>
-              <w:bottom w:w="120" w:type="dxa"/>
-              <w:right w:w="-1" w:type="dxa"/>
-            </w:tcMar>
-            <w:vAlign w:val="center"/>
-          </w:tcPr>
-          <w:p>
-            <w:pPr>
-              <w:keepNext w:val="0"/>
-              <w:keepLines w:val="0"/>
-              <w:widowControl/>
-              <w:suppressLineNumbers w:val="0"/>
-              <w:snapToGrid w:val="0"/>
-              <w:spacing w:line="240" w:lineRule="auto"/>
-              <w:ind w:left="0" w:leftChars="0" w:right="0" w:rightChars="0" w:firstLine="0" w:firstLineChars="0"/>
-              <w:jc w:val="left"/>
-              <w:rPr>
-                <w:rFonts w:hint="default" w:ascii="Segoe UI" w:hAnsi="Segoe UI" w:eastAsia="Segoe UI" w:cs="Segoe UI"/>
-                <w:i w:val="0"/>
-                <w:iCs w:val="0"/>
-                <w:caps w:val="0"/>
-                <w:color w:val="0F1115"/>
-                <w:spacing w:val="0"/>
-                <w:sz w:val="18"/>
-                <w:szCs w:val="18"/>
-              </w:rPr>
-            </w:pPr>
-            <w:r>
-              <w:rPr>
-                <w:rFonts w:hint="default" w:ascii="Segoe UI" w:hAnsi="Segoe UI" w:eastAsia="Segoe UI" w:cs="Segoe UI"/>
-                <w:i w:val="0"/>
-                <w:iCs w:val="0"/>
-                <w:caps w:val="0"/>
-                <w:snapToGrid w:val="0"/>
-                <w:color w:val="000000"/>
-                <w:spacing w:val="0"/>
-                <w:kern w:val="0"/>
-                <w:sz w:val="18"/>
-                <w:szCs w:val="18"/>
-                <w:bdr w:val="none" w:color="auto" w:sz="0" w:space="0"/>
-                <w:lang w:val="en-US" w:eastAsia="zh-CN" w:bidi="ar"/>
-              </w:rPr>
-              <w:t>总指挥（常海霞）</w:t>
-            </w:r>
-          </w:p>
-        </w:tc>
-      </w:tr>
-      <w:tr>
-        <w:tblPrEx>
-          <w:tblBorders>
-            <w:top w:val="none" w:color="auto" w:sz="0" w:space="0"/>
-            <w:left w:val="none" w:color="auto" w:sz="0" w:space="0"/>
-            <w:bottom w:val="none" w:color="auto" w:sz="0" w:space="0"/>
-            <w:right w:val="none" w:color="auto" w:sz="0" w:space="0"/>
-            <w:insideH w:val="none" w:color="auto" w:sz="0" w:space="0"/>
-            <w:insideV w:val="none" w:color="auto" w:sz="0" w:space="0"/>
-          </w:tblBorders>
-          <w:shd w:val="clear" w:color="auto" w:fill="auto"/>
-          <w:tblCellMar>
-            <w:top w:w="15" w:type="dxa"/>
-            <w:left w:w="15" w:type="dxa"/>
-            <w:bottom w:w="15" w:type="dxa"/>
-            <w:right w:w="15" w:type="dxa"/>
-          </w:tblCellMar>
-        </w:tblPrEx>
-        <w:trPr>
-          <w:trHeight w:val="0" w:hRule="atLeast"/>
-          <w:jc w:val="center"/>
-        </w:trPr>
-        <w:tc>
-          <w:tcPr>
-            <w:tcW w:w="1183" w:type="dxa"/>
-            <w:tcBorders>
-              <w:top w:val="single" w:color="auto" w:sz="4" w:space="0"/>
-              <w:left w:val="single" w:color="auto" w:sz="12" w:space="0"/>
               <w:bottom w:val="single" w:color="auto" w:sz="12" w:space="0"/>
               <w:right w:val="nil"/>
             </w:tcBorders>
@@ -5303,7 +5267,6 @@
                 <w:kern w:val="0"/>
                 <w:sz w:val="18"/>
                 <w:szCs w:val="18"/>
-                <w:bdr w:val="none" w:color="auto" w:sz="0" w:space="0"/>
                 <w:lang w:val="en-US" w:eastAsia="zh-CN" w:bidi="ar"/>
               </w:rPr>
               <w:t>16:00-16:30</w:t>
@@ -5362,7 +5325,6 @@
                 <w:kern w:val="0"/>
                 <w:sz w:val="18"/>
                 <w:szCs w:val="18"/>
-                <w:bdr w:val="none" w:color="auto" w:sz="0" w:space="0"/>
                 <w:lang w:val="en-US" w:eastAsia="zh-CN" w:bidi="ar"/>
               </w:rPr>
               <w:t>总结点评</w:t>
@@ -5421,7 +5383,6 @@
                 <w:kern w:val="0"/>
                 <w:sz w:val="18"/>
                 <w:szCs w:val="18"/>
-                <w:bdr w:val="none" w:color="auto" w:sz="0" w:space="0"/>
                 <w:lang w:val="en-US" w:eastAsia="zh-CN" w:bidi="ar"/>
               </w:rPr>
               <w:t>各小组组长汇报演练体会与发现的问题，评估组汇报观察结果，总指挥进行总结点评</w:t>
@@ -5480,7 +5441,6 @@
                 <w:kern w:val="0"/>
                 <w:sz w:val="18"/>
                 <w:szCs w:val="18"/>
-                <w:bdr w:val="none" w:color="auto" w:sz="0" w:space="0"/>
                 <w:lang w:val="en-US" w:eastAsia="zh-CN" w:bidi="ar"/>
               </w:rPr>
               <w:t>全体参演人员</w:t>
@@ -5504,6 +5464,7 @@
     </w:p>
     <w:tbl>
       <w:tblPr>
+        <w:tblStyle w:val="20"/>
         <w:tblW w:w="8522" w:type="dxa"/>
         <w:jc w:val="center"/>
         <w:tblBorders>
@@ -5539,7 +5500,6 @@
             <w:insideH w:val="none" w:color="auto" w:sz="0" w:space="0"/>
             <w:insideV w:val="none" w:color="auto" w:sz="0" w:space="0"/>
           </w:tblBorders>
-          <w:shd w:val="clear" w:color="auto" w:fill="auto"/>
           <w:tblCellMar>
             <w:top w:w="15" w:type="dxa"/>
             <w:left w:w="15" w:type="dxa"/>
@@ -5606,7 +5566,6 @@
                 <w:kern w:val="0"/>
                 <w:sz w:val="18"/>
                 <w:szCs w:val="18"/>
-                <w:bdr w:val="none" w:color="auto" w:sz="0" w:space="0"/>
                 <w:lang w:val="en-US" w:eastAsia="zh-CN" w:bidi="ar"/>
               </w:rPr>
               <w:t>资源类型</w:t>
@@ -5667,7 +5626,6 @@
                 <w:kern w:val="0"/>
                 <w:sz w:val="18"/>
                 <w:szCs w:val="18"/>
-                <w:bdr w:val="none" w:color="auto" w:sz="0" w:space="0"/>
                 <w:lang w:val="en-US" w:eastAsia="zh-CN" w:bidi="ar"/>
               </w:rPr>
               <w:t>计划使用情况</w:t>
@@ -5728,7 +5686,6 @@
                 <w:kern w:val="0"/>
                 <w:sz w:val="18"/>
                 <w:szCs w:val="18"/>
-                <w:bdr w:val="none" w:color="auto" w:sz="0" w:space="0"/>
                 <w:lang w:val="en-US" w:eastAsia="zh-CN" w:bidi="ar"/>
               </w:rPr>
               <w:t>实际使用/调用情况</w:t>
@@ -5789,7 +5746,6 @@
                 <w:kern w:val="0"/>
                 <w:sz w:val="18"/>
                 <w:szCs w:val="18"/>
-                <w:bdr w:val="none" w:color="auto" w:sz="0" w:space="0"/>
                 <w:lang w:val="en-US" w:eastAsia="zh-CN" w:bidi="ar"/>
               </w:rPr>
               <w:t>备注</w:t>
@@ -5807,7 +5763,6 @@
             <w:insideH w:val="none" w:color="auto" w:sz="0" w:space="0"/>
             <w:insideV w:val="none" w:color="auto" w:sz="0" w:space="0"/>
           </w:tblBorders>
-          <w:shd w:val="clear" w:color="auto" w:fill="auto"/>
           <w:tblCellMar>
             <w:top w:w="15" w:type="dxa"/>
             <w:left w:w="15" w:type="dxa"/>
@@ -5873,7 +5828,6 @@
                 <w:kern w:val="0"/>
                 <w:sz w:val="18"/>
                 <w:szCs w:val="18"/>
-                <w:bdr w:val="none" w:color="auto" w:sz="0" w:space="0"/>
                 <w:lang w:val="en-US" w:eastAsia="zh-CN" w:bidi="ar"/>
               </w:rPr>
               <w:t>通信设备</w:t>
@@ -5932,7 +5886,6 @@
                 <w:kern w:val="0"/>
                 <w:sz w:val="18"/>
                 <w:szCs w:val="18"/>
-                <w:bdr w:val="none" w:color="auto" w:sz="0" w:space="0"/>
                 <w:lang w:val="en-US" w:eastAsia="zh-CN" w:bidi="ar"/>
               </w:rPr>
               <w:t>对讲机6台，微信群</w:t>
@@ -5991,7 +5944,6 @@
                 <w:kern w:val="0"/>
                 <w:sz w:val="18"/>
                 <w:szCs w:val="18"/>
-                <w:bdr w:val="none" w:color="auto" w:sz="0" w:space="0"/>
                 <w:lang w:val="en-US" w:eastAsia="zh-CN" w:bidi="ar"/>
               </w:rPr>
               <w:t>对讲机CH3频道全程畅通，微信群用于信息同步</w:t>
@@ -6050,7 +6002,6 @@
                 <w:kern w:val="0"/>
                 <w:sz w:val="18"/>
                 <w:szCs w:val="18"/>
-                <w:bdr w:val="none" w:color="auto" w:sz="0" w:space="0"/>
                 <w:lang w:val="en-US" w:eastAsia="zh-CN" w:bidi="ar"/>
               </w:rPr>
               <w:t>通信保障有力</w:t>
@@ -6068,7 +6019,6 @@
             <w:insideH w:val="none" w:color="auto" w:sz="0" w:space="0"/>
             <w:insideV w:val="none" w:color="auto" w:sz="0" w:space="0"/>
           </w:tblBorders>
-          <w:shd w:val="clear" w:color="auto" w:fill="auto"/>
           <w:tblCellMar>
             <w:top w:w="15" w:type="dxa"/>
             <w:left w:w="15" w:type="dxa"/>
@@ -6134,7 +6084,6 @@
                 <w:kern w:val="0"/>
                 <w:sz w:val="18"/>
                 <w:szCs w:val="18"/>
-                <w:bdr w:val="none" w:color="auto" w:sz="0" w:space="0"/>
                 <w:lang w:val="en-US" w:eastAsia="zh-CN" w:bidi="ar"/>
               </w:rPr>
               <w:t>测试环境</w:t>
@@ -6193,7 +6142,6 @@
                 <w:kern w:val="0"/>
                 <w:sz w:val="18"/>
                 <w:szCs w:val="18"/>
-                <w:bdr w:val="none" w:color="auto" w:sz="0" w:space="0"/>
                 <w:lang w:val="en-US" w:eastAsia="zh-CN" w:bidi="ar"/>
               </w:rPr>
               <w:t>AIS接口模拟服务1套</w:t>
@@ -6252,7 +6200,6 @@
                 <w:kern w:val="0"/>
                 <w:sz w:val="18"/>
                 <w:szCs w:val="18"/>
-                <w:bdr w:val="none" w:color="auto" w:sz="0" w:space="0"/>
                 <w:lang w:val="en-US" w:eastAsia="zh-CN" w:bidi="ar"/>
               </w:rPr>
               <w:t>测试环境正常运行，成功模拟服务中断场景</w:t>
@@ -6311,7 +6258,6 @@
                 <w:kern w:val="0"/>
                 <w:sz w:val="18"/>
                 <w:szCs w:val="18"/>
-                <w:bdr w:val="none" w:color="auto" w:sz="0" w:space="0"/>
                 <w:lang w:val="en-US" w:eastAsia="zh-CN" w:bidi="ar"/>
               </w:rPr>
               <w:t>技术准备充分</w:t>
@@ -6329,7 +6275,6 @@
             <w:insideH w:val="none" w:color="auto" w:sz="0" w:space="0"/>
             <w:insideV w:val="none" w:color="auto" w:sz="0" w:space="0"/>
           </w:tblBorders>
-          <w:shd w:val="clear" w:color="auto" w:fill="auto"/>
           <w:tblCellMar>
             <w:top w:w="15" w:type="dxa"/>
             <w:left w:w="15" w:type="dxa"/>
@@ -6395,7 +6340,6 @@
                 <w:kern w:val="0"/>
                 <w:sz w:val="18"/>
                 <w:szCs w:val="18"/>
-                <w:bdr w:val="none" w:color="auto" w:sz="0" w:space="0"/>
                 <w:lang w:val="en-US" w:eastAsia="zh-CN" w:bidi="ar"/>
               </w:rPr>
               <w:t>诊断工具</w:t>
@@ -6454,7 +6398,6 @@
                 <w:kern w:val="0"/>
                 <w:sz w:val="18"/>
                 <w:szCs w:val="18"/>
-                <w:bdr w:val="none" w:color="auto" w:sz="0" w:space="0"/>
                 <w:lang w:val="en-US" w:eastAsia="zh-CN" w:bidi="ar"/>
               </w:rPr>
               <w:t>日志分析工具、系统监控工具</w:t>
@@ -6513,7 +6456,6 @@
                 <w:kern w:val="0"/>
                 <w:sz w:val="18"/>
                 <w:szCs w:val="18"/>
-                <w:bdr w:val="none" w:color="auto" w:sz="0" w:space="0"/>
                 <w:lang w:val="en-US" w:eastAsia="zh-CN" w:bidi="ar"/>
               </w:rPr>
               <w:t>全部工具正常使用，故障诊断顺利</w:t>
@@ -6572,7 +6514,6 @@
                 <w:kern w:val="0"/>
                 <w:sz w:val="18"/>
                 <w:szCs w:val="18"/>
-                <w:bdr w:val="none" w:color="auto" w:sz="0" w:space="0"/>
                 <w:lang w:val="en-US" w:eastAsia="zh-CN" w:bidi="ar"/>
               </w:rPr>
               <w:t>工具准备充分</w:t>
@@ -6590,7 +6531,6 @@
             <w:insideH w:val="none" w:color="auto" w:sz="0" w:space="0"/>
             <w:insideV w:val="none" w:color="auto" w:sz="0" w:space="0"/>
           </w:tblBorders>
-          <w:shd w:val="clear" w:color="auto" w:fill="auto"/>
           <w:tblCellMar>
             <w:top w:w="15" w:type="dxa"/>
             <w:left w:w="15" w:type="dxa"/>
@@ -6656,7 +6596,6 @@
                 <w:kern w:val="0"/>
                 <w:sz w:val="18"/>
                 <w:szCs w:val="18"/>
-                <w:bdr w:val="none" w:color="auto" w:sz="0" w:space="0"/>
                 <w:lang w:val="en-US" w:eastAsia="zh-CN" w:bidi="ar"/>
               </w:rPr>
               <w:t>文档工具</w:t>
@@ -6715,7 +6654,6 @@
                 <w:kern w:val="0"/>
                 <w:sz w:val="18"/>
                 <w:szCs w:val="18"/>
-                <w:bdr w:val="none" w:color="auto" w:sz="0" w:space="0"/>
                 <w:lang w:val="en-US" w:eastAsia="zh-CN" w:bidi="ar"/>
               </w:rPr>
               <w:t>应急记录本、评估表格</w:t>
@@ -6774,7 +6712,6 @@
                 <w:kern w:val="0"/>
                 <w:sz w:val="18"/>
                 <w:szCs w:val="18"/>
-                <w:bdr w:val="none" w:color="auto" w:sz="0" w:space="0"/>
                 <w:lang w:val="en-US" w:eastAsia="zh-CN" w:bidi="ar"/>
               </w:rPr>
               <w:t>完整记录演练全过程</w:t>
@@ -6833,7 +6770,6 @@
                 <w:kern w:val="0"/>
                 <w:sz w:val="18"/>
                 <w:szCs w:val="18"/>
-                <w:bdr w:val="none" w:color="auto" w:sz="0" w:space="0"/>
                 <w:lang w:val="en-US" w:eastAsia="zh-CN" w:bidi="ar"/>
               </w:rPr>
               <w:t>文档规范</w:t>
@@ -6851,7 +6787,6 @@
             <w:insideH w:val="none" w:color="auto" w:sz="0" w:space="0"/>
             <w:insideV w:val="none" w:color="auto" w:sz="0" w:space="0"/>
           </w:tblBorders>
-          <w:shd w:val="clear" w:color="auto" w:fill="auto"/>
           <w:tblCellMar>
             <w:top w:w="15" w:type="dxa"/>
             <w:left w:w="15" w:type="dxa"/>
@@ -6917,7 +6852,6 @@
                 <w:kern w:val="0"/>
                 <w:sz w:val="18"/>
                 <w:szCs w:val="18"/>
-                <w:bdr w:val="none" w:color="auto" w:sz="0" w:space="0"/>
                 <w:lang w:val="en-US" w:eastAsia="zh-CN" w:bidi="ar"/>
               </w:rPr>
               <w:t>人员到位</w:t>
@@ -6976,7 +6910,6 @@
                 <w:kern w:val="0"/>
                 <w:sz w:val="18"/>
                 <w:szCs w:val="18"/>
-                <w:bdr w:val="none" w:color="auto" w:sz="0" w:space="0"/>
                 <w:lang w:val="en-US" w:eastAsia="zh-CN" w:bidi="ar"/>
               </w:rPr>
               <w:t>计划约15人</w:t>
@@ -7035,7 +6968,6 @@
                 <w:kern w:val="0"/>
                 <w:sz w:val="18"/>
                 <w:szCs w:val="18"/>
-                <w:bdr w:val="none" w:color="auto" w:sz="0" w:space="0"/>
                 <w:lang w:val="en-US" w:eastAsia="zh-CN" w:bidi="ar"/>
               </w:rPr>
               <w:t>实际到位14人，1人因其他工作请假</w:t>
@@ -7094,7 +7026,6 @@
                 <w:kern w:val="0"/>
                 <w:sz w:val="18"/>
                 <w:szCs w:val="18"/>
-                <w:bdr w:val="none" w:color="auto" w:sz="0" w:space="0"/>
                 <w:lang w:val="en-US" w:eastAsia="zh-CN" w:bidi="ar"/>
               </w:rPr>
               <w:t>核心岗位人员全部到位</w:t>
@@ -7112,7 +7043,6 @@
             <w:insideH w:val="none" w:color="auto" w:sz="0" w:space="0"/>
             <w:insideV w:val="none" w:color="auto" w:sz="0" w:space="0"/>
           </w:tblBorders>
-          <w:shd w:val="clear" w:color="auto" w:fill="auto"/>
           <w:tblCellMar>
             <w:top w:w="15" w:type="dxa"/>
             <w:left w:w="15" w:type="dxa"/>
@@ -7178,7 +7108,6 @@
                 <w:kern w:val="0"/>
                 <w:sz w:val="18"/>
                 <w:szCs w:val="18"/>
-                <w:bdr w:val="none" w:color="auto" w:sz="0" w:space="0"/>
                 <w:lang w:val="en-US" w:eastAsia="zh-CN" w:bidi="ar"/>
               </w:rPr>
               <w:t>应急物资</w:t>
@@ -7237,7 +7166,6 @@
                 <w:kern w:val="0"/>
                 <w:sz w:val="18"/>
                 <w:szCs w:val="18"/>
-                <w:bdr w:val="none" w:color="auto" w:sz="0" w:space="0"/>
                 <w:lang w:val="en-US" w:eastAsia="zh-CN" w:bidi="ar"/>
               </w:rPr>
               <w:t>应急通讯录、备件清单</w:t>
@@ -7296,7 +7224,6 @@
                 <w:kern w:val="0"/>
                 <w:sz w:val="18"/>
                 <w:szCs w:val="18"/>
-                <w:bdr w:val="none" w:color="auto" w:sz="0" w:space="0"/>
                 <w:lang w:val="en-US" w:eastAsia="zh-CN" w:bidi="ar"/>
               </w:rPr>
               <w:t>通讯录准确，备件清单已更新</w:t>
@@ -7355,7 +7282,6 @@
                 <w:kern w:val="0"/>
                 <w:sz w:val="18"/>
                 <w:szCs w:val="18"/>
-                <w:bdr w:val="none" w:color="auto" w:sz="0" w:space="0"/>
                 <w:lang w:val="en-US" w:eastAsia="zh-CN" w:bidi="ar"/>
               </w:rPr>
               <w:t>物资准备充分</w:t>
